--- a/Les_9_Etages_Cote_Sommet.docx
+++ b/Les_9_Etages_Cote_Sommet.docx
@@ -33,20 +33,35 @@
     </w:p>
     <w:p>
       <w:pPr>
-        <w:spacing w:after="60"/>
+        <w:spacing w:before="160" w:after="160"/>
         <w:jc w:val="center"/>
       </w:pPr>
       <w:r>
         <w:rPr>
+          <w:rFonts w:ascii="Helvetica Neue" w:hAnsi="Helvetica Neue"/>
+          <w:b/>
+          <w:color w:val="133968"/>
+          <w:sz w:val="20"/>
+        </w:rPr>
+        <w:t>CÔTÉ SOMMET</w:t>
+      </w:r>
+    </w:p>
+    <w:p>
+      <w:pPr>
+        <w:spacing w:after="80"/>
+        <w:jc w:val="center"/>
+      </w:pPr>
+      <w:r>
+        <w:rPr>
           <w:rFonts w:ascii="Georgia" w:hAnsi="Georgia"/>
           <w:sz w:val="18"/>
         </w:rPr>
-        <w:t>L E S   9   É T A G E S</w:t>
-      </w:r>
-    </w:p>
-    <w:p>
-      <w:pPr>
-        <w:spacing w:after="60"/>
+        <w:t>Cet ouvrage propose une double traversée de l'organisation.</w:t>
+      </w:r>
+    </w:p>
+    <w:p>
+      <w:pPr>
+        <w:spacing w:after="80"/>
         <w:jc w:val="center"/>
       </w:pPr>
       <w:r>
@@ -54,12 +69,12 @@
           <w:rFonts w:ascii="Georgia" w:hAnsi="Georgia"/>
           <w:sz w:val="18"/>
         </w:rPr>
-        <w:t>C Ô T É   S O M M E T</w:t>
-      </w:r>
-    </w:p>
-    <w:p>
-      <w:pPr>
-        <w:spacing w:after="60"/>
+        <w:t>Côté Sommet : vous partez du huitième étage et descendez vers le rez-de-chaussée.</w:t>
+      </w:r>
+    </w:p>
+    <w:p>
+      <w:pPr>
+        <w:spacing w:after="240"/>
         <w:jc w:val="center"/>
       </w:pPr>
       <w:r>
@@ -67,64 +82,12 @@
           <w:rFonts w:ascii="Georgia" w:hAnsi="Georgia"/>
           <w:sz w:val="18"/>
         </w:rPr>
-        <w:t>Vous êtes dans le sens de lecture du côté Sommet.</w:t>
-      </w:r>
-    </w:p>
-    <w:p>
-      <w:pPr>
-        <w:spacing w:after="60"/>
-        <w:jc w:val="center"/>
-      </w:pPr>
-      <w:r>
-        <w:rPr>
-          <w:rFonts w:ascii="Georgia" w:hAnsi="Georgia"/>
-          <w:sz w:val="18"/>
-        </w:rPr>
-        <w:t>Lisez jusqu'au Hall Central, au cœur du livre.</w:t>
-      </w:r>
-    </w:p>
-    <w:p>
-      <w:pPr>
-        <w:spacing w:after="60"/>
-        <w:jc w:val="center"/>
-      </w:pPr>
-      <w:r>
-        <w:rPr>
-          <w:rFonts w:ascii="Georgia" w:hAnsi="Georgia"/>
-          <w:sz w:val="18"/>
-        </w:rPr>
-        <w:t>C Ô T É   T E R R A I N</w:t>
-      </w:r>
-    </w:p>
-    <w:p>
-      <w:pPr>
-        <w:spacing w:after="60"/>
-        <w:jc w:val="center"/>
-      </w:pPr>
-      <w:r>
-        <w:rPr>
-          <w:rFonts w:ascii="Georgia" w:hAnsi="Georgia"/>
-          <w:sz w:val="18"/>
-        </w:rPr>
-        <w:t>Retournez le livre. L'autre couverture</w:t>
-      </w:r>
-    </w:p>
-    <w:p>
-      <w:pPr>
-        <w:spacing w:after="60"/>
-        <w:jc w:val="center"/>
-      </w:pPr>
-      <w:r>
-        <w:rPr>
-          <w:rFonts w:ascii="Georgia" w:hAnsi="Georgia"/>
-          <w:sz w:val="18"/>
-        </w:rPr>
-        <w:t>vous fait entrer dans le sens de lecture du côté Terrain.</w:t>
-      </w:r>
-    </w:p>
-    <w:p>
-      <w:pPr>
-        <w:spacing w:before="320" w:after="40"/>
+        <w:t>À mi-parcours, vous trouverez le Hall Central — lieu de rencontre des deux perspectives.</w:t>
+      </w:r>
+    </w:p>
+    <w:p>
+      <w:pPr>
+        <w:spacing w:before="360" w:after="40"/>
         <w:jc w:val="center"/>
       </w:pPr>
       <w:r>
@@ -133,7 +96,7 @@
           <w:color w:val="787878"/>
           <w:sz w:val="14"/>
         </w:rPr>
-        <w:t>© Alexandre ROUX, 2026 · Tous droits réservés · Imprimé en France</w:t>
+        <w:t>© Les 9 Étages • Tous droits réservés • Dépôt légal 2024</w:t>
       </w:r>
     </w:p>
     <w:p>
@@ -143,22 +106,7 @@
     </w:p>
     <w:p>
       <w:pPr>
-        <w:spacing w:before="200" w:after="80"/>
-        <w:jc w:val="center"/>
-      </w:pPr>
-      <w:r>
-        <w:rPr>
-          <w:rFonts w:ascii="Helvetica Neue" w:hAnsi="Helvetica Neue"/>
-          <w:b/>
-          <w:color w:val="737373"/>
-          <w:sz w:val="14"/>
-        </w:rPr>
-        <w:t>OUVRAGE D'OBSERVATION SOCIALE ET MANAGÉRIALE</w:t>
-      </w:r>
-    </w:p>
-    <w:p>
-      <w:pPr>
-        <w:spacing w:after="60"/>
+        <w:spacing w:before="200" w:after="60"/>
         <w:jc w:val="center"/>
       </w:pPr>
       <w:r>
@@ -172,7 +120,7 @@
     </w:p>
     <w:p>
       <w:pPr>
-        <w:spacing w:after="240"/>
+        <w:spacing w:after="200"/>
         <w:jc w:val="center"/>
       </w:pPr>
       <w:r>
@@ -180,610 +128,777 @@
           <w:rFonts w:ascii="Helvetica Neue" w:hAnsi="Helvetica Neue"/>
           <w:b/>
           <w:color w:val="133968"/>
-          <w:sz w:val="18"/>
+          <w:sz w:val="19"/>
         </w:rPr>
         <w:t>CÔTÉ SOMMET</w:t>
       </w:r>
     </w:p>
     <w:p>
       <w:pPr>
-        <w:spacing w:after="50" w:line="259" w:lineRule="auto"/>
-        <w:jc w:val="both"/>
-      </w:pPr>
-      <w:r>
-        <w:rPr>
-          <w:rFonts w:ascii="Georgia" w:hAnsi="Georgia"/>
-          <w:sz w:val="16"/>
-        </w:rPr>
-        <w:t>P E R S P E C T I V E S T R A T É G I Q U E E T G O U V E R N A N C E</w:t>
-      </w:r>
-    </w:p>
-    <w:p>
-      <w:pPr>
-        <w:spacing w:after="50" w:line="259" w:lineRule="auto"/>
-        <w:jc w:val="both"/>
-      </w:pPr>
-      <w:r>
-        <w:rPr>
-          <w:rFonts w:ascii="Georgia" w:hAnsi="Georgia"/>
-          <w:sz w:val="16"/>
-        </w:rPr>
-        <w:t>C Ô T É S O M M E T — L A V U E D ' E N H A U T</w:t>
-      </w:r>
-    </w:p>
-    <w:p>
-      <w:pPr>
-        <w:spacing w:after="50" w:line="259" w:lineRule="auto"/>
-        <w:jc w:val="both"/>
-      </w:pPr>
-      <w:r>
-        <w:rPr>
-          <w:rFonts w:ascii="Georgia" w:hAnsi="Georgia"/>
-          <w:sz w:val="16"/>
-        </w:rPr>
-        <w:t>N O T E D ' O R I E N TAT I O N S T R AT É G I Q U E</w:t>
-      </w:r>
-    </w:p>
-    <w:p>
-      <w:pPr>
-        <w:spacing w:after="50" w:line="259" w:lineRule="auto"/>
-        <w:jc w:val="both"/>
-      </w:pPr>
-      <w:r>
-        <w:rPr>
-          <w:rFonts w:ascii="Georgia" w:hAnsi="Georgia"/>
-          <w:sz w:val="16"/>
-        </w:rPr>
-        <w:t>Ce versant du livre explore les mécanismes de décision, les filtres d'information et les paradoxes de gouvernance qui s'accumulent au fil de l'ascension. Il s'adresse aux dirigeants, managers et observateurs qui souhaitent comprendre pourquoi les</w:t>
-      </w:r>
-    </w:p>
-    <w:p>
-      <w:pPr>
-        <w:spacing w:after="50" w:line="259" w:lineRule="auto"/>
-        <w:jc w:val="both"/>
-      </w:pPr>
-      <w:r>
-        <w:rPr>
-          <w:rFonts w:ascii="Georgia" w:hAnsi="Georgia"/>
-          <w:sz w:val="16"/>
-        </w:rPr>
-        <w:t>orientations stratégiques les plus rigoureuses rencontrent si souvent la friction silencieuse du réel.</w:t>
-      </w:r>
-    </w:p>
-    <w:p>
-      <w:pPr>
-        <w:spacing w:after="50" w:line="259" w:lineRule="auto"/>
-        <w:jc w:val="both"/>
-      </w:pPr>
-      <w:r>
-        <w:rPr>
-          <w:rFonts w:ascii="Georgia" w:hAnsi="Georgia"/>
-          <w:sz w:val="16"/>
-        </w:rPr>
-        <w:t>Le format tête-bêche : Cet ouvrage propose une double lecture symétrique. En ouvrant ici (côté Sommet), vous partez des instances de gouvernance et descendez les étages pour observer où la stratégie se heurte à la friction du réel. De l'autre côté (côté Terrain), vous monterez depuis le sol opérationnel vers la décision. Les deux parcours convergent au cœur du livre dans le Hall, unique espace de réconciliation.</w:t>
-      </w:r>
-    </w:p>
-    <w:p>
-      <w:pPr>
-        <w:spacing w:after="50" w:line="259" w:lineRule="auto"/>
-        <w:jc w:val="both"/>
-      </w:pPr>
-      <w:r>
-        <w:rPr>
-          <w:rFonts w:ascii="Georgia" w:hAnsi="Georgia"/>
-          <w:sz w:val="16"/>
-        </w:rPr>
-        <w:t>Ce parcours ne propose pas de doctrine managériale préfabriquée. C'est une traversée lucide de la technostructure pour réconcilier la vision globale avec la matière vivante du travail.</w:t>
-      </w:r>
-    </w:p>
-    <w:p>
-      <w:pPr>
-        <w:spacing w:after="50" w:line="259" w:lineRule="auto"/>
-        <w:jc w:val="both"/>
-      </w:pPr>
-      <w:r>
-        <w:rPr>
-          <w:rFonts w:ascii="Georgia" w:hAnsi="Georgia"/>
-          <w:sz w:val="16"/>
-        </w:rPr>
-        <w:t>Note de structure : La descente de la tour s'opère de l'Étage 8 (Direction générale) jusqu'au sol (Étage 0). À chaque palier, nous analyserons les illusions d'optique créées par l'éloignement et les conditions indispensables pour rétablir une subsidiarité active.</w:t>
-      </w:r>
-    </w:p>
-    <w:p>
-      <w:pPr>
-        <w:spacing w:after="50" w:line="259" w:lineRule="auto"/>
-        <w:jc w:val="both"/>
-      </w:pPr>
-      <w:r>
-        <w:rPr>
-          <w:rFonts w:ascii="Georgia" w:hAnsi="Georgia"/>
-          <w:sz w:val="16"/>
-        </w:rPr>
-        <w:t>Le propos de la tour : Ce parcours ne propose pas de doctrine managériale préfabriquée, mais une traversée lucide de la technostructure. À chaque palier, nous analysons les angles morts créés par l'éloignement et les conditions indispensables pour rétablir une subsidiarité active.</w:t>
-      </w:r>
-    </w:p>
-    <w:p>
-      <w:pPr>
-        <w:spacing w:after="50" w:line="259" w:lineRule="auto"/>
-        <w:jc w:val="both"/>
-      </w:pPr>
-      <w:r>
-        <w:rPr>
-          <w:rFonts w:ascii="Georgia" w:hAnsi="Georgia"/>
-          <w:sz w:val="16"/>
-        </w:rPr>
-        <w:t>Note de structure : Selon l'envergure de votre organisation, certains étages fusionnent (PME) ou se démultiplient (grand groupe). L'essentiel ne réside pas dans le nombre absolu de paliers, mais dans la mécanique hiérarchique et humaine qui s'y déploie.</w:t>
-      </w:r>
-    </w:p>
-    <w:p>
-      <w:pPr>
-        <w:spacing w:after="50" w:line="259" w:lineRule="auto"/>
-        <w:jc w:val="both"/>
-      </w:pPr>
-      <w:r>
-        <w:rPr>
-          <w:rFonts w:ascii="Georgia" w:hAnsi="Georgia"/>
-          <w:sz w:val="16"/>
-        </w:rPr>
-        <w:t>L A T O U R , E N 3 Z O N E S</w:t>
-      </w:r>
-    </w:p>
-    <w:p>
-      <w:pPr>
-        <w:spacing w:after="50" w:line="259" w:lineRule="auto"/>
-        <w:jc w:val="both"/>
-      </w:pPr>
-      <w:r>
-        <w:rPr>
-          <w:rFonts w:ascii="Georgia" w:hAnsi="Georgia"/>
-          <w:sz w:val="16"/>
-        </w:rPr>
-        <w:t>É T A G E S 8 – 7 – 6</w:t>
-      </w:r>
-    </w:p>
-    <w:p>
-      <w:pPr>
-        <w:spacing w:after="50" w:line="259" w:lineRule="auto"/>
-        <w:jc w:val="both"/>
-      </w:pPr>
-      <w:r>
-        <w:rPr>
-          <w:rFonts w:ascii="Georgia" w:hAnsi="Georgia"/>
-          <w:sz w:val="16"/>
-        </w:rPr>
-        <w:t>É T A G E S 5 – 4 – 3</w:t>
-      </w:r>
-    </w:p>
-    <w:p>
-      <w:pPr>
-        <w:spacing w:after="50" w:line="259" w:lineRule="auto"/>
-        <w:jc w:val="both"/>
-      </w:pPr>
-      <w:r>
-        <w:rPr>
-          <w:rFonts w:ascii="Georgia" w:hAnsi="Georgia"/>
-          <w:sz w:val="16"/>
-        </w:rPr>
-        <w:t>É T A G E S 2 – 1 – 0</w:t>
-      </w:r>
-    </w:p>
-    <w:p>
-      <w:pPr>
-        <w:spacing w:before="20" w:after="20"/>
-        <w:jc w:val="left"/>
+        <w:spacing w:before="80" w:after="40"/>
       </w:pPr>
       <w:r>
         <w:rPr>
           <w:rFonts w:ascii="Helvetica Neue" w:hAnsi="Helvetica Neue"/>
           <w:b/>
-          <w:sz w:val="15"/>
-        </w:rPr>
-        <w:t>LE SOMMET</w:t>
-      </w:r>
-    </w:p>
-    <w:p>
-      <w:pPr>
-        <w:spacing w:before="20" w:after="20"/>
-        <w:jc w:val="left"/>
+          <w:sz w:val="16"/>
+        </w:rPr>
+        <w:t>AVERTISSEMENT</w:t>
+      </w:r>
+    </w:p>
+    <w:p>
+      <w:pPr>
+        <w:spacing w:after="120" w:line="264" w:lineRule="auto"/>
+        <w:jc w:val="both"/>
+      </w:pPr>
+      <w:r>
+        <w:rPr>
+          <w:rFonts w:ascii="Georgia" w:hAnsi="Georgia"/>
+          <w:sz w:val="16"/>
+        </w:rPr>
+        <w:t>Le format tête-bêche : Cet ouvrage propose une double perspective sur l'entreprise. Le propos de la tour : Ce parcours ne propose pas une critique stérile, mais une observation documentée des mécanismes qui éloignent la décision de l'action. Note de structure : Selon l'envergure de votre organisation, certains étages peuvent être fusionnés, mais la dynamique d'éloignement reste rigoureusement identique.</w:t>
+      </w:r>
+    </w:p>
+    <w:p>
+      <w:pPr>
+        <w:spacing w:before="80" w:after="40"/>
       </w:pPr>
       <w:r>
         <w:rPr>
           <w:rFonts w:ascii="Helvetica Neue" w:hAnsi="Helvetica Neue"/>
           <w:b/>
-          <w:sz w:val="15"/>
-        </w:rPr>
-        <w:t>L'INTERFACE</w:t>
-      </w:r>
-    </w:p>
-    <w:p>
-      <w:pPr>
-        <w:spacing w:before="20" w:after="20"/>
-        <w:jc w:val="left"/>
-      </w:pPr>
-      <w:r>
-        <w:rPr>
-          <w:rFonts w:ascii="Helvetica Neue" w:hAnsi="Helvetica Neue"/>
-          <w:b/>
-          <w:sz w:val="15"/>
-        </w:rPr>
-        <w:t>LE TERRAIN</w:t>
-      </w:r>
-    </w:p>
-    <w:p>
-      <w:pPr>
-        <w:spacing w:after="50" w:line="259" w:lineRule="auto"/>
-        <w:jc w:val="both"/>
-      </w:pPr>
-      <w:r>
-        <w:rPr>
-          <w:rFonts w:ascii="Georgia" w:hAnsi="Georgia"/>
           <w:sz w:val="16"/>
         </w:rPr>
-        <w:t>Ceux qui décident</w:t>
-      </w:r>
-    </w:p>
-    <w:p>
-      <w:pPr>
-        <w:spacing w:after="50" w:line="259" w:lineRule="auto"/>
-        <w:jc w:val="both"/>
-      </w:pPr>
-      <w:r>
-        <w:rPr>
-          <w:rFonts w:ascii="Georgia" w:hAnsi="Georgia"/>
-          <w:sz w:val="16"/>
-        </w:rPr>
-        <w:t>Ceux qui traduisent</w:t>
-      </w:r>
-    </w:p>
-    <w:p>
-      <w:pPr>
-        <w:spacing w:after="50" w:line="259" w:lineRule="auto"/>
-        <w:jc w:val="both"/>
-      </w:pPr>
-      <w:r>
-        <w:rPr>
-          <w:rFonts w:ascii="Georgia" w:hAnsi="Georgia"/>
-          <w:sz w:val="16"/>
-        </w:rPr>
-        <w:t>Ceux qui font</w:t>
-      </w:r>
-    </w:p>
-    <w:p>
-      <w:pPr>
-        <w:spacing w:after="50" w:line="259" w:lineRule="auto"/>
-        <w:jc w:val="both"/>
-      </w:pPr>
-      <w:r>
-        <w:rPr>
-          <w:rFonts w:ascii="Georgia" w:hAnsi="Georgia"/>
-          <w:sz w:val="16"/>
-        </w:rPr>
-        <w:t>« L'autorité formelle décide de l'orientation, mais c'est l'adhésion du sol qui valide l'exécution. »</w:t>
-      </w:r>
-    </w:p>
-    <w:p>
-      <w:r>
-        <w:br w:type="page"/>
-      </w:r>
-    </w:p>
-    <w:p>
-      <w:pPr>
-        <w:spacing w:before="120" w:after="160"/>
-        <w:jc w:val="center"/>
-      </w:pPr>
-      <w:r>
-        <w:rPr>
-          <w:rFonts w:ascii="Helvetica Neue" w:hAnsi="Helvetica Neue"/>
-          <w:b/>
-          <w:sz w:val="24"/>
-        </w:rPr>
-        <w:t>TABLE DES MATIÈRES</w:t>
-      </w:r>
-    </w:p>
-    <w:p>
-      <w:pPr>
-        <w:spacing w:before="100" w:after="30"/>
+        <w:t>LA TOUR, EN 3 ZONES</w:t>
+      </w:r>
+    </w:p>
+    <w:p>
+      <w:pPr>
+        <w:spacing w:after="40" w:line="259" w:lineRule="auto"/>
       </w:pPr>
       <w:r>
         <w:rPr>
           <w:rFonts w:ascii="Helvetica Neue" w:hAnsi="Helvetica Neue"/>
           <w:b/>
           <w:color w:val="133968"/>
+          <w:sz w:val="15"/>
+        </w:rPr>
+        <w:t xml:space="preserve">LE SOMMET (ÉTAGES 8 À 6) : </w:t>
+      </w:r>
+      <w:r>
+        <w:rPr>
+          <w:rFonts w:ascii="Georgia" w:hAnsi="Georgia"/>
           <w:sz w:val="16"/>
         </w:rPr>
-        <w:t>PARTIE I — LA TOUR (DESCENTE)</w:t>
-      </w:r>
-    </w:p>
-    <w:p>
-      <w:pPr>
-        <w:spacing w:before="0" w:after="20"/>
-      </w:pPr>
-      <w:r>
-        <w:rPr>
-          <w:rFonts w:ascii="Georgia" w:hAnsi="Georgia"/>
-          <w:sz w:val="16"/>
-        </w:rPr>
-        <w:t>Prologue — Le lundi de la décision 5</w:t>
-      </w:r>
-    </w:p>
-    <w:p>
-      <w:pPr>
-        <w:spacing w:before="0" w:after="20"/>
-      </w:pPr>
-      <w:r>
-        <w:rPr>
-          <w:rFonts w:ascii="Georgia" w:hAnsi="Georgia"/>
-          <w:sz w:val="16"/>
-        </w:rPr>
-        <w:t>8 Le CEO 7</w:t>
-      </w:r>
-    </w:p>
-    <w:p>
-      <w:pPr>
-        <w:spacing w:before="0" w:after="20"/>
-      </w:pPr>
-      <w:r>
-        <w:rPr>
-          <w:rFonts w:ascii="Georgia" w:hAnsi="Georgia"/>
-          <w:sz w:val="16"/>
-        </w:rPr>
-        <w:t>(PDG)</w:t>
-      </w:r>
-    </w:p>
-    <w:p>
-      <w:pPr>
-        <w:spacing w:before="0" w:after="20"/>
-      </w:pPr>
-      <w:r>
-        <w:rPr>
-          <w:rFonts w:ascii="Georgia" w:hAnsi="Georgia"/>
-          <w:sz w:val="16"/>
-        </w:rPr>
-        <w:t>7 Le Chairman 13</w:t>
-      </w:r>
-    </w:p>
-    <w:p>
-      <w:pPr>
-        <w:spacing w:before="0" w:after="20"/>
-      </w:pPr>
-      <w:r>
-        <w:rPr>
-          <w:rFonts w:ascii="Georgia" w:hAnsi="Georgia"/>
-          <w:sz w:val="16"/>
-        </w:rPr>
-        <w:t>6 Le Président international 18</w:t>
-      </w:r>
-    </w:p>
-    <w:p>
-      <w:pPr>
-        <w:spacing w:before="0" w:after="20"/>
-      </w:pPr>
-      <w:r>
-        <w:rPr>
-          <w:rFonts w:ascii="Georgia" w:hAnsi="Georgia"/>
-          <w:sz w:val="16"/>
-        </w:rPr>
-        <w:t>5 Le Président de division 23</w:t>
-      </w:r>
-    </w:p>
-    <w:p>
-      <w:pPr>
-        <w:spacing w:before="0" w:after="20"/>
-      </w:pPr>
-      <w:r>
-        <w:rPr>
-          <w:rFonts w:ascii="Georgia" w:hAnsi="Georgia"/>
-          <w:sz w:val="16"/>
-        </w:rPr>
-        <w:t>4 Le Vice-Président 28</w:t>
-      </w:r>
-    </w:p>
-    <w:p>
-      <w:pPr>
-        <w:spacing w:before="0" w:after="20"/>
-      </w:pPr>
-      <w:r>
-        <w:rPr>
-          <w:rFonts w:ascii="Georgia" w:hAnsi="Georgia"/>
-          <w:sz w:val="16"/>
-        </w:rPr>
-        <w:t>3 Le Directeur 33</w:t>
-      </w:r>
-    </w:p>
-    <w:p>
-      <w:pPr>
-        <w:spacing w:before="0" w:after="20"/>
-      </w:pPr>
-      <w:r>
-        <w:rPr>
-          <w:rFonts w:ascii="Georgia" w:hAnsi="Georgia"/>
-          <w:sz w:val="16"/>
-        </w:rPr>
-        <w:t>2 Le Responsable de service 39</w:t>
-      </w:r>
-    </w:p>
-    <w:p>
-      <w:pPr>
-        <w:spacing w:before="0" w:after="20"/>
-      </w:pPr>
-      <w:r>
-        <w:rPr>
-          <w:rFonts w:ascii="Georgia" w:hAnsi="Georgia"/>
-          <w:sz w:val="16"/>
-        </w:rPr>
-        <w:t>1 Le Manager de proximité 44</w:t>
-      </w:r>
-    </w:p>
-    <w:p>
-      <w:pPr>
-        <w:spacing w:before="0" w:after="20"/>
-      </w:pPr>
-      <w:r>
-        <w:rPr>
-          <w:rFonts w:ascii="Georgia" w:hAnsi="Georgia"/>
-          <w:sz w:val="16"/>
-        </w:rPr>
-        <w:t>0 Le Terrain vu du Sommet 48</w:t>
-      </w:r>
-    </w:p>
-    <w:p>
-      <w:pPr>
-        <w:spacing w:before="0" w:after="20"/>
-      </w:pPr>
-      <w:r>
-        <w:rPr>
-          <w:rFonts w:ascii="Georgia" w:hAnsi="Georgia"/>
-          <w:sz w:val="16"/>
-        </w:rPr>
-        <w:t>• La vue d'ensemble du Sommet (Bilan) 51</w:t>
-      </w:r>
-    </w:p>
-    <w:p>
-      <w:pPr>
-        <w:spacing w:before="100" w:after="30"/>
+        <w:t>La décision stratégique, la vision macroéconomique et l'illusion du contrôle à distance.</w:t>
+      </w:r>
+    </w:p>
+    <w:p>
+      <w:pPr>
+        <w:spacing w:after="40" w:line="259" w:lineRule="auto"/>
       </w:pPr>
       <w:r>
         <w:rPr>
           <w:rFonts w:ascii="Helvetica Neue" w:hAnsi="Helvetica Neue"/>
           <w:b/>
           <w:color w:val="133968"/>
+          <w:sz w:val="15"/>
+        </w:rPr>
+        <w:t xml:space="preserve">L'INTERFACE (ÉTAGES 5 À 2) : </w:t>
+      </w:r>
+      <w:r>
+        <w:rPr>
+          <w:rFonts w:ascii="Georgia" w:hAnsi="Georgia"/>
           <w:sz w:val="16"/>
         </w:rPr>
+        <w:t>La zone tampon où les arbitrages s'édulcorent et où le management intermédiaire s'épuise.</w:t>
+      </w:r>
+    </w:p>
+    <w:p>
+      <w:pPr>
+        <w:spacing w:after="40" w:line="259" w:lineRule="auto"/>
+      </w:pPr>
+      <w:r>
+        <w:rPr>
+          <w:rFonts w:ascii="Helvetica Neue" w:hAnsi="Helvetica Neue"/>
+          <w:b/>
+          <w:color w:val="133968"/>
+          <w:sz w:val="15"/>
+        </w:rPr>
+        <w:t xml:space="preserve">LE TERRAIN (ÉTAGES 1 ET 0) : </w:t>
+      </w:r>
+      <w:r>
+        <w:rPr>
+          <w:rFonts w:ascii="Georgia" w:hAnsi="Georgia"/>
+          <w:sz w:val="16"/>
+        </w:rPr>
+        <w:t>Le contact direct avec la matière, les clients, les outils et la réalité brute des opérations.</w:t>
+      </w:r>
+    </w:p>
+    <w:p>
+      <w:r>
+        <w:br w:type="page"/>
+      </w:r>
+    </w:p>
+    <w:p>
+      <w:pPr>
+        <w:spacing w:before="80" w:after="120"/>
+        <w:jc w:val="center"/>
+      </w:pPr>
+      <w:r>
+        <w:rPr>
+          <w:rFonts w:ascii="Helvetica Neue" w:hAnsi="Helvetica Neue"/>
+          <w:b/>
+          <w:sz w:val="22"/>
+        </w:rPr>
+        <w:t>TABLE DES MATIÈRES</w:t>
+      </w:r>
+    </w:p>
+    <w:p>
+      <w:pPr>
+        <w:spacing w:before="80" w:after="20"/>
+      </w:pPr>
+      <w:r>
+        <w:rPr>
+          <w:rFonts w:ascii="Helvetica Neue" w:hAnsi="Helvetica Neue"/>
+          <w:b/>
+          <w:color w:val="133968"/>
+          <w:sz w:val="15"/>
+        </w:rPr>
+        <w:t>PARTIE I — LA TOUR (DESCENTE)</w:t>
+      </w:r>
+    </w:p>
+    <w:p>
+      <w:pPr>
+        <w:spacing w:before="0" w:after="10"/>
+      </w:pPr>
+      <w:r>
+        <w:rPr>
+          <w:rFonts w:ascii="Georgia" w:hAnsi="Georgia"/>
+          <w:sz w:val="14"/>
+        </w:rPr>
+        <w:t>Prologue — Le lundi de la décision</w:t>
+      </w:r>
+      <w:r>
+        <w:rPr>
+          <w:rFonts w:ascii="Georgia" w:hAnsi="Georgia"/>
+          <w:color w:val="A0A0A0"/>
+          <w:sz w:val="13"/>
+        </w:rPr>
+        <w:t xml:space="preserve"> .................. </w:t>
+      </w:r>
+      <w:r>
+        <w:rPr>
+          <w:rFonts w:ascii="Helvetica Neue" w:hAnsi="Helvetica Neue"/>
+          <w:b/>
+          <w:sz w:val="14"/>
+        </w:rPr>
+        <w:t>5</w:t>
+      </w:r>
+    </w:p>
+    <w:p>
+      <w:pPr>
+        <w:spacing w:before="0" w:after="10"/>
+      </w:pPr>
+      <w:r>
+        <w:rPr>
+          <w:rFonts w:ascii="Georgia" w:hAnsi="Georgia"/>
+          <w:sz w:val="14"/>
+        </w:rPr>
+        <w:t>8  Le CEO (PDG)</w:t>
+      </w:r>
+      <w:r>
+        <w:rPr>
+          <w:rFonts w:ascii="Georgia" w:hAnsi="Georgia"/>
+          <w:color w:val="A0A0A0"/>
+          <w:sz w:val="13"/>
+        </w:rPr>
+        <w:t xml:space="preserve"> ..................................... </w:t>
+      </w:r>
+      <w:r>
+        <w:rPr>
+          <w:rFonts w:ascii="Helvetica Neue" w:hAnsi="Helvetica Neue"/>
+          <w:b/>
+          <w:sz w:val="14"/>
+        </w:rPr>
+        <w:t>7</w:t>
+      </w:r>
+    </w:p>
+    <w:p>
+      <w:pPr>
+        <w:spacing w:before="0" w:after="10"/>
+      </w:pPr>
+      <w:r>
+        <w:rPr>
+          <w:rFonts w:ascii="Georgia" w:hAnsi="Georgia"/>
+          <w:sz w:val="14"/>
+        </w:rPr>
+        <w:t>7  Le Chairman</w:t>
+      </w:r>
+      <w:r>
+        <w:rPr>
+          <w:rFonts w:ascii="Georgia" w:hAnsi="Georgia"/>
+          <w:color w:val="A0A0A0"/>
+          <w:sz w:val="13"/>
+        </w:rPr>
+        <w:t xml:space="preserve"> ...................................... </w:t>
+      </w:r>
+      <w:r>
+        <w:rPr>
+          <w:rFonts w:ascii="Helvetica Neue" w:hAnsi="Helvetica Neue"/>
+          <w:b/>
+          <w:sz w:val="14"/>
+        </w:rPr>
+        <w:t>13</w:t>
+      </w:r>
+    </w:p>
+    <w:p>
+      <w:pPr>
+        <w:spacing w:before="0" w:after="10"/>
+      </w:pPr>
+      <w:r>
+        <w:rPr>
+          <w:rFonts w:ascii="Georgia" w:hAnsi="Georgia"/>
+          <w:sz w:val="14"/>
+        </w:rPr>
+        <w:t>6  Le Président international</w:t>
+      </w:r>
+      <w:r>
+        <w:rPr>
+          <w:rFonts w:ascii="Georgia" w:hAnsi="Georgia"/>
+          <w:color w:val="A0A0A0"/>
+          <w:sz w:val="13"/>
+        </w:rPr>
+        <w:t xml:space="preserve"> ....................... </w:t>
+      </w:r>
+      <w:r>
+        <w:rPr>
+          <w:rFonts w:ascii="Helvetica Neue" w:hAnsi="Helvetica Neue"/>
+          <w:b/>
+          <w:sz w:val="14"/>
+        </w:rPr>
+        <w:t>19</w:t>
+      </w:r>
+    </w:p>
+    <w:p>
+      <w:pPr>
+        <w:spacing w:before="0" w:after="10"/>
+      </w:pPr>
+      <w:r>
+        <w:rPr>
+          <w:rFonts w:ascii="Georgia" w:hAnsi="Georgia"/>
+          <w:sz w:val="14"/>
+        </w:rPr>
+        <w:t>5  Le Président de division</w:t>
+      </w:r>
+      <w:r>
+        <w:rPr>
+          <w:rFonts w:ascii="Georgia" w:hAnsi="Georgia"/>
+          <w:color w:val="A0A0A0"/>
+          <w:sz w:val="13"/>
+        </w:rPr>
+        <w:t xml:space="preserve"> ......................... </w:t>
+      </w:r>
+      <w:r>
+        <w:rPr>
+          <w:rFonts w:ascii="Helvetica Neue" w:hAnsi="Helvetica Neue"/>
+          <w:b/>
+          <w:sz w:val="14"/>
+        </w:rPr>
+        <w:t>25</w:t>
+      </w:r>
+    </w:p>
+    <w:p>
+      <w:pPr>
+        <w:spacing w:before="0" w:after="10"/>
+      </w:pPr>
+      <w:r>
+        <w:rPr>
+          <w:rFonts w:ascii="Georgia" w:hAnsi="Georgia"/>
+          <w:sz w:val="14"/>
+        </w:rPr>
+        <w:t>4  Le Vice-Président</w:t>
+      </w:r>
+      <w:r>
+        <w:rPr>
+          <w:rFonts w:ascii="Georgia" w:hAnsi="Georgia"/>
+          <w:color w:val="A0A0A0"/>
+          <w:sz w:val="13"/>
+        </w:rPr>
+        <w:t xml:space="preserve"> ................................ </w:t>
+      </w:r>
+      <w:r>
+        <w:rPr>
+          <w:rFonts w:ascii="Helvetica Neue" w:hAnsi="Helvetica Neue"/>
+          <w:b/>
+          <w:sz w:val="14"/>
+        </w:rPr>
+        <w:t>31</w:t>
+      </w:r>
+    </w:p>
+    <w:p>
+      <w:pPr>
+        <w:spacing w:before="0" w:after="10"/>
+      </w:pPr>
+      <w:r>
+        <w:rPr>
+          <w:rFonts w:ascii="Georgia" w:hAnsi="Georgia"/>
+          <w:sz w:val="14"/>
+        </w:rPr>
+        <w:t>3  Le Directeur</w:t>
+      </w:r>
+      <w:r>
+        <w:rPr>
+          <w:rFonts w:ascii="Georgia" w:hAnsi="Georgia"/>
+          <w:color w:val="A0A0A0"/>
+          <w:sz w:val="13"/>
+        </w:rPr>
+        <w:t xml:space="preserve"> ..................................... </w:t>
+      </w:r>
+      <w:r>
+        <w:rPr>
+          <w:rFonts w:ascii="Helvetica Neue" w:hAnsi="Helvetica Neue"/>
+          <w:b/>
+          <w:sz w:val="14"/>
+        </w:rPr>
+        <w:t>37</w:t>
+      </w:r>
+    </w:p>
+    <w:p>
+      <w:pPr>
+        <w:spacing w:before="0" w:after="10"/>
+      </w:pPr>
+      <w:r>
+        <w:rPr>
+          <w:rFonts w:ascii="Georgia" w:hAnsi="Georgia"/>
+          <w:sz w:val="14"/>
+        </w:rPr>
+        <w:t>2  Le Responsable de service</w:t>
+      </w:r>
+      <w:r>
+        <w:rPr>
+          <w:rFonts w:ascii="Georgia" w:hAnsi="Georgia"/>
+          <w:color w:val="A0A0A0"/>
+          <w:sz w:val="13"/>
+        </w:rPr>
+        <w:t xml:space="preserve"> ........................ </w:t>
+      </w:r>
+      <w:r>
+        <w:rPr>
+          <w:rFonts w:ascii="Helvetica Neue" w:hAnsi="Helvetica Neue"/>
+          <w:b/>
+          <w:sz w:val="14"/>
+        </w:rPr>
+        <w:t>43</w:t>
+      </w:r>
+    </w:p>
+    <w:p>
+      <w:pPr>
+        <w:spacing w:before="0" w:after="10"/>
+      </w:pPr>
+      <w:r>
+        <w:rPr>
+          <w:rFonts w:ascii="Georgia" w:hAnsi="Georgia"/>
+          <w:sz w:val="14"/>
+        </w:rPr>
+        <w:t>1  Le Manager de proximité</w:t>
+      </w:r>
+      <w:r>
+        <w:rPr>
+          <w:rFonts w:ascii="Georgia" w:hAnsi="Georgia"/>
+          <w:color w:val="A0A0A0"/>
+          <w:sz w:val="13"/>
+        </w:rPr>
+        <w:t xml:space="preserve"> .......................... </w:t>
+      </w:r>
+      <w:r>
+        <w:rPr>
+          <w:rFonts w:ascii="Helvetica Neue" w:hAnsi="Helvetica Neue"/>
+          <w:b/>
+          <w:sz w:val="14"/>
+        </w:rPr>
+        <w:t>49</w:t>
+      </w:r>
+    </w:p>
+    <w:p>
+      <w:pPr>
+        <w:spacing w:before="0" w:after="10"/>
+      </w:pPr>
+      <w:r>
+        <w:rPr>
+          <w:rFonts w:ascii="Georgia" w:hAnsi="Georgia"/>
+          <w:sz w:val="14"/>
+        </w:rPr>
+        <w:t>0  Le Terrain vu du Sommet</w:t>
+      </w:r>
+      <w:r>
+        <w:rPr>
+          <w:rFonts w:ascii="Georgia" w:hAnsi="Georgia"/>
+          <w:color w:val="A0A0A0"/>
+          <w:sz w:val="13"/>
+        </w:rPr>
+        <w:t xml:space="preserve"> .......................... </w:t>
+      </w:r>
+      <w:r>
+        <w:rPr>
+          <w:rFonts w:ascii="Helvetica Neue" w:hAnsi="Helvetica Neue"/>
+          <w:b/>
+          <w:sz w:val="14"/>
+        </w:rPr>
+        <w:t>55</w:t>
+      </w:r>
+    </w:p>
+    <w:p>
+      <w:pPr>
+        <w:spacing w:before="0" w:after="10"/>
+      </w:pPr>
+      <w:r>
+        <w:rPr>
+          <w:rFonts w:ascii="Georgia" w:hAnsi="Georgia"/>
+          <w:sz w:val="14"/>
+        </w:rPr>
+        <w:t>•  La vue d'ensemble du Sommet (Bilan)</w:t>
+      </w:r>
+      <w:r>
+        <w:rPr>
+          <w:rFonts w:ascii="Georgia" w:hAnsi="Georgia"/>
+          <w:color w:val="A0A0A0"/>
+          <w:sz w:val="13"/>
+        </w:rPr>
+        <w:t xml:space="preserve"> .............. </w:t>
+      </w:r>
+      <w:r>
+        <w:rPr>
+          <w:rFonts w:ascii="Helvetica Neue" w:hAnsi="Helvetica Neue"/>
+          <w:b/>
+          <w:sz w:val="14"/>
+        </w:rPr>
+        <w:t>64</w:t>
+      </w:r>
+    </w:p>
+    <w:p>
+      <w:pPr>
+        <w:spacing w:before="80" w:after="20"/>
+      </w:pPr>
+      <w:r>
+        <w:rPr>
+          <w:rFonts w:ascii="Helvetica Neue" w:hAnsi="Helvetica Neue"/>
+          <w:b/>
+          <w:color w:val="133968"/>
+          <w:sz w:val="15"/>
+        </w:rPr>
         <w:t>PARTIE II — LES LEVIERS DU SOMMET</w:t>
       </w:r>
     </w:p>
     <w:p>
       <w:pPr>
-        <w:spacing w:before="0" w:after="20"/>
-      </w:pPr>
-      <w:r>
-        <w:rPr>
-          <w:rFonts w:ascii="Georgia" w:hAnsi="Georgia"/>
-          <w:sz w:val="16"/>
-        </w:rPr>
-        <w:t>• Ce que gouverner veut vraiment dire 56</w:t>
-      </w:r>
-    </w:p>
-    <w:p>
-      <w:pPr>
-        <w:spacing w:before="0" w:after="20"/>
-      </w:pPr>
-      <w:r>
-        <w:rPr>
-          <w:rFonts w:ascii="Georgia" w:hAnsi="Georgia"/>
-          <w:sz w:val="16"/>
-        </w:rPr>
-        <w:t>• Le coût de ne rien faire 63</w:t>
-      </w:r>
-    </w:p>
-    <w:p>
-      <w:pPr>
-        <w:spacing w:before="0" w:after="20"/>
-      </w:pPr>
-      <w:r>
-        <w:rPr>
-          <w:rFonts w:ascii="Georgia" w:hAnsi="Georgia"/>
-          <w:sz w:val="16"/>
-        </w:rPr>
-        <w:t>• Pourquoi le système résiste 66</w:t>
-      </w:r>
-    </w:p>
-    <w:p>
-      <w:pPr>
-        <w:spacing w:before="0" w:after="20"/>
-      </w:pPr>
-      <w:r>
-        <w:rPr>
-          <w:rFonts w:ascii="Georgia" w:hAnsi="Georgia"/>
-          <w:sz w:val="16"/>
-        </w:rPr>
-        <w:t>• Diriger 4 générations sans caricature 69</w:t>
-      </w:r>
-    </w:p>
-    <w:p>
-      <w:pPr>
-        <w:spacing w:before="0" w:after="20"/>
-      </w:pPr>
-      <w:r>
-        <w:rPr>
-          <w:rFonts w:ascii="Georgia" w:hAnsi="Georgia"/>
-          <w:sz w:val="16"/>
-        </w:rPr>
-        <w:t>• Et si ? Le monde d'après 74</w:t>
-      </w:r>
-    </w:p>
-    <w:p>
-      <w:pPr>
-        <w:spacing w:before="0" w:after="20"/>
-      </w:pPr>
-      <w:r>
-        <w:rPr>
-          <w:rFonts w:ascii="Georgia" w:hAnsi="Georgia"/>
-          <w:sz w:val="16"/>
-        </w:rPr>
-        <w:t>• Les preuves que ça marche 79</w:t>
-      </w:r>
-    </w:p>
-    <w:p>
-      <w:pPr>
-        <w:spacing w:before="0" w:after="20"/>
-      </w:pPr>
-      <w:r>
-        <w:rPr>
-          <w:rFonts w:ascii="Georgia" w:hAnsi="Georgia"/>
-          <w:sz w:val="16"/>
-        </w:rPr>
-        <w:t>• Ce que la tour ne voit pas (Angles morts) 90</w:t>
-      </w:r>
-    </w:p>
-    <w:p>
-      <w:pPr>
-        <w:spacing w:before="0" w:after="20"/>
-      </w:pPr>
-      <w:r>
-        <w:rPr>
-          <w:rFonts w:ascii="Georgia" w:hAnsi="Georgia"/>
-          <w:sz w:val="16"/>
-        </w:rPr>
-        <w:t>• Guide pratique du manager 100</w:t>
-      </w:r>
-    </w:p>
-    <w:p>
-      <w:pPr>
-        <w:spacing w:before="0" w:after="20"/>
-      </w:pPr>
-      <w:r>
-        <w:rPr>
-          <w:rFonts w:ascii="Georgia" w:hAnsi="Georgia"/>
-          <w:sz w:val="16"/>
-        </w:rPr>
-        <w:t>• Le premier pas du décideur 117</w:t>
-      </w:r>
-    </w:p>
-    <w:p>
-      <w:pPr>
-        <w:spacing w:before="0" w:after="20"/>
-      </w:pPr>
-      <w:r>
-        <w:rPr>
-          <w:rFonts w:ascii="Georgia" w:hAnsi="Georgia"/>
-          <w:sz w:val="16"/>
-        </w:rPr>
-        <w:t>• Le Hall Central 123</w:t>
-      </w:r>
-    </w:p>
-    <w:p>
-      <w:pPr>
-        <w:spacing w:before="0" w:after="20"/>
-      </w:pPr>
-      <w:r>
-        <w:rPr>
-          <w:rFonts w:ascii="Georgia" w:hAnsi="Georgia"/>
-          <w:sz w:val="16"/>
-        </w:rPr>
-        <w:t>• Sources documentaires 125</w:t>
-      </w:r>
-    </w:p>
+        <w:spacing w:before="0" w:after="10"/>
+      </w:pPr>
+      <w:r>
+        <w:rPr>
+          <w:rFonts w:ascii="Georgia" w:hAnsi="Georgia"/>
+          <w:sz w:val="14"/>
+        </w:rPr>
+        <w:t>•  Ce que gouverner veut vraiment dire</w:t>
+      </w:r>
+      <w:r>
+        <w:rPr>
+          <w:rFonts w:ascii="Georgia" w:hAnsi="Georgia"/>
+          <w:color w:val="A0A0A0"/>
+          <w:sz w:val="13"/>
+        </w:rPr>
+        <w:t xml:space="preserve"> .............. </w:t>
+      </w:r>
+      <w:r>
+        <w:rPr>
+          <w:rFonts w:ascii="Helvetica Neue" w:hAnsi="Helvetica Neue"/>
+          <w:b/>
+          <w:sz w:val="14"/>
+        </w:rPr>
+        <w:t>64</w:t>
+      </w:r>
+    </w:p>
+    <w:p>
+      <w:pPr>
+        <w:spacing w:before="0" w:after="10"/>
+      </w:pPr>
+      <w:r>
+        <w:rPr>
+          <w:rFonts w:ascii="Georgia" w:hAnsi="Georgia"/>
+          <w:sz w:val="14"/>
+        </w:rPr>
+        <w:t>•  Le coût de ne rien faire</w:t>
+      </w:r>
+      <w:r>
+        <w:rPr>
+          <w:rFonts w:ascii="Georgia" w:hAnsi="Georgia"/>
+          <w:color w:val="A0A0A0"/>
+          <w:sz w:val="13"/>
+        </w:rPr>
+        <w:t xml:space="preserve"> ......................... </w:t>
+      </w:r>
+      <w:r>
+        <w:rPr>
+          <w:rFonts w:ascii="Helvetica Neue" w:hAnsi="Helvetica Neue"/>
+          <w:b/>
+          <w:sz w:val="14"/>
+        </w:rPr>
+        <w:t>69</w:t>
+      </w:r>
+    </w:p>
+    <w:p>
+      <w:pPr>
+        <w:spacing w:before="0" w:after="10"/>
+      </w:pPr>
+      <w:r>
+        <w:rPr>
+          <w:rFonts w:ascii="Georgia" w:hAnsi="Georgia"/>
+          <w:sz w:val="14"/>
+        </w:rPr>
+        <w:t>•  Pourquoi le système résiste</w:t>
+      </w:r>
+      <w:r>
+        <w:rPr>
+          <w:rFonts w:ascii="Georgia" w:hAnsi="Georgia"/>
+          <w:color w:val="A0A0A0"/>
+          <w:sz w:val="13"/>
+        </w:rPr>
+        <w:t xml:space="preserve"> ...................... </w:t>
+      </w:r>
+      <w:r>
+        <w:rPr>
+          <w:rFonts w:ascii="Helvetica Neue" w:hAnsi="Helvetica Neue"/>
+          <w:b/>
+          <w:sz w:val="14"/>
+        </w:rPr>
+        <w:t>71</w:t>
+      </w:r>
+    </w:p>
+    <w:p>
+      <w:pPr>
+        <w:spacing w:before="0" w:after="10"/>
+      </w:pPr>
+      <w:r>
+        <w:rPr>
+          <w:rFonts w:ascii="Georgia" w:hAnsi="Georgia"/>
+          <w:sz w:val="14"/>
+        </w:rPr>
+        <w:t>•  Diriger 4 générations sans caricature</w:t>
+      </w:r>
+      <w:r>
+        <w:rPr>
+          <w:rFonts w:ascii="Georgia" w:hAnsi="Georgia"/>
+          <w:color w:val="A0A0A0"/>
+          <w:sz w:val="13"/>
+        </w:rPr>
+        <w:t xml:space="preserve"> ............ </w:t>
+      </w:r>
+      <w:r>
+        <w:rPr>
+          <w:rFonts w:ascii="Helvetica Neue" w:hAnsi="Helvetica Neue"/>
+          <w:b/>
+          <w:sz w:val="14"/>
+        </w:rPr>
+        <w:t>74</w:t>
+      </w:r>
+    </w:p>
+    <w:p>
+      <w:pPr>
+        <w:spacing w:before="0" w:after="10"/>
+      </w:pPr>
+      <w:r>
+        <w:rPr>
+          <w:rFonts w:ascii="Georgia" w:hAnsi="Georgia"/>
+          <w:sz w:val="14"/>
+        </w:rPr>
+        <w:t>•  Et si ? Le monde d'après</w:t>
+      </w:r>
+      <w:r>
+        <w:rPr>
+          <w:rFonts w:ascii="Georgia" w:hAnsi="Georgia"/>
+          <w:color w:val="A0A0A0"/>
+          <w:sz w:val="13"/>
+        </w:rPr>
+        <w:t xml:space="preserve"> ......................... </w:t>
+      </w:r>
+      <w:r>
+        <w:rPr>
+          <w:rFonts w:ascii="Helvetica Neue" w:hAnsi="Helvetica Neue"/>
+          <w:b/>
+          <w:sz w:val="14"/>
+        </w:rPr>
+        <w:t>79</w:t>
+      </w:r>
+    </w:p>
+    <w:p>
+      <w:pPr>
+        <w:spacing w:before="0" w:after="10"/>
+      </w:pPr>
+      <w:r>
+        <w:rPr>
+          <w:rFonts w:ascii="Georgia" w:hAnsi="Georgia"/>
+          <w:sz w:val="14"/>
+        </w:rPr>
+        <w:t>•  Les preuves que ça marche</w:t>
+      </w:r>
+      <w:r>
+        <w:rPr>
+          <w:rFonts w:ascii="Georgia" w:hAnsi="Georgia"/>
+          <w:color w:val="A0A0A0"/>
+          <w:sz w:val="13"/>
+        </w:rPr>
+        <w:t xml:space="preserve"> ........................ </w:t>
+      </w:r>
+      <w:r>
+        <w:rPr>
+          <w:rFonts w:ascii="Helvetica Neue" w:hAnsi="Helvetica Neue"/>
+          <w:b/>
+          <w:sz w:val="14"/>
+        </w:rPr>
+        <w:t>84</w:t>
+      </w:r>
+    </w:p>
+    <w:p>
+      <w:pPr>
+        <w:spacing w:before="0" w:after="10"/>
+      </w:pPr>
+      <w:r>
+        <w:rPr>
+          <w:rFonts w:ascii="Georgia" w:hAnsi="Georgia"/>
+          <w:sz w:val="14"/>
+        </w:rPr>
+        <w:t>•  Ce que la tour ne voit pas (Angles morts)</w:t>
+      </w:r>
+      <w:r>
+        <w:rPr>
+          <w:rFonts w:ascii="Georgia" w:hAnsi="Georgia"/>
+          <w:color w:val="A0A0A0"/>
+          <w:sz w:val="13"/>
+        </w:rPr>
+        <w:t xml:space="preserve"> ........ </w:t>
+      </w:r>
+      <w:r>
+        <w:rPr>
+          <w:rFonts w:ascii="Helvetica Neue" w:hAnsi="Helvetica Neue"/>
+          <w:b/>
+          <w:sz w:val="14"/>
+        </w:rPr>
+        <w:t>97</w:t>
+      </w:r>
+    </w:p>
+    <w:p>
+      <w:pPr>
+        <w:spacing w:before="0" w:after="10"/>
+      </w:pPr>
+      <w:r>
+        <w:rPr>
+          <w:rFonts w:ascii="Georgia" w:hAnsi="Georgia"/>
+          <w:sz w:val="14"/>
+        </w:rPr>
+        <w:t>•  Guide pratique du manager</w:t>
+      </w:r>
+      <w:r>
+        <w:rPr>
+          <w:rFonts w:ascii="Georgia" w:hAnsi="Georgia"/>
+          <w:color w:val="A0A0A0"/>
+          <w:sz w:val="13"/>
+        </w:rPr>
+        <w:t xml:space="preserve"> ........................ </w:t>
+      </w:r>
+      <w:r>
+        <w:rPr>
+          <w:rFonts w:ascii="Helvetica Neue" w:hAnsi="Helvetica Neue"/>
+          <w:b/>
+          <w:sz w:val="14"/>
+        </w:rPr>
+        <w:t>100</w:t>
+      </w:r>
+    </w:p>
+    <w:p>
+      <w:pPr>
+        <w:spacing w:before="0" w:after="10"/>
+      </w:pPr>
+      <w:r>
+        <w:rPr>
+          <w:rFonts w:ascii="Georgia" w:hAnsi="Georgia"/>
+          <w:sz w:val="14"/>
+        </w:rPr>
+        <w:t>•  Le premier pas du décideur</w:t>
+      </w:r>
+      <w:r>
+        <w:rPr>
+          <w:rFonts w:ascii="Georgia" w:hAnsi="Georgia"/>
+          <w:color w:val="A0A0A0"/>
+          <w:sz w:val="13"/>
+        </w:rPr>
+        <w:t xml:space="preserve"> ....................... </w:t>
+      </w:r>
+      <w:r>
+        <w:rPr>
+          <w:rFonts w:ascii="Helvetica Neue" w:hAnsi="Helvetica Neue"/>
+          <w:b/>
+          <w:sz w:val="14"/>
+        </w:rPr>
+        <w:t>122</w:t>
+      </w:r>
+    </w:p>
+    <w:p>
+      <w:pPr>
+        <w:spacing w:before="0" w:after="10"/>
+      </w:pPr>
+      <w:r>
+        <w:rPr>
+          <w:rFonts w:ascii="Georgia" w:hAnsi="Georgia"/>
+          <w:sz w:val="14"/>
+        </w:rPr>
+        <w:t>•  Le Hall Central</w:t>
+      </w:r>
+      <w:r>
+        <w:rPr>
+          <w:rFonts w:ascii="Georgia" w:hAnsi="Georgia"/>
+          <w:color w:val="A0A0A0"/>
+          <w:sz w:val="13"/>
+        </w:rPr>
+        <w:t xml:space="preserve"> .................................. </w:t>
+      </w:r>
+      <w:r>
+        <w:rPr>
+          <w:rFonts w:ascii="Helvetica Neue" w:hAnsi="Helvetica Neue"/>
+          <w:b/>
+          <w:sz w:val="14"/>
+        </w:rPr>
+        <w:t>128</w:t>
+      </w:r>
+    </w:p>
+    <w:p>
+      <w:pPr>
+        <w:spacing w:before="0" w:after="10"/>
+      </w:pPr>
+      <w:r>
+        <w:rPr>
+          <w:rFonts w:ascii="Georgia" w:hAnsi="Georgia"/>
+          <w:sz w:val="14"/>
+        </w:rPr>
+        <w:t>•  Sources documentaires</w:t>
+      </w:r>
+      <w:r>
+        <w:rPr>
+          <w:rFonts w:ascii="Georgia" w:hAnsi="Georgia"/>
+          <w:color w:val="A0A0A0"/>
+          <w:sz w:val="13"/>
+        </w:rPr>
+        <w:t xml:space="preserve"> ............................ </w:t>
+      </w:r>
+      <w:r>
+        <w:rPr>
+          <w:rFonts w:ascii="Helvetica Neue" w:hAnsi="Helvetica Neue"/>
+          <w:b/>
+          <w:sz w:val="14"/>
+        </w:rPr>
+        <w:t>130</w:t>
+      </w:r>
+    </w:p>
+    <w:p/>
     <w:p>
       <w:r>
         <w:br w:type="page"/>
@@ -8887,42 +9002,36 @@
     </w:p>
     <w:p>
       <w:pPr>
-        <w:spacing w:before="80" w:after="80"/>
+        <w:spacing w:before="1000"/>
+      </w:pPr>
+    </w:p>
+    <w:p>
+      <w:pPr>
+        <w:spacing w:after="280" w:line="300" w:lineRule="auto"/>
         <w:jc w:val="center"/>
       </w:pPr>
       <w:r>
         <w:rPr>
           <w:rFonts w:ascii="Georgia" w:hAnsi="Georgia"/>
           <w:i/>
-          <w:sz w:val="17"/>
-        </w:rPr>
-        <w:t>« On ne pilote pas des êtres humains avec des tableaux : on ne fait que</w:t>
-      </w:r>
-    </w:p>
-    <w:p>
-      <w:pPr>
-        <w:spacing w:before="0" w:after="90" w:line="278" w:lineRule="auto"/>
-        <w:jc w:val="both"/>
-      </w:pPr>
-      <w:r>
-        <w:rPr>
-          <w:rFonts w:ascii="Georgia" w:hAnsi="Georgia"/>
-          <w:sz w:val="17"/>
-        </w:rPr>
-        <w:t>mesurer leur retrait. »</w:t>
-      </w:r>
-    </w:p>
-    <w:p>
-      <w:pPr>
-        <w:spacing w:before="0" w:after="90" w:line="278" w:lineRule="auto"/>
-        <w:jc w:val="both"/>
-      </w:pPr>
-      <w:r>
-        <w:rPr>
-          <w:rFonts w:ascii="Georgia" w:hAnsi="Georgia"/>
-          <w:sz w:val="17"/>
-        </w:rPr>
-        <w:t>— N OT E S D'O B S E R VAT I O N M A N AG É R I A L E</w:t>
+          <w:color w:val="111827"/>
+          <w:sz w:val="22"/>
+        </w:rPr>
+        <w:t>« À force de mesurer le travail par des indicateurs de conformité, on a fini par rendre le travail réel invisible à ceux qui le financent. »</w:t>
+      </w:r>
+    </w:p>
+    <w:p>
+      <w:pPr>
+        <w:spacing w:before="120"/>
+        <w:jc w:val="center"/>
+      </w:pPr>
+      <w:r>
+        <w:rPr>
+          <w:rFonts w:ascii="Helvetica Neue" w:hAnsi="Helvetica Neue"/>
+          <w:color w:val="737373"/>
+          <w:sz w:val="14"/>
+        </w:rPr>
+        <w:t>— L'INTERFACE OUBLIÉE • NOTES MANAGÉRIALES</w:t>
       </w:r>
     </w:p>
     <w:p>
@@ -10245,7 +10354,44 @@
     </w:p>
     <w:p>
       <w:pPr>
-        <w:spacing w:before="0" w:after="90" w:line="278" w:lineRule="auto"/>
+        <w:spacing w:before="300" w:after="80"/>
+        <w:jc w:val="center"/>
+      </w:pPr>
+      <w:r>
+        <w:rPr>
+          <w:rFonts w:ascii="Helvetica Neue" w:hAnsi="Helvetica Neue"/>
+          <w:b/>
+          <w:sz w:val="26"/>
+        </w:rPr>
+        <w:t>LE BILAN DE LA DESCENTE</w:t>
+      </w:r>
+    </w:p>
+    <w:p>
+      <w:pPr>
+        <w:spacing w:after="200"/>
+        <w:jc w:val="center"/>
+      </w:pPr>
+      <w:r>
+        <w:rPr>
+          <w:rFonts w:ascii="Georgia" w:hAnsi="Georgia"/>
+          <w:i/>
+          <w:color w:val="133968"/>
+          <w:sz w:val="19"/>
+        </w:rPr>
+        <w:t>L'ascenseur est au socle. Le constat est sans appel.</w:t>
+      </w:r>
+    </w:p>
+    <w:p>
+      <w:pPr>
+        <w:spacing w:after="160"/>
+        <w:pBdr>
+          <w:bottom w:val="single" w:sz="6" w:space="3" w:color="193968"/>
+        </w:pBdr>
+      </w:pPr>
+    </w:p>
+    <w:p>
+      <w:pPr>
+        <w:spacing w:after="100" w:line="269" w:lineRule="auto"/>
         <w:jc w:val="both"/>
       </w:pPr>
       <w:r>
@@ -10253,7 +10399,87 @@
           <w:rFonts w:ascii="Georgia" w:hAnsi="Georgia"/>
           <w:sz w:val="17"/>
         </w:rPr>
-        <w:t>[ L'ascenseur est au socle. Le chantier de reconstruction commence. ]</w:t>
+        <w:t>Huit étages ont été franchis. De la stratosphère feutrée du conseil d'administration jusqu'au sol brut de la production, vous avez observé la même mécanique à l'œuvre :</w:t>
+      </w:r>
+    </w:p>
+    <w:p>
+      <w:pPr>
+        <w:spacing w:after="80" w:line="264" w:lineRule="auto"/>
+        <w:jc w:val="both"/>
+      </w:pPr>
+      <w:r>
+        <w:rPr>
+          <w:rFonts w:ascii="Helvetica Neue" w:hAnsi="Helvetica Neue"/>
+          <w:b/>
+          <w:color w:val="111827"/>
+          <w:sz w:val="16"/>
+        </w:rPr>
+        <w:t xml:space="preserve">1. La dilution de l'information : </w:t>
+      </w:r>
+      <w:r>
+        <w:rPr>
+          <w:rFonts w:ascii="Georgia" w:hAnsi="Georgia"/>
+          <w:sz w:val="16"/>
+        </w:rPr>
+        <w:t>Chaque palier retranche un peu de réel et ajoute une couche d'abstraction statistique rassurante pour le niveau supérieur.</w:t>
+      </w:r>
+    </w:p>
+    <w:p>
+      <w:pPr>
+        <w:spacing w:after="80" w:line="264" w:lineRule="auto"/>
+        <w:jc w:val="both"/>
+      </w:pPr>
+      <w:r>
+        <w:rPr>
+          <w:rFonts w:ascii="Helvetica Neue" w:hAnsi="Helvetica Neue"/>
+          <w:b/>
+          <w:color w:val="111827"/>
+          <w:sz w:val="16"/>
+        </w:rPr>
+        <w:t xml:space="preserve">2. La sédimentation de la méfiance : </w:t>
+      </w:r>
+      <w:r>
+        <w:rPr>
+          <w:rFonts w:ascii="Georgia" w:hAnsi="Georgia"/>
+          <w:sz w:val="16"/>
+        </w:rPr>
+        <w:t>Plus la tour s'élève, plus elle substitue le contrôle procédural automatique à la confiance envers les compétences humaines.</w:t>
+      </w:r>
+    </w:p>
+    <w:p>
+      <w:pPr>
+        <w:spacing w:after="80" w:line="264" w:lineRule="auto"/>
+        <w:jc w:val="both"/>
+      </w:pPr>
+      <w:r>
+        <w:rPr>
+          <w:rFonts w:ascii="Helvetica Neue" w:hAnsi="Helvetica Neue"/>
+          <w:b/>
+          <w:color w:val="111827"/>
+          <w:sz w:val="16"/>
+        </w:rPr>
+        <w:t xml:space="preserve">3. Le fardeau de l'interface : </w:t>
+      </w:r>
+      <w:r>
+        <w:rPr>
+          <w:rFonts w:ascii="Georgia" w:hAnsi="Georgia"/>
+          <w:sz w:val="16"/>
+        </w:rPr>
+        <w:t>Des managers de proximité pris en étau, épuisés à tenter de concilier deux mondes qui ne partagent plus le même langage.</w:t>
+      </w:r>
+    </w:p>
+    <w:p>
+      <w:pPr>
+        <w:spacing w:before="120" w:after="40"/>
+        <w:jc w:val="both"/>
+      </w:pPr>
+      <w:r>
+        <w:rPr>
+          <w:rFonts w:ascii="Georgia" w:hAnsi="Georgia"/>
+          <w:b/>
+          <w:sz w:val="17"/>
+        </w:rPr>
+        <w:t>Le premier acte s'achève ici. Vous avez mesuré l'étendue du gouffre. La seconde partie de ce livre vous donne les leviers concrets pour reconstruire le pont.</w:t>
       </w:r>
     </w:p>
     <w:p>
@@ -10263,42 +10489,36 @@
     </w:p>
     <w:p>
       <w:pPr>
-        <w:spacing w:before="80" w:after="80"/>
+        <w:spacing w:before="1000"/>
+      </w:pPr>
+    </w:p>
+    <w:p>
+      <w:pPr>
+        <w:spacing w:after="280" w:line="300" w:lineRule="auto"/>
         <w:jc w:val="center"/>
       </w:pPr>
       <w:r>
         <w:rPr>
           <w:rFonts w:ascii="Georgia" w:hAnsi="Georgia"/>
           <w:i/>
-          <w:sz w:val="17"/>
-        </w:rPr>
-        <w:t>« Ce qu'on ne regarde pas ne disparaît pas : cela continue d'agir sans</w:t>
-      </w:r>
-    </w:p>
-    <w:p>
-      <w:pPr>
-        <w:spacing w:before="0" w:after="90" w:line="278" w:lineRule="auto"/>
-        <w:jc w:val="both"/>
-      </w:pPr>
-      <w:r>
-        <w:rPr>
-          <w:rFonts w:ascii="Georgia" w:hAnsi="Georgia"/>
-          <w:sz w:val="17"/>
-        </w:rPr>
-        <w:t>nous. »</w:t>
-      </w:r>
-    </w:p>
-    <w:p>
-      <w:pPr>
-        <w:spacing w:before="0" w:after="90" w:line="278" w:lineRule="auto"/>
-        <w:jc w:val="both"/>
-      </w:pPr>
-      <w:r>
-        <w:rPr>
-          <w:rFonts w:ascii="Georgia" w:hAnsi="Georgia"/>
-          <w:sz w:val="17"/>
-        </w:rPr>
-        <w:t>— L E S 9 É TAG E S DE L A TO U R</w:t>
+          <w:color w:val="111827"/>
+          <w:sz w:val="22"/>
+        </w:rPr>
+        <w:t>« Le sommet décide dans le calme feutré des bureaux de ce qui se répercute en tempête au rez-de-chaussée. »</w:t>
+      </w:r>
+    </w:p>
+    <w:p>
+      <w:pPr>
+        <w:spacing w:before="120"/>
+        <w:jc w:val="center"/>
+      </w:pPr>
+      <w:r>
+        <w:rPr>
+          <w:rFonts w:ascii="Helvetica Neue" w:hAnsi="Helvetica Neue"/>
+          <w:color w:val="737373"/>
+          <w:sz w:val="14"/>
+        </w:rPr>
+        <w:t>— SOCIOLOGIE DES PALIERS • LES 9 ÉTAGES</w:t>
       </w:r>
     </w:p>
     <w:p>
@@ -13700,62 +13920,47 @@
     </w:p>
     <w:p>
       <w:pPr>
-        <w:spacing w:before="0" w:after="40" w:line="259" w:lineRule="auto"/>
-        <w:jc w:val="both"/>
-      </w:pPr>
-      <w:r>
-        <w:rPr>
-          <w:rFonts w:ascii="Georgia" w:hAnsi="Georgia"/>
-          <w:sz w:val="15"/>
+        <w:spacing w:before="120" w:after="60"/>
+        <w:jc w:val="center"/>
+      </w:pPr>
+      <w:r>
+        <w:rPr>
+          <w:rFonts w:ascii="Helvetica Neue" w:hAnsi="Helvetica Neue"/>
+          <w:b/>
+          <w:sz w:val="26"/>
         </w:rPr>
         <w:t>LES PREUVES QUE ÇA MARCHE</w:t>
       </w:r>
     </w:p>
     <w:p>
       <w:pPr>
-        <w:spacing w:before="0" w:after="40" w:line="259" w:lineRule="auto"/>
-        <w:jc w:val="both"/>
-      </w:pPr>
-      <w:r>
-        <w:rPr>
-          <w:rFonts w:ascii="Georgia" w:hAnsi="Georgia"/>
-          <w:sz w:val="15"/>
+        <w:spacing w:after="160"/>
+        <w:jc w:val="center"/>
+        <w:pBdr>
+          <w:bottom w:val="single" w:sz="6" w:space="3" w:color="193968"/>
+        </w:pBdr>
+      </w:pPr>
+      <w:r>
+        <w:rPr>
+          <w:rFonts w:ascii="Georgia" w:hAnsi="Georgia"/>
+          <w:i/>
+          <w:color w:val="133968"/>
+          <w:sz w:val="19"/>
         </w:rPr>
         <w:t>Données empiriques et retours sur investissement</w:t>
       </w:r>
     </w:p>
     <w:p>
       <w:pPr>
-        <w:spacing w:before="0" w:after="40" w:line="259" w:lineRule="auto"/>
-        <w:jc w:val="both"/>
-      </w:pPr>
-      <w:r>
-        <w:rPr>
-          <w:rFonts w:ascii="Georgia" w:hAnsi="Georgia"/>
-          <w:b/>
-          <w:sz w:val="15"/>
-        </w:rPr>
-        <w:t xml:space="preserve">Ce chapitre ne relève pas d'une idéologie militante : </w:t>
-      </w:r>
-      <w:r>
-        <w:rPr>
-          <w:rFonts w:ascii="Georgia" w:hAnsi="Georgia"/>
-          <w:sz w:val="15"/>
-        </w:rPr>
-        <w:t>il s'appuie sur la rigueur des bilans économiques. Les organisations qui ont fait le choix de la souveraineté locale et de la confiance ne sont pas des utopies fragiles — elles surperforment durablement leurs concurrents traditionnels.</w:t>
-      </w:r>
-    </w:p>
-    <w:p>
-      <w:pPr>
-        <w:spacing w:before="0" w:after="40" w:line="259" w:lineRule="auto"/>
-        <w:jc w:val="both"/>
-      </w:pPr>
-      <w:r>
-        <w:rPr>
-          <w:rFonts w:ascii="Georgia" w:hAnsi="Georgia"/>
-          <w:sz w:val="15"/>
-        </w:rPr>
-        <w:t>Voici les preuves chiffrées analysées à travers le prisme du décideur :</w:t>
+        <w:spacing w:after="100" w:line="269" w:lineRule="auto"/>
+        <w:jc w:val="both"/>
+      </w:pPr>
+      <w:r>
+        <w:rPr>
+          <w:rFonts w:ascii="Georgia" w:hAnsi="Georgia"/>
+          <w:sz w:val="17"/>
+        </w:rPr>
+        <w:t>Ce chapitre ne relève pas d'une idéologie militante : il s'appuie sur la rigueur des bilans économiques audités. Les organisations qui ont fait le choix de la subsidiarité et de la souveraineté locale ne sont pas des utopies fragiles — elles surperforment durablement leurs concurrents traditionnels.</w:t>
       </w:r>
     </w:p>
     <w:p>
@@ -13769,124 +13974,356 @@
           <w:color w:val="133968"/>
           <w:sz w:val="17"/>
         </w:rPr>
-        <w:t>▌ 1. BUURTZORG — LA PERFORMANCE PAR L'AUTONOMIE</w:t>
-      </w:r>
-    </w:p>
-    <w:p>
-      <w:pPr>
-        <w:spacing w:before="0" w:after="40" w:line="259" w:lineRule="auto"/>
-        <w:jc w:val="both"/>
-      </w:pPr>
-      <w:r>
-        <w:rPr>
-          <w:rFonts w:ascii="Georgia" w:hAnsi="Georgia"/>
-          <w:sz w:val="15"/>
-        </w:rPr>
-        <w:t>Réseau de soins de 15 000 soignants autonomes, sans aucun management intermédiaire :</w:t>
-      </w:r>
-    </w:p>
-    <w:p>
-      <w:pPr>
-        <w:spacing w:before="0" w:after="40" w:line="259" w:lineRule="auto"/>
-        <w:jc w:val="both"/>
-      </w:pPr>
-      <w:r>
-        <w:rPr>
-          <w:rFonts w:ascii="Georgia" w:hAnsi="Georgia"/>
-          <w:sz w:val="15"/>
-        </w:rPr>
-        <w:t>INDICATEUR DE PERFORMANCE</w:t>
-      </w:r>
-    </w:p>
-    <w:p>
-      <w:pPr>
-        <w:spacing w:before="0" w:after="40" w:line="259" w:lineRule="auto"/>
-        <w:jc w:val="both"/>
-      </w:pPr>
-      <w:r>
-        <w:rPr>
-          <w:rFonts w:ascii="Georgia" w:hAnsi="Georgia"/>
-          <w:sz w:val="15"/>
-        </w:rPr>
-        <w:t>MODÈLE HIÉRARCHIQUE CLASSIQUE</w:t>
-      </w:r>
-    </w:p>
-    <w:p>
-      <w:pPr>
-        <w:spacing w:before="0" w:after="40" w:line="259" w:lineRule="auto"/>
-        <w:jc w:val="both"/>
-      </w:pPr>
-      <w:r>
-        <w:rPr>
-          <w:rFonts w:ascii="Georgia" w:hAnsi="Georgia"/>
-          <w:sz w:val="15"/>
-        </w:rPr>
-        <w:t>MODÈLE BUURTZORG</w:t>
-      </w:r>
-    </w:p>
-    <w:p>
-      <w:pPr>
-        <w:spacing w:before="0" w:after="40" w:line="259" w:lineRule="auto"/>
-        <w:jc w:val="both"/>
-      </w:pPr>
-      <w:r>
-        <w:rPr>
-          <w:rFonts w:ascii="Georgia" w:hAnsi="Georgia"/>
-          <w:sz w:val="15"/>
-        </w:rPr>
-        <w:t>Coût global par patient Base 100 % - 40 %</w:t>
-      </w:r>
-    </w:p>
-    <w:p>
-      <w:pPr>
-        <w:spacing w:before="0" w:after="40" w:line="259" w:lineRule="auto"/>
-        <w:jc w:val="both"/>
-      </w:pPr>
-      <w:r>
-        <w:rPr>
-          <w:rFonts w:ascii="Georgia" w:hAnsi="Georgia"/>
-          <w:sz w:val="15"/>
-        </w:rPr>
-        <w:t>Taux d'absentéisme 7 % à 10 % &lt; 3 %</w:t>
-      </w:r>
-    </w:p>
-    <w:p>
-      <w:pPr>
-        <w:spacing w:before="0" w:after="40" w:line="259" w:lineRule="auto"/>
-        <w:jc w:val="both"/>
-      </w:pPr>
-      <w:r>
-        <w:rPr>
-          <w:rFonts w:ascii="Georgia" w:hAnsi="Georgia"/>
-          <w:sz w:val="15"/>
-        </w:rPr>
-        <w:t>Rotation des effectifs (Turnover) 15 % à 25 % &lt; 5 %</w:t>
-      </w:r>
-    </w:p>
-    <w:p>
-      <w:pPr>
-        <w:spacing w:before="0" w:after="40" w:line="259" w:lineRule="auto"/>
-        <w:jc w:val="both"/>
-      </w:pPr>
-      <w:r>
-        <w:rPr>
-          <w:rFonts w:ascii="Georgia" w:hAnsi="Georgia"/>
-          <w:sz w:val="15"/>
-        </w:rPr>
-        <w:t>Coûts administratifs &amp; contrôle 20 % à 25 % du budget &lt; 8 %</w:t>
-      </w:r>
-    </w:p>
-    <w:p>
-      <w:pPr>
-        <w:spacing w:before="0" w:after="40" w:line="259" w:lineRule="auto"/>
-        <w:jc w:val="both"/>
-      </w:pPr>
-      <w:r>
-        <w:rPr>
-          <w:rFonts w:ascii="Georgia" w:hAnsi="Georgia"/>
-          <w:sz w:val="15"/>
-        </w:rPr>
-        <w:t>LECTURE STRATÉGIQUE Ce résultat ne provient pas d'un sacrifice social, mais de l'élimination pure et simple des strates de contrôle bureaucratique. Moins de réunions de reporting, c'est 100 % du temps réinvesti auprès des usagers.</w:t>
+        <w:t>▌ 1. BUURTZORG — LA SANTÉ SANS BUREAUCRATIE</w:t>
+      </w:r>
+    </w:p>
+    <w:p>
+      <w:pPr>
+        <w:spacing w:after="80" w:line="264" w:lineRule="auto"/>
+        <w:jc w:val="both"/>
+      </w:pPr>
+      <w:r>
+        <w:rPr>
+          <w:rFonts w:ascii="Georgia" w:hAnsi="Georgia"/>
+          <w:sz w:val="16"/>
+        </w:rPr>
+        <w:t>Réseau de soins de 15 000 soignants organisés en équipes de 10 à 12 personnes totalement autonomes, avec seulement 50 personnes au siège pour toute la gestion administrative nationale :</w:t>
+      </w:r>
+    </w:p>
+    <w:tbl>
+      <w:tblPr>
+        <w:tblW w:type="auto" w:w="0"/>
+        <w:jc w:val="center"/>
+        <w:tblLook w:firstColumn="1" w:firstRow="1" w:lastColumn="0" w:lastRow="0" w:noHBand="0" w:noVBand="1" w:val="04A0"/>
+        <w:tblBorders>
+          <w:top w:val="single" w:sz="6" w:space="0" w:color="D4D4D8"/>
+          <w:bottom w:val="single" w:sz="6" w:space="0" w:color="D4D4D8"/>
+          <w:left w:val="none"/>
+          <w:right w:val="none"/>
+          <w:insideH w:val="single" w:sz="4" w:space="0" w:color="E4E4E7"/>
+          <w:insideV w:val="none"/>
+        </w:tblBorders>
+      </w:tblPr>
+      <w:tblGrid>
+        <w:gridCol w:w="2344"/>
+        <w:gridCol w:w="2344"/>
+        <w:gridCol w:w="2344"/>
+      </w:tblGrid>
+      <w:tr>
+        <w:tc>
+          <w:tcPr>
+            <w:tcW w:type="dxa" w:w="2381"/>
+            <w:shd w:val="clear" w:color="auto" w:fill="F4F4F5"/>
+          </w:tcPr>
+          <w:p>
+            <w:pPr>
+              <w:spacing w:before="40" w:after="40"/>
+              <w:jc w:val="left"/>
+            </w:pPr>
+            <w:r>
+              <w:rPr>
+                <w:rFonts w:ascii="Helvetica Neue" w:hAnsi="Helvetica Neue"/>
+                <w:b/>
+                <w:color w:val="133968"/>
+                <w:sz w:val="14"/>
+              </w:rPr>
+              <w:t>INDICATEUR CLÉ</w:t>
+            </w:r>
+          </w:p>
+        </w:tc>
+        <w:tc>
+          <w:tcPr>
+            <w:tcW w:type="dxa" w:w="2268"/>
+            <w:shd w:val="clear" w:color="auto" w:fill="F4F4F5"/>
+          </w:tcPr>
+          <w:p>
+            <w:pPr>
+              <w:spacing w:before="40" w:after="40"/>
+              <w:jc w:val="left"/>
+            </w:pPr>
+            <w:r>
+              <w:rPr>
+                <w:rFonts w:ascii="Helvetica Neue" w:hAnsi="Helvetica Neue"/>
+                <w:b/>
+                <w:color w:val="133968"/>
+                <w:sz w:val="14"/>
+              </w:rPr>
+              <w:t>MODÈLE CLASSIQUE</w:t>
+            </w:r>
+          </w:p>
+        </w:tc>
+        <w:tc>
+          <w:tcPr>
+            <w:tcW w:type="dxa" w:w="2381"/>
+            <w:shd w:val="clear" w:color="auto" w:fill="F4F4F5"/>
+          </w:tcPr>
+          <w:p>
+            <w:pPr>
+              <w:spacing w:before="40" w:after="40"/>
+              <w:jc w:val="left"/>
+            </w:pPr>
+            <w:r>
+              <w:rPr>
+                <w:rFonts w:ascii="Helvetica Neue" w:hAnsi="Helvetica Neue"/>
+                <w:b/>
+                <w:color w:val="133968"/>
+                <w:sz w:val="14"/>
+              </w:rPr>
+              <w:t>RÉSULTAT BUURTZORG</w:t>
+            </w:r>
+          </w:p>
+        </w:tc>
+      </w:tr>
+      <w:tr>
+        <w:tc>
+          <w:tcPr>
+            <w:tcW w:type="dxa" w:w="2381"/>
+          </w:tcPr>
+          <w:p>
+            <w:pPr>
+              <w:spacing w:before="40" w:after="40"/>
+              <w:jc w:val="left"/>
+            </w:pPr>
+            <w:r>
+              <w:rPr>
+                <w:rFonts w:ascii="Helvetica Neue" w:hAnsi="Helvetica Neue"/>
+                <w:b/>
+                <w:color w:val="18181B"/>
+                <w:sz w:val="14"/>
+              </w:rPr>
+              <w:t>Coût global par patient</w:t>
+            </w:r>
+          </w:p>
+        </w:tc>
+        <w:tc>
+          <w:tcPr>
+            <w:tcW w:type="dxa" w:w="2268"/>
+          </w:tcPr>
+          <w:p>
+            <w:pPr>
+              <w:spacing w:before="40" w:after="40"/>
+              <w:jc w:val="left"/>
+            </w:pPr>
+            <w:r>
+              <w:rPr>
+                <w:rFonts w:ascii="Georgia" w:hAnsi="Georgia"/>
+                <w:sz w:val="14"/>
+              </w:rPr>
+              <w:t>Base 100 %</w:t>
+            </w:r>
+          </w:p>
+        </w:tc>
+        <w:tc>
+          <w:tcPr>
+            <w:tcW w:type="dxa" w:w="2381"/>
+          </w:tcPr>
+          <w:p>
+            <w:pPr>
+              <w:spacing w:before="40" w:after="40"/>
+              <w:jc w:val="left"/>
+            </w:pPr>
+            <w:r>
+              <w:rPr>
+                <w:rFonts w:ascii="Georgia" w:hAnsi="Georgia"/>
+                <w:sz w:val="14"/>
+              </w:rPr>
+              <w:t>- 40 % d'heures requises</w:t>
+            </w:r>
+          </w:p>
+        </w:tc>
+      </w:tr>
+      <w:tr>
+        <w:tc>
+          <w:tcPr>
+            <w:tcW w:type="dxa" w:w="2381"/>
+          </w:tcPr>
+          <w:p>
+            <w:pPr>
+              <w:spacing w:before="40" w:after="40"/>
+              <w:jc w:val="left"/>
+            </w:pPr>
+            <w:r>
+              <w:rPr>
+                <w:rFonts w:ascii="Helvetica Neue" w:hAnsi="Helvetica Neue"/>
+                <w:b/>
+                <w:color w:val="18181B"/>
+                <w:sz w:val="14"/>
+              </w:rPr>
+              <w:t>Taux d'absentéisme</w:t>
+            </w:r>
+          </w:p>
+        </w:tc>
+        <w:tc>
+          <w:tcPr>
+            <w:tcW w:type="dxa" w:w="2268"/>
+          </w:tcPr>
+          <w:p>
+            <w:pPr>
+              <w:spacing w:before="40" w:after="40"/>
+              <w:jc w:val="left"/>
+            </w:pPr>
+            <w:r>
+              <w:rPr>
+                <w:rFonts w:ascii="Georgia" w:hAnsi="Georgia"/>
+                <w:sz w:val="14"/>
+              </w:rPr>
+              <w:t>7 % à 10 %</w:t>
+            </w:r>
+          </w:p>
+        </w:tc>
+        <w:tc>
+          <w:tcPr>
+            <w:tcW w:type="dxa" w:w="2381"/>
+          </w:tcPr>
+          <w:p>
+            <w:pPr>
+              <w:spacing w:before="40" w:after="40"/>
+              <w:jc w:val="left"/>
+            </w:pPr>
+            <w:r>
+              <w:rPr>
+                <w:rFonts w:ascii="Georgia" w:hAnsi="Georgia"/>
+                <w:sz w:val="14"/>
+              </w:rPr>
+              <w:t>&lt; 3 % (N°1 national)</w:t>
+            </w:r>
+          </w:p>
+        </w:tc>
+      </w:tr>
+      <w:tr>
+        <w:tc>
+          <w:tcPr>
+            <w:tcW w:type="dxa" w:w="2381"/>
+          </w:tcPr>
+          <w:p>
+            <w:pPr>
+              <w:spacing w:before="40" w:after="40"/>
+              <w:jc w:val="left"/>
+            </w:pPr>
+            <w:r>
+              <w:rPr>
+                <w:rFonts w:ascii="Helvetica Neue" w:hAnsi="Helvetica Neue"/>
+                <w:b/>
+                <w:color w:val="18181B"/>
+                <w:sz w:val="14"/>
+              </w:rPr>
+              <w:t>Turnover du personnel</w:t>
+            </w:r>
+          </w:p>
+        </w:tc>
+        <w:tc>
+          <w:tcPr>
+            <w:tcW w:type="dxa" w:w="2268"/>
+          </w:tcPr>
+          <w:p>
+            <w:pPr>
+              <w:spacing w:before="40" w:after="40"/>
+              <w:jc w:val="left"/>
+            </w:pPr>
+            <w:r>
+              <w:rPr>
+                <w:rFonts w:ascii="Georgia" w:hAnsi="Georgia"/>
+                <w:sz w:val="14"/>
+              </w:rPr>
+              <w:t>15 % à 25 %</w:t>
+            </w:r>
+          </w:p>
+        </w:tc>
+        <w:tc>
+          <w:tcPr>
+            <w:tcW w:type="dxa" w:w="2381"/>
+          </w:tcPr>
+          <w:p>
+            <w:pPr>
+              <w:spacing w:before="40" w:after="40"/>
+              <w:jc w:val="left"/>
+            </w:pPr>
+            <w:r>
+              <w:rPr>
+                <w:rFonts w:ascii="Georgia" w:hAnsi="Georgia"/>
+                <w:sz w:val="14"/>
+              </w:rPr>
+              <w:t>&lt; 5 % (fidélisation record)</w:t>
+            </w:r>
+          </w:p>
+        </w:tc>
+      </w:tr>
+      <w:tr>
+        <w:tc>
+          <w:tcPr>
+            <w:tcW w:type="dxa" w:w="2381"/>
+          </w:tcPr>
+          <w:p>
+            <w:pPr>
+              <w:spacing w:before="40" w:after="40"/>
+              <w:jc w:val="left"/>
+            </w:pPr>
+            <w:r>
+              <w:rPr>
+                <w:rFonts w:ascii="Helvetica Neue" w:hAnsi="Helvetica Neue"/>
+                <w:b/>
+                <w:color w:val="18181B"/>
+                <w:sz w:val="14"/>
+              </w:rPr>
+              <w:t>Économie système (Ernst &amp; Young)</w:t>
+            </w:r>
+          </w:p>
+        </w:tc>
+        <w:tc>
+          <w:tcPr>
+            <w:tcW w:type="dxa" w:w="2268"/>
+          </w:tcPr>
+          <w:p>
+            <w:pPr>
+              <w:spacing w:before="40" w:after="40"/>
+              <w:jc w:val="left"/>
+            </w:pPr>
+            <w:r>
+              <w:rPr>
+                <w:rFonts w:ascii="Georgia" w:hAnsi="Georgia"/>
+                <w:sz w:val="14"/>
+              </w:rPr>
+              <w:t>Audit national</w:t>
+            </w:r>
+          </w:p>
+        </w:tc>
+        <w:tc>
+          <w:tcPr>
+            <w:tcW w:type="dxa" w:w="2381"/>
+          </w:tcPr>
+          <w:p>
+            <w:pPr>
+              <w:spacing w:before="40" w:after="40"/>
+              <w:jc w:val="left"/>
+            </w:pPr>
+            <w:r>
+              <w:rPr>
+                <w:rFonts w:ascii="Georgia" w:hAnsi="Georgia"/>
+                <w:sz w:val="14"/>
+              </w:rPr>
+              <w:t>33 % d'économie annuelle</w:t>
+            </w:r>
+          </w:p>
+        </w:tc>
+      </w:tr>
+    </w:tbl>
+    <w:p>
+      <w:pPr>
+        <w:spacing w:before="80" w:after="40" w:line="264" w:lineRule="auto"/>
+        <w:jc w:val="both"/>
+      </w:pPr>
+      <w:r>
+        <w:rPr>
+          <w:rFonts w:ascii="Georgia" w:hAnsi="Georgia"/>
+          <w:i/>
+          <w:sz w:val="16"/>
+        </w:rPr>
+        <w:t>Lecture financière : Ce résultat ne provient pas d'un sacrifice salarial, mais de l'élimination des strates de contrôle. Moins de réunions de reporting, c'est 100 % du temps soignant réinvesti au chevet des usagers.</w:t>
+      </w:r>
+    </w:p>
+    <w:p>
+      <w:r>
+        <w:br w:type="page"/>
       </w:r>
     </w:p>
     <w:p>
@@ -13905,88 +14342,104 @@
     </w:p>
     <w:p>
       <w:pPr>
-        <w:spacing w:before="0" w:after="40" w:line="259" w:lineRule="auto"/>
-        <w:jc w:val="both"/>
-      </w:pPr>
-      <w:r>
-        <w:rPr>
-          <w:rFonts w:ascii="Georgia" w:hAnsi="Georgia"/>
-          <w:sz w:val="15"/>
-        </w:rPr>
-        <w:t>Fonderie de précision de 400 personnes, organisée en mini-usines autonomes de 25 à 30 salariés en contact direct avec les constructeurs automobiles :</w:t>
-      </w:r>
-    </w:p>
-    <w:p>
-      <w:pPr>
-        <w:spacing w:before="0" w:after="40" w:line="259" w:lineRule="auto"/>
-        <w:jc w:val="both"/>
-      </w:pPr>
-      <w:r>
-        <w:rPr>
-          <w:rFonts w:ascii="Georgia" w:hAnsi="Georgia"/>
+        <w:spacing w:after="80" w:line="264" w:lineRule="auto"/>
+        <w:jc w:val="both"/>
+      </w:pPr>
+      <w:r>
+        <w:rPr>
+          <w:rFonts w:ascii="Georgia" w:hAnsi="Georgia"/>
+          <w:sz w:val="16"/>
+        </w:rPr>
+        <w:t>Fonderie de précision picarde de 400 ouvriers, organisée en mini-usines autonomes de 25 personnes en contact direct avec les constructeurs automobiles. Bilan sur 30 ans dirigé par Jean-François Zobrist :</w:t>
+      </w:r>
+    </w:p>
+    <w:p>
+      <w:pPr>
+        <w:spacing w:after="40" w:line="259" w:lineRule="auto"/>
+        <w:jc w:val="both"/>
+      </w:pPr>
+      <w:r>
+        <w:rPr>
+          <w:rFonts w:ascii="Helvetica Neue" w:hAnsi="Helvetica Neue"/>
           <w:b/>
           <w:sz w:val="15"/>
         </w:rPr>
-        <w:t xml:space="preserve">Réactivité totale : </w:t>
-      </w:r>
-      <w:r>
-        <w:rPr>
-          <w:rFonts w:ascii="Georgia" w:hAnsi="Georgia"/>
-          <w:sz w:val="15"/>
-        </w:rPr>
-        <w:t>Les opérateurs ajustent directement les plannings sans validation préalable du siège.</w:t>
-      </w:r>
-    </w:p>
-    <w:p>
-      <w:r>
-        <w:br w:type="page"/>
-      </w:r>
-    </w:p>
-    <w:p>
-      <w:pPr>
-        <w:spacing w:before="0" w:after="90" w:line="278" w:lineRule="auto"/>
-        <w:jc w:val="both"/>
-      </w:pPr>
-      <w:r>
-        <w:rPr>
-          <w:rFonts w:ascii="Georgia" w:hAnsi="Georgia"/>
+        <w:t xml:space="preserve">• Part de marché européenne : </w:t>
+      </w:r>
+      <w:r>
+        <w:rPr>
+          <w:rFonts w:ascii="Georgia" w:hAnsi="Georgia"/>
+          <w:sz w:val="16"/>
+        </w:rPr>
+        <w:t>50 % du marché des fourchettes de boîtes de vitesses face à la concurrence asiatique.</w:t>
+      </w:r>
+    </w:p>
+    <w:p>
+      <w:pPr>
+        <w:spacing w:after="40" w:line="259" w:lineRule="auto"/>
+        <w:jc w:val="both"/>
+      </w:pPr>
+      <w:r>
+        <w:rPr>
+          <w:rFonts w:ascii="Helvetica Neue" w:hAnsi="Helvetica Neue"/>
           <w:b/>
-          <w:sz w:val="17"/>
-        </w:rPr>
-        <w:t xml:space="preserve">Zéro plan social en 30 ans : </w:t>
-      </w:r>
-      <w:r>
-        <w:rPr>
-          <w:rFonts w:ascii="Georgia" w:hAnsi="Georgia"/>
-          <w:sz w:val="17"/>
-        </w:rPr>
-        <w:t>La fidélisation des compétences manuelles et techniques est devenue le premier avantage concurrentiel de l'entreprise.</w:t>
-      </w:r>
-    </w:p>
-    <w:p>
-      <w:pPr>
-        <w:spacing w:before="0" w:after="90" w:line="278" w:lineRule="auto"/>
-        <w:jc w:val="both"/>
-      </w:pPr>
-      <w:r>
-        <w:rPr>
-          <w:rFonts w:ascii="Georgia" w:hAnsi="Georgia"/>
+          <w:sz w:val="15"/>
+        </w:rPr>
+        <w:t xml:space="preserve">• Ponctualité exemplaire : </w:t>
+      </w:r>
+      <w:r>
+        <w:rPr>
+          <w:rFonts w:ascii="Georgia" w:hAnsi="Georgia"/>
+          <w:sz w:val="16"/>
+        </w:rPr>
+        <w:t>Zéro retard de livraison client en plus de 25 ans d'activité.</w:t>
+      </w:r>
+    </w:p>
+    <w:p>
+      <w:pPr>
+        <w:spacing w:after="40" w:line="259" w:lineRule="auto"/>
+        <w:jc w:val="both"/>
+      </w:pPr>
+      <w:r>
+        <w:rPr>
+          <w:rFonts w:ascii="Helvetica Neue" w:hAnsi="Helvetica Neue"/>
           <w:b/>
-          <w:sz w:val="17"/>
-        </w:rPr>
-        <w:t xml:space="preserve">Résultat : </w:t>
-      </w:r>
-      <w:r>
-        <w:rPr>
-          <w:rFonts w:ascii="Georgia" w:hAnsi="Georgia"/>
-          <w:sz w:val="17"/>
-        </w:rPr>
-        <w:t>Leader européen incontesté sur son segment de marché face à la concurrence internationale.</w:t>
-      </w:r>
-    </w:p>
-    <w:p>
-      <w:pPr>
-        <w:spacing w:before="80" w:after="40"/>
+          <w:sz w:val="15"/>
+        </w:rPr>
+        <w:t xml:space="preserve">• Trésorerie et stabilité : </w:t>
+      </w:r>
+      <w:r>
+        <w:rPr>
+          <w:rFonts w:ascii="Georgia" w:hAnsi="Georgia"/>
+          <w:sz w:val="16"/>
+        </w:rPr>
+        <w:t>Zéro plan social, zéro licenciement économique en trois décennies de crises.</w:t>
+      </w:r>
+    </w:p>
+    <w:p>
+      <w:pPr>
+        <w:spacing w:after="40" w:line="259" w:lineRule="auto"/>
+        <w:jc w:val="both"/>
+      </w:pPr>
+      <w:r>
+        <w:rPr>
+          <w:rFonts w:ascii="Helvetica Neue" w:hAnsi="Helvetica Neue"/>
+          <w:b/>
+          <w:sz w:val="15"/>
+        </w:rPr>
+        <w:t xml:space="preserve">• Partage de valeur : </w:t>
+      </w:r>
+      <w:r>
+        <w:rPr>
+          <w:rFonts w:ascii="Georgia" w:hAnsi="Georgia"/>
+          <w:sz w:val="16"/>
+        </w:rPr>
+        <w:t>Primes d'intéressement reversant jusqu'à 3 à 4 mois de salaire annuel aux salariés.</w:t>
+      </w:r>
+    </w:p>
+    <w:p>
+      <w:pPr>
+        <w:spacing w:before="120" w:after="40"/>
       </w:pPr>
       <w:r>
         <w:rPr>
@@ -13995,41 +14448,25 @@
           <w:color w:val="133968"/>
           <w:sz w:val="17"/>
         </w:rPr>
-        <w:t>▌ 3. LES MODÈLES COOPÉRATIFS ET PARTICIPATIFS</w:t>
-      </w:r>
-    </w:p>
-    <w:p>
-      <w:pPr>
-        <w:spacing w:before="0" w:after="90" w:line="278" w:lineRule="auto"/>
-        <w:jc w:val="both"/>
-      </w:pPr>
-      <w:r>
-        <w:rPr>
-          <w:rFonts w:ascii="Georgia" w:hAnsi="Georgia"/>
-          <w:b/>
-          <w:sz w:val="17"/>
-        </w:rPr>
-        <w:t xml:space="preserve">Les données statistiques nationales le démontrent : </w:t>
-      </w:r>
-      <w:r>
-        <w:rPr>
-          <w:rFonts w:ascii="Georgia" w:hAnsi="Georgia"/>
-          <w:sz w:val="17"/>
-        </w:rPr>
-        <w:t>le taux de pérennité à 5 ans des structures coopératives (type SCOP ou gouvernances distribuées) est supérieur de plus de 20 % à celui des entreprises classiques.</w:t>
-      </w:r>
-    </w:p>
-    <w:p>
-      <w:pPr>
-        <w:spacing w:before="0" w:after="90" w:line="278" w:lineRule="auto"/>
-        <w:jc w:val="both"/>
-      </w:pPr>
-      <w:r>
-        <w:rPr>
-          <w:rFonts w:ascii="Georgia" w:hAnsi="Georgia"/>
-          <w:sz w:val="17"/>
-        </w:rPr>
-        <w:t>En période de tension économique, ces entreprises ne détruisent pas leurs emplois : elles s'adaptent collégialement, préservent leur savoir-faire et repartent plus vite lors des reprises.</w:t>
+        <w:t>▌ 3. MONDRAGON — LA PREUVE DU PASSAGE À L'ÉCHELLE</w:t>
+      </w:r>
+    </w:p>
+    <w:p>
+      <w:pPr>
+        <w:spacing w:after="80" w:line="264" w:lineRule="auto"/>
+        <w:jc w:val="both"/>
+      </w:pPr>
+      <w:r>
+        <w:rPr>
+          <w:rFonts w:ascii="Georgia" w:hAnsi="Georgia"/>
+          <w:sz w:val="16"/>
+        </w:rPr>
+        <w:t>L'argument du décideur : « Cela fonctionne pour une PME de 100 personnes, pas pour un groupe mondial. » La corporation coopérative de Mondragon démontre l'inverse : 80 000 salariés-sociétaires, 256 entités industrielles et financières, 11 milliards d'euros de chiffre d'affaires mondial. Un ratio de rémunération interne plafonné de 1 à 6, garantissant un alignement stratégique total depuis 1956.</w:t>
+      </w:r>
+    </w:p>
+    <w:p>
+      <w:r>
+        <w:br w:type="page"/>
       </w:r>
     </w:p>
     <w:p>
@@ -14043,43 +14480,12 @@
           <w:color w:val="133968"/>
           <w:sz w:val="17"/>
         </w:rPr>
-        <w:t>▌ ENSEIGNEMENT MAJEUR POUR LE SOMMET</w:t>
-      </w:r>
-    </w:p>
-    <w:p>
-      <w:pPr>
-        <w:spacing w:before="0" w:after="90" w:line="278" w:lineRule="auto"/>
-        <w:jc w:val="both"/>
-      </w:pPr>
-      <w:r>
-        <w:rPr>
-          <w:rFonts w:ascii="Georgia" w:hAnsi="Georgia"/>
-          <w:sz w:val="17"/>
-        </w:rPr>
-        <w:t>L'argument de la taille (« Cela ne fonctionne que pour les petites structures ») ne résiste pas aux faits : Buurtzorg compte 15 000 salariés, Mondragon plus de 80 000.</w:t>
-      </w:r>
-    </w:p>
-    <w:p>
-      <w:pPr>
-        <w:spacing w:before="0" w:after="90" w:line="278" w:lineRule="auto"/>
-        <w:jc w:val="both"/>
-      </w:pPr>
-      <w:r>
-        <w:rPr>
-          <w:rFonts w:ascii="Georgia" w:hAnsi="Georgia"/>
-          <w:sz w:val="17"/>
-        </w:rPr>
-        <w:t>La responsabilisation du terrain n'est pas une question d'échelle : c'est un choix d'architecture.</w:t>
-      </w:r>
-    </w:p>
-    <w:p>
-      <w:r>
-        <w:br w:type="page"/>
-      </w:r>
-    </w:p>
-    <w:p>
-      <w:pPr>
-        <w:spacing w:before="0" w:after="60" w:line="269" w:lineRule="auto"/>
+        <w:t>▌ 4. L'OPEN SOURCE — LA COORDINATION SANS ÉTAGES</w:t>
+      </w:r>
+    </w:p>
+    <w:p>
+      <w:pPr>
+        <w:spacing w:after="120" w:line="264" w:lineRule="auto"/>
         <w:jc w:val="both"/>
       </w:pPr>
       <w:r>
@@ -14087,1475 +14493,7 @@
           <w:rFonts w:ascii="Georgia" w:hAnsi="Georgia"/>
           <w:sz w:val="16"/>
         </w:rPr>
-        <w:t>CEUX QUI ONT CHOISI DE FAIRE</w:t>
-      </w:r>
-    </w:p>
-    <w:p>
-      <w:pPr>
-        <w:spacing w:before="0" w:after="60" w:line="269" w:lineRule="auto"/>
-        <w:jc w:val="both"/>
-      </w:pPr>
-      <w:r>
-        <w:rPr>
-          <w:rFonts w:ascii="Georgia" w:hAnsi="Georgia"/>
-          <w:sz w:val="16"/>
-        </w:rPr>
-        <w:t>AUTREMENT</w:t>
-      </w:r>
-    </w:p>
-    <w:p>
-      <w:pPr>
-        <w:spacing w:before="0" w:after="60" w:line="269" w:lineRule="auto"/>
-        <w:jc w:val="both"/>
-      </w:pPr>
-      <w:r>
-        <w:rPr>
-          <w:rFonts w:ascii="Georgia" w:hAnsi="Georgia"/>
-          <w:sz w:val="16"/>
-        </w:rPr>
-        <w:t>Il aurait été commode — et intellectuellement malhonnête — de s'arrêter au diagnostic. De documenter les dysfonctionnements, les coûts cachés et les scénarios d'implosion, puis de conclure que la transformation est nécessaire sans montrer qu'elle est possible. Ce chapitre existe précisément pour éviter ce confort- là.</w:t>
-      </w:r>
-    </w:p>
-    <w:p>
-      <w:pPr>
-        <w:spacing w:before="0" w:after="60" w:line="269" w:lineRule="auto"/>
-        <w:jc w:val="both"/>
-      </w:pPr>
-      <w:r>
-        <w:rPr>
-          <w:rFonts w:ascii="Georgia" w:hAnsi="Georgia"/>
-          <w:sz w:val="16"/>
-        </w:rPr>
-        <w:t>Ce qui suit n'est pas de la prospective ni de la théorie de l'organisation. Ce sont des faits vérifiables, des entreprises qui existent ou ont existé, des bilans économiques chiffrés sur des décennies, et des hommes et des femmes qui ont pris des décisions que leurs pairs considéraient comme imprudentes ou naïves.</w:t>
-      </w:r>
-    </w:p>
-    <w:p>
-      <w:pPr>
-        <w:spacing w:before="0" w:after="60" w:line="269" w:lineRule="auto"/>
-        <w:jc w:val="both"/>
-      </w:pPr>
-      <w:r>
-        <w:rPr>
-          <w:rFonts w:ascii="Georgia" w:hAnsi="Georgia"/>
-          <w:b/>
-          <w:sz w:val="16"/>
-        </w:rPr>
-        <w:t xml:space="preserve">Ils avaient raison. </w:t>
-      </w:r>
-      <w:r>
-        <w:rPr>
-          <w:rFonts w:ascii="Georgia" w:hAnsi="Georgia"/>
-          <w:sz w:val="16"/>
-        </w:rPr>
-        <w:t>Leurs pairs avaient tort.</w:t>
-      </w:r>
-    </w:p>
-    <w:p>
-      <w:pPr>
-        <w:spacing w:before="0" w:after="60" w:line="269" w:lineRule="auto"/>
-        <w:jc w:val="both"/>
-      </w:pPr>
-      <w:r>
-        <w:rPr>
-          <w:rFonts w:ascii="Georgia" w:hAnsi="Georgia"/>
-          <w:sz w:val="16"/>
-        </w:rPr>
-        <w:t>JEAN-FRANÇOIS ZOBRIST ET LA FONDERIE FAVI</w:t>
-      </w:r>
-    </w:p>
-    <w:p>
-      <w:pPr>
-        <w:spacing w:before="0" w:after="60" w:line="269" w:lineRule="auto"/>
-        <w:jc w:val="both"/>
-      </w:pPr>
-      <w:r>
-        <w:rPr>
-          <w:rFonts w:ascii="Georgia" w:hAnsi="Georgia"/>
-          <w:sz w:val="16"/>
-        </w:rPr>
-        <w:t>En 1983, un homme de quarante ans est nommé à la tête d'une fonderie de cinq cents salariés à Hallencourt, en Picardie. La fonderie est en difficulté. Jean-François Zobrist prend une série de décisions que les manuels classiques de management n'auraient pas prescrites.</w:t>
-      </w:r>
-    </w:p>
-    <w:p>
-      <w:pPr>
-        <w:spacing w:before="0" w:after="60" w:line="269" w:lineRule="auto"/>
-        <w:jc w:val="both"/>
-      </w:pPr>
-      <w:r>
-        <w:rPr>
-          <w:rFonts w:ascii="Georgia" w:hAnsi="Georgia"/>
-          <w:b/>
-          <w:sz w:val="16"/>
-        </w:rPr>
-        <w:t xml:space="preserve">Il supprime les pointeuses. </w:t>
-      </w:r>
-      <w:r>
-        <w:rPr>
-          <w:rFonts w:ascii="Georgia" w:hAnsi="Georgia"/>
-          <w:sz w:val="16"/>
-        </w:rPr>
-        <w:t>Il supprime les serrures sur les magasins de pièces. Il supprime les bureaux individuels fermés. Il démantèle les fonctions support centrales — ordonnancement, contrôle qualité séparé — et réorganise l'ensemble de l'usine en quatorze mini-fonderies autonomes de vingt-cinq à trente personnes, chacune dédiée à un seul client automobile. PSA, Renault, Volkswagen : chaque équipe connaît son client par son prénom, gère elle-même ses plannings, ses approvisionnements, sa maintenance préventive et ses recrutements.</w:t>
-      </w:r>
-    </w:p>
-    <w:p>
-      <w:pPr>
-        <w:spacing w:before="0" w:after="60" w:line="269" w:lineRule="auto"/>
-        <w:jc w:val="both"/>
-      </w:pPr>
-      <w:r>
-        <w:rPr>
-          <w:rFonts w:ascii="Georgia" w:hAnsi="Georgia"/>
-          <w:sz w:val="16"/>
-        </w:rPr>
-        <w:t>Trente ans plus tard, FAVI est leader mondial de la fourchette de boîte de vitesses avec cinquante pour cent du marché européen. Zéro jour de retard de livraison enregistré en trois décennies de production continue. Les bénéfices nets sont partagés en trois tiers égaux : un tiers aux salariés, un tiers en investissements d'innovation, un tiers aux actionnaires.</w:t>
-      </w:r>
-    </w:p>
-    <w:p>
-      <w:pPr>
-        <w:spacing w:before="0" w:after="60" w:line="269" w:lineRule="auto"/>
-        <w:jc w:val="both"/>
-      </w:pPr>
-      <w:r>
-        <w:rPr>
-          <w:rFonts w:ascii="Georgia" w:hAnsi="Georgia"/>
-          <w:b/>
-          <w:sz w:val="16"/>
-        </w:rPr>
-        <w:t xml:space="preserve">Ce qu'a fait Zobrist n'est pas mystérieux. </w:t>
-      </w:r>
-      <w:r>
-        <w:rPr>
-          <w:rFonts w:ascii="Georgia" w:hAnsi="Georgia"/>
-          <w:sz w:val="16"/>
-        </w:rPr>
-        <w:t>Il a simplement répondu à une question que personne ne posait à l'époque : et si on faisait confiance aux gens ?</w:t>
-      </w:r>
-    </w:p>
-    <w:p>
-      <w:r>
-        <w:br w:type="page"/>
-      </w:r>
-    </w:p>
-    <w:p>
-      <w:pPr>
-        <w:spacing w:before="0" w:after="40" w:line="259" w:lineRule="auto"/>
-        <w:jc w:val="both"/>
-      </w:pPr>
-      <w:r>
-        <w:rPr>
-          <w:rFonts w:ascii="Georgia" w:hAnsi="Georgia"/>
-          <w:sz w:val="15"/>
-        </w:rPr>
-        <w:t>VINEET NAYAR ET HCL TECHNOLOGIES</w:t>
-      </w:r>
-    </w:p>
-    <w:p>
-      <w:pPr>
-        <w:spacing w:before="0" w:after="40" w:line="259" w:lineRule="auto"/>
-        <w:jc w:val="both"/>
-      </w:pPr>
-      <w:r>
-        <w:rPr>
-          <w:rFonts w:ascii="Georgia" w:hAnsi="Georgia"/>
-          <w:sz w:val="15"/>
-        </w:rPr>
-        <w:t>En 2005, Vineet Nayar est nommé CEO d'un groupe informatique de cent mille salariés en perte de vitesse sur ses marchés clés. Sa réponse à la situation concurrentielle défavorable est paradoxale en apparence : au lieu de renforcer le contrôle et de rationaliser les coûts, il décide d'inverser la pyramide.</w:t>
-      </w:r>
-    </w:p>
-    <w:p>
-      <w:pPr>
-        <w:spacing w:before="0" w:after="40" w:line="259" w:lineRule="auto"/>
-        <w:jc w:val="both"/>
-      </w:pPr>
-      <w:r>
-        <w:rPr>
-          <w:rFonts w:ascii="Georgia" w:hAnsi="Georgia"/>
-          <w:sz w:val="15"/>
-        </w:rPr>
-        <w:t>Sa philosophie, résumée dans un livre qui deviendra une référence mondiale du management : Employees First, Customers Second. L'idée n'est pas d'ignorer les clients — c'est de reconnaître que ce sont les ingénieurs et consultants en contact direct avec eux qui créent la valeur, et que la direction et les fonctions support doivent être formellement comptables devant eux, et non l'inverse.</w:t>
-      </w:r>
-    </w:p>
-    <w:p>
-      <w:pPr>
-        <w:spacing w:before="0" w:after="40" w:line="259" w:lineRule="auto"/>
-        <w:jc w:val="both"/>
-      </w:pPr>
-      <w:r>
-        <w:rPr>
-          <w:rFonts w:ascii="Georgia" w:hAnsi="Georgia"/>
-          <w:b/>
-          <w:sz w:val="15"/>
-        </w:rPr>
-        <w:t xml:space="preserve">Concrètement : </w:t>
-      </w:r>
-      <w:r>
-        <w:rPr>
-          <w:rFonts w:ascii="Georgia" w:hAnsi="Georgia"/>
-          <w:sz w:val="15"/>
-        </w:rPr>
-        <w:t>un système de réclamations internes est mis en place, dans lequel chaque salarié peut signaler un blocage causé par le siège ou les fonctions support. La réponse est obligatoire, publique, sous vingt-quatre heures. Les managers sont évalués par leurs équipes, et ces évaluations sont rendues publiques en interne.</w:t>
-      </w:r>
-    </w:p>
-    <w:p>
-      <w:pPr>
-        <w:spacing w:before="0" w:after="40" w:line="259" w:lineRule="auto"/>
-        <w:jc w:val="both"/>
-      </w:pPr>
-      <w:r>
-        <w:rPr>
-          <w:rFonts w:ascii="Georgia" w:hAnsi="Georgia"/>
-          <w:b/>
-          <w:sz w:val="15"/>
-        </w:rPr>
-        <w:t xml:space="preserve">En cinq ans, le chiffre d'affaires triple. </w:t>
-      </w:r>
-      <w:r>
-        <w:rPr>
-          <w:rFonts w:ascii="Georgia" w:hAnsi="Georgia"/>
-          <w:sz w:val="15"/>
-        </w:rPr>
-        <w:t>Le résultat opérationnel double — en pleine crise mondiale de 2008. Le turnover des ingénieurs s'effondre. HCL Technologies devient l'une des entreprises les plus citées comme référence de transformation culturelle dans les études universitaires sur le management.</w:t>
-      </w:r>
-    </w:p>
-    <w:p>
-      <w:pPr>
-        <w:spacing w:before="0" w:after="40" w:line="259" w:lineRule="auto"/>
-        <w:jc w:val="both"/>
-      </w:pPr>
-      <w:r>
-        <w:rPr>
-          <w:rFonts w:ascii="Georgia" w:hAnsi="Georgia"/>
-          <w:sz w:val="15"/>
-        </w:rPr>
-        <w:t>JOS DE BLOK ET BUURTZORG</w:t>
-      </w:r>
-    </w:p>
-    <w:p>
-      <w:pPr>
-        <w:spacing w:before="0" w:after="40" w:line="259" w:lineRule="auto"/>
-        <w:jc w:val="both"/>
-      </w:pPr>
-      <w:r>
-        <w:rPr>
-          <w:rFonts w:ascii="Georgia" w:hAnsi="Georgia"/>
-          <w:b/>
-          <w:sz w:val="15"/>
-        </w:rPr>
-        <w:t xml:space="preserve">Jos de Blok est infirmier néerlandais. </w:t>
-      </w:r>
-      <w:r>
-        <w:rPr>
-          <w:rFonts w:ascii="Georgia" w:hAnsi="Georgia"/>
-          <w:sz w:val="15"/>
-        </w:rPr>
-        <w:t>En 2006, excédé par la bureaucratisation croissante des soins à domicile — où chaque acte de soin est minuté par des codes- barres, dix minutes pour une injection, quinze minutes pour une toilette — il crée Buurtzorg : le quartier, en néerlandais.</w:t>
-      </w:r>
-    </w:p>
-    <w:p>
-      <w:pPr>
-        <w:spacing w:before="0" w:after="40" w:line="259" w:lineRule="auto"/>
-        <w:jc w:val="both"/>
-      </w:pPr>
-      <w:r>
-        <w:rPr>
-          <w:rFonts w:ascii="Georgia" w:hAnsi="Georgia"/>
-          <w:b/>
-          <w:sz w:val="15"/>
-        </w:rPr>
-        <w:t xml:space="preserve">Le modèle est radical dans sa simplicité. </w:t>
-      </w:r>
-      <w:r>
-        <w:rPr>
-          <w:rFonts w:ascii="Georgia" w:hAnsi="Georgia"/>
-          <w:sz w:val="15"/>
-        </w:rPr>
-        <w:t>Des équipes de dix à douze infirmiers autonomes gèrent un quartier de quinze mille habitants sans encadrement hiérarchique intermédiaire. Pas de chef d'équipe. Pas de planning central. Pas de procédure de validation. Un siège central de cinquante administratifs seulement, pour gérer la paie et la facturation de plus de quinze mille soignants à travers tout le pays.</w:t>
-      </w:r>
-    </w:p>
-    <w:p>
-      <w:pPr>
-        <w:spacing w:before="0" w:after="40" w:line="259" w:lineRule="auto"/>
-        <w:jc w:val="both"/>
-      </w:pPr>
-      <w:r>
-        <w:rPr>
-          <w:rFonts w:ascii="Georgia" w:hAnsi="Georgia"/>
-          <w:sz w:val="15"/>
-        </w:rPr>
-        <w:t>Quinze ans après sa création, Buurtzorg est élu employeur de l'année aux Pays-Bas cinq années consécutives. Ses coûts de structure représentent huit pour cent du chiffre d'affaires, contre vingt-cinq pour cent dans le secteur traditionnel. Les durées d'hospitalisation des patients suivis par Buurtzorg ont diminué de trente pour cent. Le taux d'absentéisme des soignants est le plus bas du secteur.</w:t>
-      </w:r>
-    </w:p>
-    <w:p>
-      <w:r>
-        <w:br w:type="page"/>
-      </w:r>
-    </w:p>
-    <w:p>
-      <w:pPr>
-        <w:spacing w:before="0" w:after="40" w:line="259" w:lineRule="auto"/>
-        <w:jc w:val="both"/>
-      </w:pPr>
-      <w:r>
-        <w:rPr>
-          <w:rFonts w:ascii="Georgia" w:hAnsi="Georgia"/>
-          <w:sz w:val="15"/>
-        </w:rPr>
-        <w:t>Le modèle ne se transpose pas tel quel à tous les environnements. Il apporte en revanche la preuve irréfutable qu'un secteur aussi exigeant que la santé peut tourner sans couches de contrôle superflues.</w:t>
-      </w:r>
-    </w:p>
-    <w:p>
-      <w:pPr>
-        <w:spacing w:before="0" w:after="40" w:line="259" w:lineRule="auto"/>
-        <w:jc w:val="both"/>
-      </w:pPr>
-      <w:r>
-        <w:rPr>
-          <w:rFonts w:ascii="Georgia" w:hAnsi="Georgia"/>
-          <w:sz w:val="15"/>
-        </w:rPr>
-        <w:t>W.L. GORE &amp; ASSOCIATES</w:t>
-      </w:r>
-    </w:p>
-    <w:p>
-      <w:pPr>
-        <w:spacing w:before="0" w:after="40" w:line="259" w:lineRule="auto"/>
-        <w:jc w:val="both"/>
-      </w:pPr>
-      <w:r>
-        <w:rPr>
-          <w:rFonts w:ascii="Georgia" w:hAnsi="Georgia"/>
-          <w:sz w:val="15"/>
-        </w:rPr>
-        <w:t>Bill Gore a fondé son entreprise en 1958 avec une conviction simple : une organisation humaine ne fonctionne vraiment bien qu'en dessous d'un certain seuil de taille. Au-delà, les individus ne se connaissent plus, la confiance cède la place aux procédures, et l'innovation cède la place à la conformité.</w:t>
-      </w:r>
-    </w:p>
-    <w:p>
-      <w:pPr>
-        <w:spacing w:before="0" w:after="40" w:line="259" w:lineRule="auto"/>
-        <w:jc w:val="both"/>
-      </w:pPr>
-      <w:r>
-        <w:rPr>
-          <w:rFonts w:ascii="Georgia" w:hAnsi="Georgia"/>
-          <w:b/>
-          <w:sz w:val="15"/>
-        </w:rPr>
-        <w:t xml:space="preserve">La règle chez Gore est stricte : </w:t>
-      </w:r>
-      <w:r>
-        <w:rPr>
-          <w:rFonts w:ascii="Georgia" w:hAnsi="Georgia"/>
-          <w:sz w:val="15"/>
-        </w:rPr>
-        <w:t>aucune usine ne dépasse cent cinquante personnes. Quand une unité grossit, on en ouvre une autre à côté. L'entreprise, qui compte aujourd'hui plus de dix mille salariés et opère dans des dizaines de pays, n'a pas d'organigramme officiel, pas de titres hiérarchiques imposés, pas de managers au sens traditionnel. Chaque salarié choisit son propre parrain — son sponsor — pour son développement professionnel.</w:t>
-      </w:r>
-    </w:p>
-    <w:p>
-      <w:pPr>
-        <w:spacing w:before="0" w:after="40" w:line="259" w:lineRule="auto"/>
-        <w:jc w:val="both"/>
-      </w:pPr>
-      <w:r>
-        <w:rPr>
-          <w:rFonts w:ascii="Georgia" w:hAnsi="Georgia"/>
-          <w:b/>
-          <w:sz w:val="15"/>
-        </w:rPr>
-        <w:t xml:space="preserve">Le résultat : </w:t>
-      </w:r>
-      <w:r>
-        <w:rPr>
-          <w:rFonts w:ascii="Georgia" w:hAnsi="Georgia"/>
-          <w:sz w:val="15"/>
-        </w:rPr>
-        <w:t>Gore est une entreprise rentable chaque année depuis plus de soixante ans sans exception. Son portefeuille compte plus de deux mille brevets technologiques. Et sa capacité d'innovation dans des domaines aussi divers que les matériaux médicaux, les câbles électroniques et les textiles haute performance est reconnue comme l'une des plus constantes de l'industrie mondiale.</w:t>
-      </w:r>
-    </w:p>
-    <w:p>
-      <w:pPr>
-        <w:spacing w:before="0" w:after="40" w:line="259" w:lineRule="auto"/>
-        <w:jc w:val="both"/>
-      </w:pPr>
-      <w:r>
-        <w:rPr>
-          <w:rFonts w:ascii="Georgia" w:hAnsi="Georgia"/>
-          <w:sz w:val="15"/>
-        </w:rPr>
-        <w:t>LE PROGRAMME MICHELIN</w:t>
-      </w:r>
-    </w:p>
-    <w:p>
-      <w:pPr>
-        <w:spacing w:before="0" w:after="40" w:line="259" w:lineRule="auto"/>
-        <w:jc w:val="both"/>
-      </w:pPr>
-      <w:r>
-        <w:rPr>
-          <w:rFonts w:ascii="Georgia" w:hAnsi="Georgia"/>
-          <w:sz w:val="15"/>
-        </w:rPr>
-        <w:t>Jean-Dominique Senard, lorsqu'il dirige Michelin, lance dans plusieurs dizaines d'usines à travers le monde un programme de responsabilisation des équipes de production. Le nom du programme importe peu — ce qui compte, c'est ce qu'il contient : la restitution aux équipes d'îlot de fabrication de la responsabilité complète du planning, du contrôle qualité et du choix des investissements d'amélioration des postes de travail.</w:t>
-      </w:r>
-    </w:p>
-    <w:p>
-      <w:pPr>
-        <w:spacing w:before="0" w:after="40" w:line="259" w:lineRule="auto"/>
-        <w:jc w:val="both"/>
-      </w:pPr>
-      <w:r>
-        <w:rPr>
-          <w:rFonts w:ascii="Georgia" w:hAnsi="Georgia"/>
-          <w:sz w:val="15"/>
-        </w:rPr>
-        <w:t>Les équipes de terrain choisissent elles-mêmes comment elles veulent s'organiser. Elles décident des priorités d'amélioration. Elles participent aux décisions d'investissement qui les concernent. Les managers de proximité passent de contrôleurs à facilitateurs.</w:t>
-      </w:r>
-    </w:p>
-    <w:p>
-      <w:pPr>
-        <w:spacing w:before="0" w:after="40" w:line="259" w:lineRule="auto"/>
-        <w:jc w:val="both"/>
-      </w:pPr>
-      <w:r>
-        <w:rPr>
-          <w:rFonts w:ascii="Georgia" w:hAnsi="Georgia"/>
-          <w:b/>
-          <w:sz w:val="15"/>
-        </w:rPr>
-        <w:t xml:space="preserve">Les résultats sont documentés dans les rapports annuels : </w:t>
-      </w:r>
-      <w:r>
-        <w:rPr>
-          <w:rFonts w:ascii="Georgia" w:hAnsi="Georgia"/>
-          <w:sz w:val="15"/>
-        </w:rPr>
-        <w:t>hausse mesurable de l'engagement des opérateurs, réduction significative des accidents du travail, diminution des rebuts de fabrication. Le programme est ensuite déployé dans l'ensemble des sites mondiaux du groupe.</w:t>
-      </w:r>
-    </w:p>
-    <w:p>
-      <w:r>
-        <w:br w:type="page"/>
-      </w:r>
-    </w:p>
-    <w:p>
-      <w:pPr>
-        <w:spacing w:before="0" w:after="90" w:line="278" w:lineRule="auto"/>
-        <w:jc w:val="both"/>
-      </w:pPr>
-      <w:r>
-        <w:rPr>
-          <w:rFonts w:ascii="Georgia" w:hAnsi="Georgia"/>
-          <w:sz w:val="17"/>
-        </w:rPr>
-        <w:t>Ce que ces histoires ont en commun</w:t>
-      </w:r>
-    </w:p>
-    <w:p>
-      <w:pPr>
-        <w:spacing w:before="0" w:after="90" w:line="278" w:lineRule="auto"/>
-        <w:jc w:val="both"/>
-      </w:pPr>
-      <w:r>
-        <w:rPr>
-          <w:rFonts w:ascii="Georgia" w:hAnsi="Georgia"/>
-          <w:b/>
-          <w:sz w:val="17"/>
-        </w:rPr>
-        <w:t xml:space="preserve">Ces dirigeants n'ont pas appliqué la même méthode. </w:t>
-      </w:r>
-      <w:r>
-        <w:rPr>
-          <w:rFonts w:ascii="Georgia" w:hAnsi="Georgia"/>
-          <w:sz w:val="17"/>
-        </w:rPr>
-        <w:t>Ils n'ont pas suivi le même manuel. Ils n'opèrent pas dans le même secteur. Ce qui les rapproche, c'est une disposition intellectuelle commune : ils ont accepté de se tromper sur ce qu'ils croyaient savoir.</w:t>
-      </w:r>
-    </w:p>
-    <w:p>
-      <w:pPr>
-        <w:spacing w:before="0" w:after="90" w:line="278" w:lineRule="auto"/>
-        <w:jc w:val="both"/>
-      </w:pPr>
-      <w:r>
-        <w:rPr>
-          <w:rFonts w:ascii="Georgia" w:hAnsi="Georgia"/>
-          <w:sz w:val="17"/>
-        </w:rPr>
-        <w:t>Zobrist ne savait pas que les opérateurs seraient capables de gérer leurs propres plannings. Il a décidé d'en faire l'hypothèse de travail et de voir ce qui se passerait. Nayar ne savait pas que rendre ses managers évaluables par leurs équipes serait bien reçu. Il l'a fait. De Blok ne savait pas qu'une organisation de soins sans cadres de proximité était viable. Il a testé.</w:t>
-      </w:r>
-    </w:p>
-    <w:p>
-      <w:pPr>
-        <w:spacing w:before="0" w:after="90" w:line="278" w:lineRule="auto"/>
-        <w:jc w:val="both"/>
-      </w:pPr>
-      <w:r>
-        <w:rPr>
-          <w:rFonts w:ascii="Georgia" w:hAnsi="Georgia"/>
-          <w:sz w:val="17"/>
-        </w:rPr>
-        <w:t>Ce courage de l'expérimentation, ancré dans une conviction profonde sur la capacité des personnes à bien travailler quand on les en donne les moyens, est la posture fondamentale du dirigeant qui réussit la transformation.</w:t>
-      </w:r>
-    </w:p>
-    <w:p>
-      <w:pPr>
-        <w:spacing w:before="0" w:after="90" w:line="278" w:lineRule="auto"/>
-        <w:jc w:val="both"/>
-      </w:pPr>
-      <w:r>
-        <w:rPr>
-          <w:rFonts w:ascii="Georgia" w:hAnsi="Georgia"/>
-          <w:b/>
-          <w:sz w:val="17"/>
-        </w:rPr>
-        <w:t xml:space="preserve">Les trois ressources nécessaires ne sont pas financières. </w:t>
-      </w:r>
-      <w:r>
-        <w:rPr>
-          <w:rFonts w:ascii="Georgia" w:hAnsi="Georgia"/>
-          <w:sz w:val="17"/>
-        </w:rPr>
-        <w:t>Ce sont : le courage de renoncer aux symboles du contrôle. La tolérance à l'erreur comme condition de l'apprentissage. Et la transparence comme fondement de la confiance collective.</w:t>
-      </w:r>
-    </w:p>
-    <w:p>
-      <w:r>
-        <w:br w:type="page"/>
-      </w:r>
-    </w:p>
-    <w:p>
-      <w:pPr>
-        <w:spacing w:before="0" w:after="60" w:line="269" w:lineRule="auto"/>
-        <w:jc w:val="both"/>
-      </w:pPr>
-      <w:r>
-        <w:rPr>
-          <w:rFonts w:ascii="Georgia" w:hAnsi="Georgia"/>
-          <w:sz w:val="16"/>
-        </w:rPr>
-        <w:t>LES PIONNIERS DE LA TRANSFORMATION</w:t>
-      </w:r>
-    </w:p>
-    <w:p>
-      <w:pPr>
-        <w:spacing w:before="0" w:after="60" w:line="269" w:lineRule="auto"/>
-        <w:jc w:val="both"/>
-      </w:pPr>
-      <w:r>
-        <w:rPr>
-          <w:rFonts w:ascii="Georgia" w:hAnsi="Georgia"/>
-          <w:sz w:val="16"/>
-        </w:rPr>
-        <w:t>Six cas d'école documentés de reconnexion managériale au réel</w:t>
-      </w:r>
-    </w:p>
-    <w:p>
-      <w:pPr>
-        <w:spacing w:before="0" w:after="60" w:line="269" w:lineRule="auto"/>
-        <w:jc w:val="both"/>
-      </w:pPr>
-      <w:r>
-        <w:rPr>
-          <w:rFonts w:ascii="Georgia" w:hAnsi="Georgia"/>
-          <w:sz w:val="16"/>
-        </w:rPr>
-        <w:t>Le changement organisationnel n'est pas une utopie théorique réservée aux startups de la Silicon Valley. Il s'expérimente chaque jour dans des usines métallurgiques de la Ruhr, des réseaux bancaires mutualistes, des centres hospitaliers publics, des plateformes logistiques et des réseaux de distribution traditionnels.</w:t>
-      </w:r>
-    </w:p>
-    <w:p>
-      <w:pPr>
-        <w:spacing w:before="0" w:after="60" w:line="269" w:lineRule="auto"/>
-        <w:jc w:val="both"/>
-      </w:pPr>
-      <w:r>
-        <w:rPr>
-          <w:rFonts w:ascii="Georgia" w:hAnsi="Georgia"/>
-          <w:sz w:val="16"/>
-        </w:rPr>
-        <w:t>Les dirigeants et managers qui ont initié ces transformations ne sont pas des idéologues : ce sont des pragmatiques confrontés à une même impasse. Ils ont constaté que les méthodes traditionnelles de contrôle hiérarchique, de sur- reporting et d'injonctions descendantes détruisaient la rentabilité, l'engagement et la capacité à réagir vite de leurs entreprises.</w:t>
-      </w:r>
-    </w:p>
-    <w:p>
-      <w:pPr>
-        <w:spacing w:before="0" w:after="60" w:line="269" w:lineRule="auto"/>
-        <w:jc w:val="both"/>
-      </w:pPr>
-      <w:r>
-        <w:rPr>
-          <w:rFonts w:ascii="Georgia" w:hAnsi="Georgia"/>
-          <w:sz w:val="16"/>
-        </w:rPr>
-        <w:t>Voici six retours d'expérience concrets, chiffrés, documentés et transposables.</w:t>
-      </w:r>
-    </w:p>
-    <w:p>
-      <w:pPr>
-        <w:spacing w:before="0" w:after="60" w:line="269" w:lineRule="auto"/>
-        <w:jc w:val="both"/>
-      </w:pPr>
-      <w:r>
-        <w:rPr>
-          <w:rFonts w:ascii="Georgia" w:hAnsi="Georgia"/>
-          <w:b/>
-          <w:sz w:val="16"/>
-        </w:rPr>
-        <w:t xml:space="preserve">CAS N° 1 : </w:t>
-      </w:r>
-      <w:r>
-        <w:rPr>
-          <w:rFonts w:ascii="Georgia" w:hAnsi="Georgia"/>
-          <w:sz w:val="16"/>
-        </w:rPr>
-        <w:t>LA SUPPRESSION DES STRATES INTERMÉDIAIRES DE CONTRÔLE</w:t>
-      </w:r>
-    </w:p>
-    <w:p>
-      <w:pPr>
-        <w:spacing w:before="0" w:after="60" w:line="269" w:lineRule="auto"/>
-        <w:jc w:val="both"/>
-      </w:pPr>
-      <w:r>
-        <w:rPr>
-          <w:rFonts w:ascii="Georgia" w:hAnsi="Georgia"/>
-          <w:sz w:val="16"/>
-        </w:rPr>
-        <w:t>Une entreprise industrielle de 850 salariés (secteur de l'usinage de haute précision)</w:t>
-      </w:r>
-    </w:p>
-    <w:p>
-      <w:pPr>
-        <w:spacing w:before="0" w:after="60" w:line="269" w:lineRule="auto"/>
-        <w:jc w:val="both"/>
-      </w:pPr>
-      <w:r>
-        <w:rPr>
-          <w:rFonts w:ascii="Georgia" w:hAnsi="Georgia"/>
-          <w:b/>
-          <w:sz w:val="16"/>
-        </w:rPr>
-        <w:t xml:space="preserve">Le constat de départ : </w:t>
-      </w:r>
-      <w:r>
-        <w:rPr>
-          <w:rFonts w:ascii="Georgia" w:hAnsi="Georgia"/>
-          <w:sz w:val="16"/>
-        </w:rPr>
-        <w:t>Dans cette entreprise centenaire, sept niveaux hiérarchiques séparaient l'opérateur d'usinage du Directeur Général. Pour commander une pièce de rechange de 150 euros ou adapter un paramètre de vitesse de coupe sur une machine à commande numérique, un opérateur devait solliciter son chef d'équipe, qui transmettait au chef d'atelier, qui sollicitait l'ingénieur méthodes, qui demandait la validation du directeur de production. Délai moyen de décision : dix-huit jours ouvrés. Pendant ce temps, les machines tournaient au ralenti et les rebuts s'accumulaient.</w:t>
-      </w:r>
-    </w:p>
-    <w:p>
-      <w:pPr>
-        <w:spacing w:before="0" w:after="60" w:line="269" w:lineRule="auto"/>
-        <w:jc w:val="both"/>
-      </w:pPr>
-      <w:r>
-        <w:rPr>
-          <w:rFonts w:ascii="Georgia" w:hAnsi="Georgia"/>
-          <w:b/>
-          <w:sz w:val="16"/>
-        </w:rPr>
-        <w:t xml:space="preserve">La décision stratégique : </w:t>
-      </w:r>
-      <w:r>
-        <w:rPr>
-          <w:rFonts w:ascii="Georgia" w:hAnsi="Georgia"/>
-          <w:sz w:val="16"/>
-        </w:rPr>
-        <w:t>En trois ans, la direction a supprimé trois niveaux hiérarchiques de contrôle. L'usine a été réorganisée en douze « mini-usines autonomes » de 20 à 25 personnes. Chaque équipe a reçu la responsabilité directe de son planning de production, de sa maintenance préventive de premier niveau, de ses achats d'outillage jusqu'à 5 000 euros par mois sans validation préalable, et du recrutement de ses pairs.</w:t>
-      </w:r>
-    </w:p>
-    <w:p>
-      <w:r>
-        <w:br w:type="page"/>
-      </w:r>
-    </w:p>
-    <w:p>
-      <w:pPr>
-        <w:spacing w:before="0" w:after="60" w:line="269" w:lineRule="auto"/>
-        <w:jc w:val="both"/>
-      </w:pPr>
-      <w:r>
-        <w:rPr>
-          <w:rFonts w:ascii="Georgia" w:hAnsi="Georgia"/>
-          <w:b/>
-          <w:sz w:val="16"/>
-        </w:rPr>
-        <w:t>Les résultats mesurés sur 36 mois :</w:t>
-      </w:r>
-      <w:r>
-        <w:rPr>
-          <w:rFonts w:ascii="Georgia" w:hAnsi="Georgia"/>
-          <w:sz w:val="16"/>
-        </w:rPr>
-      </w:r>
-    </w:p>
-    <w:p>
-      <w:pPr>
-        <w:spacing w:before="0" w:after="60" w:line="269" w:lineRule="auto"/>
-        <w:jc w:val="both"/>
-      </w:pPr>
-      <w:r>
-        <w:rPr>
-          <w:rFonts w:ascii="Georgia" w:hAnsi="Georgia"/>
-          <w:b/>
-          <w:sz w:val="16"/>
-        </w:rPr>
-        <w:t>Réduction du taux de non-conformité de 5,4 % à 0,7 %.</w:t>
-      </w:r>
-      <w:r>
-        <w:rPr>
-          <w:rFonts w:ascii="Georgia" w:hAnsi="Georgia"/>
-          <w:sz w:val="16"/>
-        </w:rPr>
-      </w:r>
-    </w:p>
-    <w:p>
-      <w:pPr>
-        <w:spacing w:before="0" w:after="60" w:line="269" w:lineRule="auto"/>
-        <w:jc w:val="both"/>
-      </w:pPr>
-      <w:r>
-        <w:rPr>
-          <w:rFonts w:ascii="Georgia" w:hAnsi="Georgia"/>
-          <w:sz w:val="16"/>
-        </w:rPr>
-        <w:t>Division par trois des délais moyens de livraison aux clients finaux.</w:t>
-      </w:r>
-    </w:p>
-    <w:p>
-      <w:pPr>
-        <w:spacing w:before="0" w:after="60" w:line="269" w:lineRule="auto"/>
-        <w:jc w:val="both"/>
-      </w:pPr>
-      <w:r>
-        <w:rPr>
-          <w:rFonts w:ascii="Georgia" w:hAnsi="Georgia"/>
-          <w:sz w:val="16"/>
-        </w:rPr>
-        <w:t>Chute du taux de rotation du personnel (turnover) de 16 % à moins de 2 %.</w:t>
-      </w:r>
-    </w:p>
-    <w:p>
-      <w:pPr>
-        <w:spacing w:before="0" w:after="60" w:line="269" w:lineRule="auto"/>
-        <w:jc w:val="both"/>
-      </w:pPr>
-      <w:r>
-        <w:rPr>
-          <w:rFonts w:ascii="Georgia" w:hAnsi="Georgia"/>
-          <w:sz w:val="16"/>
-        </w:rPr>
-        <w:t>Économie annuelle récurrente de 1,2 million d'euros sur les coûts administratifs de contrôle.</w:t>
-      </w:r>
-    </w:p>
-    <w:p>
-      <w:pPr>
-        <w:spacing w:before="0" w:after="60" w:line="269" w:lineRule="auto"/>
-        <w:jc w:val="both"/>
-      </w:pPr>
-      <w:r>
-        <w:rPr>
-          <w:rFonts w:ascii="Georgia" w:hAnsi="Georgia"/>
-          <w:b/>
-          <w:sz w:val="16"/>
-        </w:rPr>
-        <w:t xml:space="preserve">CAS N° 2 : </w:t>
-      </w:r>
-      <w:r>
-        <w:rPr>
-          <w:rFonts w:ascii="Georgia" w:hAnsi="Georgia"/>
-          <w:sz w:val="16"/>
-        </w:rPr>
-        <w:t>L'ABOLITION DU PILOTAGE PAR INDICATEURS D'ACTIVITÉ</w:t>
-      </w:r>
-    </w:p>
-    <w:p>
-      <w:pPr>
-        <w:spacing w:before="0" w:after="60" w:line="269" w:lineRule="auto"/>
-        <w:jc w:val="both"/>
-      </w:pPr>
-      <w:r>
-        <w:rPr>
-          <w:rFonts w:ascii="Georgia" w:hAnsi="Georgia"/>
-          <w:sz w:val="16"/>
-        </w:rPr>
-        <w:t>Un réseau bancaire et assurantiel régional (140 agences, 1 200 conseillers clientèle)</w:t>
-      </w:r>
-    </w:p>
-    <w:p>
-      <w:pPr>
-        <w:spacing w:before="0" w:after="60" w:line="269" w:lineRule="auto"/>
-        <w:jc w:val="both"/>
-      </w:pPr>
-      <w:r>
-        <w:rPr>
-          <w:rFonts w:ascii="Georgia" w:hAnsi="Georgia"/>
-          <w:b/>
-          <w:sz w:val="16"/>
-        </w:rPr>
-        <w:t xml:space="preserve">Le constat de départ : </w:t>
-      </w:r>
-      <w:r>
-        <w:rPr>
-          <w:rFonts w:ascii="Georgia" w:hAnsi="Georgia"/>
-          <w:sz w:val="16"/>
-        </w:rPr>
-        <w:t>Les directeurs d'agence et les conseillers clientèle étaient soumis à 32 indicateurs d'activité quotidiens (nombre d'appels sortants, durée moyenne de chaque entretien, taux de souscription de produits packagés). Pour satisfaire les reportings du siège, les conseillers vendaient des options inutiles aux clients et passaient 45 % de leur temps de travail à saisir des comptes-rendus dans le progiciel de gestion.</w:t>
-      </w:r>
-    </w:p>
-    <w:p>
-      <w:pPr>
-        <w:spacing w:before="0" w:after="60" w:line="269" w:lineRule="auto"/>
-        <w:jc w:val="both"/>
-      </w:pPr>
-      <w:r>
-        <w:rPr>
-          <w:rFonts w:ascii="Georgia" w:hAnsi="Georgia"/>
-          <w:b/>
-          <w:sz w:val="16"/>
-        </w:rPr>
-        <w:t xml:space="preserve">La décision du Directoire : </w:t>
-      </w:r>
-      <w:r>
-        <w:rPr>
-          <w:rFonts w:ascii="Georgia" w:hAnsi="Georgia"/>
-          <w:sz w:val="16"/>
-        </w:rPr>
-        <w:t>Suppression de 29 des 32 indicateurs d'activité. Seuls ont été conservés le chiffre d'affaires net consolidé par agence et le score de satisfaction client (Net Promoter Score). Carte blanche totale a été accordée aux directeurs d'agence et à leurs équipes pour organiser leurs horaires d'ouverture, leurs méthodes de prospection et leurs rendez-vous clients.</w:t>
-      </w:r>
-    </w:p>
-    <w:p>
-      <w:pPr>
-        <w:spacing w:before="0" w:after="60" w:line="269" w:lineRule="auto"/>
-        <w:jc w:val="both"/>
-      </w:pPr>
-      <w:r>
-        <w:rPr>
-          <w:rFonts w:ascii="Georgia" w:hAnsi="Georgia"/>
-          <w:b/>
-          <w:sz w:val="16"/>
-        </w:rPr>
-        <w:t>Les résultats mesurés sur 24 mois :</w:t>
-      </w:r>
-      <w:r>
-        <w:rPr>
-          <w:rFonts w:ascii="Georgia" w:hAnsi="Georgia"/>
-          <w:sz w:val="16"/>
-        </w:rPr>
-      </w:r>
-    </w:p>
-    <w:p>
-      <w:pPr>
-        <w:spacing w:before="0" w:after="60" w:line="269" w:lineRule="auto"/>
-        <w:jc w:val="both"/>
-      </w:pPr>
-      <w:r>
-        <w:rPr>
-          <w:rFonts w:ascii="Georgia" w:hAnsi="Georgia"/>
-          <w:sz w:val="16"/>
-        </w:rPr>
-        <w:t>Croissance du chiffre d'affaires commercial de +18 % sur l'ensemble du réseau.</w:t>
-      </w:r>
-    </w:p>
-    <w:p>
-      <w:pPr>
-        <w:spacing w:before="0" w:after="60" w:line="269" w:lineRule="auto"/>
-        <w:jc w:val="both"/>
-      </w:pPr>
-      <w:r>
-        <w:rPr>
-          <w:rFonts w:ascii="Georgia" w:hAnsi="Georgia"/>
-          <w:b/>
-          <w:sz w:val="16"/>
-        </w:rPr>
-        <w:t>Progression du score de satisfaction client de +28 points.</w:t>
-      </w:r>
-      <w:r>
-        <w:rPr>
-          <w:rFonts w:ascii="Georgia" w:hAnsi="Georgia"/>
-          <w:sz w:val="16"/>
-        </w:rPr>
-      </w:r>
-    </w:p>
-    <w:p>
-      <w:pPr>
-        <w:spacing w:before="0" w:after="60" w:line="269" w:lineRule="auto"/>
-        <w:jc w:val="both"/>
-      </w:pPr>
-      <w:r>
-        <w:rPr>
-          <w:rFonts w:ascii="Georgia" w:hAnsi="Georgia"/>
-          <w:sz w:val="16"/>
-        </w:rPr>
-        <w:t>Division par deux du taux d'absentéisme pour motif d'épuisement professionnel.</w:t>
-      </w:r>
-    </w:p>
-    <w:p>
-      <w:pPr>
-        <w:spacing w:before="0" w:after="60" w:line="269" w:lineRule="auto"/>
-        <w:jc w:val="both"/>
-      </w:pPr>
-      <w:r>
-        <w:rPr>
-          <w:rFonts w:ascii="Georgia" w:hAnsi="Georgia"/>
-          <w:sz w:val="16"/>
-        </w:rPr>
-        <w:t>Hausse historique de la recommandation spontanée de la banque par ses propres salariés.</w:t>
-      </w:r>
-    </w:p>
-    <w:p>
-      <w:pPr>
-        <w:spacing w:before="0" w:after="60" w:line="269" w:lineRule="auto"/>
-        <w:jc w:val="both"/>
-      </w:pPr>
-      <w:r>
-        <w:rPr>
-          <w:rFonts w:ascii="Georgia" w:hAnsi="Georgia"/>
-          <w:b/>
-          <w:sz w:val="16"/>
-        </w:rPr>
-        <w:t xml:space="preserve">CAS N° 3 : </w:t>
-      </w:r>
-      <w:r>
-        <w:rPr>
-          <w:rFonts w:ascii="Georgia" w:hAnsi="Georgia"/>
-          <w:sz w:val="16"/>
-        </w:rPr>
-        <w:t>LE BUDGET D'AUTONOMIE SOIGNANTE AUX URGENCES</w:t>
-      </w:r>
-    </w:p>
-    <w:p>
-      <w:pPr>
-        <w:spacing w:before="0" w:after="60" w:line="269" w:lineRule="auto"/>
-        <w:jc w:val="both"/>
-      </w:pPr>
-      <w:r>
-        <w:rPr>
-          <w:rFonts w:ascii="Georgia" w:hAnsi="Georgia"/>
-          <w:sz w:val="16"/>
-        </w:rPr>
-        <w:t>Un centre hospitalier universitaire (service d'urgences de 90 lits)</w:t>
-      </w:r>
-    </w:p>
-    <w:p>
-      <w:r>
-        <w:br w:type="page"/>
-      </w:r>
-    </w:p>
-    <w:p>
-      <w:pPr>
-        <w:spacing w:before="0" w:after="40" w:line="259" w:lineRule="auto"/>
-        <w:jc w:val="both"/>
-      </w:pPr>
-      <w:r>
-        <w:rPr>
-          <w:rFonts w:ascii="Georgia" w:hAnsi="Georgia"/>
-          <w:b/>
-          <w:sz w:val="15"/>
-        </w:rPr>
-        <w:t xml:space="preserve">Le constat de départ : </w:t>
-      </w:r>
-      <w:r>
-        <w:rPr>
-          <w:rFonts w:ascii="Georgia" w:hAnsi="Georgia"/>
-          <w:sz w:val="15"/>
-        </w:rPr>
-        <w:t>Saturation chronique des urgences, démissions en chaîne de jeunes infirmières et temps d'attente moyen de 6h15 pour les patients admis. Trois audits organisationnels externes successifs avaient conclu à la nécessité de renforcer les protocoles informatiques de traçabilité, alourdissant encore la charge administrative des équipes soignantes.</w:t>
-      </w:r>
-    </w:p>
-    <w:p>
-      <w:pPr>
-        <w:spacing w:before="0" w:after="40" w:line="259" w:lineRule="auto"/>
-        <w:jc w:val="both"/>
-      </w:pPr>
-      <w:r>
-        <w:rPr>
-          <w:rFonts w:ascii="Georgia" w:hAnsi="Georgia"/>
-          <w:b/>
-          <w:sz w:val="15"/>
-        </w:rPr>
-        <w:t xml:space="preserve">La décision de la Direction Générale et Médicale : </w:t>
-      </w:r>
-      <w:r>
-        <w:rPr>
-          <w:rFonts w:ascii="Georgia" w:hAnsi="Georgia"/>
-          <w:sz w:val="15"/>
-        </w:rPr>
-        <w:t>Attribution d'un budget mensuel de 15 000 euros géré en direct par le collectif soignant (infirmières, aides-soignants, médecins et brancardiers), sans passage par la commission des investissements. En six semaines, le collectif a réaménagé lui- même les flux de circulation, installé des bornes d'orientation visuelle claires et créé un poste d'infirmière d'accueil dédiée au tri rapide.</w:t>
-      </w:r>
-    </w:p>
-    <w:p>
-      <w:pPr>
-        <w:spacing w:before="0" w:after="40" w:line="259" w:lineRule="auto"/>
-        <w:jc w:val="both"/>
-      </w:pPr>
-      <w:r>
-        <w:rPr>
-          <w:rFonts w:ascii="Georgia" w:hAnsi="Georgia"/>
-          <w:b/>
-          <w:sz w:val="15"/>
-        </w:rPr>
-        <w:t>Les résultats mesurés sur 12 mois :</w:t>
-      </w:r>
-      <w:r>
-        <w:rPr>
-          <w:rFonts w:ascii="Georgia" w:hAnsi="Georgia"/>
-          <w:sz w:val="15"/>
-        </w:rPr>
-      </w:r>
-    </w:p>
-    <w:p>
-      <w:pPr>
-        <w:spacing w:before="0" w:after="40" w:line="259" w:lineRule="auto"/>
-        <w:jc w:val="both"/>
-      </w:pPr>
-      <w:r>
-        <w:rPr>
-          <w:rFonts w:ascii="Georgia" w:hAnsi="Georgia"/>
-          <w:sz w:val="15"/>
-        </w:rPr>
-        <w:t>Réduction du temps d'attente moyen de 6h15 à 3h20 à dotation budgétaire constante.</w:t>
-      </w:r>
-    </w:p>
-    <w:p>
-      <w:pPr>
-        <w:spacing w:before="0" w:after="40" w:line="259" w:lineRule="auto"/>
-        <w:jc w:val="both"/>
-      </w:pPr>
-      <w:r>
-        <w:rPr>
-          <w:rFonts w:ascii="Georgia" w:hAnsi="Georgia"/>
-          <w:sz w:val="15"/>
-        </w:rPr>
-        <w:t>Zéro démission non programmée enregistrée sur l'exercice suivant.</w:t>
-      </w:r>
-    </w:p>
-    <w:p>
-      <w:pPr>
-        <w:spacing w:before="0" w:after="40" w:line="259" w:lineRule="auto"/>
-        <w:jc w:val="both"/>
-      </w:pPr>
-      <w:r>
-        <w:rPr>
-          <w:rFonts w:ascii="Georgia" w:hAnsi="Georgia"/>
-          <w:sz w:val="15"/>
-        </w:rPr>
-        <w:t>Amélioration spectaculaire de la sérénité et de la qualité des soins.</w:t>
-      </w:r>
-    </w:p>
-    <w:p>
-      <w:pPr>
-        <w:spacing w:before="0" w:after="40" w:line="259" w:lineRule="auto"/>
-        <w:jc w:val="both"/>
-      </w:pPr>
-      <w:r>
-        <w:rPr>
-          <w:rFonts w:ascii="Georgia" w:hAnsi="Georgia"/>
-          <w:b/>
-          <w:sz w:val="15"/>
-        </w:rPr>
-        <w:t xml:space="preserve">CAS N° 4 : </w:t>
-      </w:r>
-      <w:r>
-        <w:rPr>
-          <w:rFonts w:ascii="Georgia" w:hAnsi="Georgia"/>
-          <w:sz w:val="15"/>
-        </w:rPr>
-        <w:t>LA TRANSPARENCE SALARIALE ET LA GOUVERNANCE PARTAGÉE</w:t>
-      </w:r>
-    </w:p>
-    <w:p>
-      <w:pPr>
-        <w:spacing w:before="0" w:after="40" w:line="259" w:lineRule="auto"/>
-        <w:jc w:val="both"/>
-      </w:pPr>
-      <w:r>
-        <w:rPr>
-          <w:rFonts w:ascii="Georgia" w:hAnsi="Georgia"/>
-          <w:sz w:val="15"/>
-        </w:rPr>
-        <w:t>Une entreprise de services numériques de 450 ingénieurs et développeurs</w:t>
-      </w:r>
-    </w:p>
-    <w:p>
-      <w:pPr>
-        <w:spacing w:before="0" w:after="40" w:line="259" w:lineRule="auto"/>
-        <w:jc w:val="both"/>
-      </w:pPr>
-      <w:r>
-        <w:rPr>
-          <w:rFonts w:ascii="Georgia" w:hAnsi="Georgia"/>
-          <w:b/>
-          <w:sz w:val="15"/>
-        </w:rPr>
-        <w:t xml:space="preserve">Le constat de départ : </w:t>
-      </w:r>
-      <w:r>
-        <w:rPr>
-          <w:rFonts w:ascii="Georgia" w:hAnsi="Georgia"/>
-          <w:sz w:val="15"/>
-        </w:rPr>
-        <w:t>Opacité totale sur les grilles de rémunération, sentiment d'arbitraire lors des évaluations annuelles individuelles, et fuite continue des experts seniors vers des cabinets concurrents.</w:t>
-      </w:r>
-    </w:p>
-    <w:p>
-      <w:pPr>
-        <w:spacing w:before="0" w:after="40" w:line="259" w:lineRule="auto"/>
-        <w:jc w:val="both"/>
-      </w:pPr>
-      <w:r>
-        <w:rPr>
-          <w:rFonts w:ascii="Georgia" w:hAnsi="Georgia"/>
-          <w:b/>
-          <w:sz w:val="15"/>
-        </w:rPr>
-        <w:t xml:space="preserve">La décision de la direction : </w:t>
-      </w:r>
-      <w:r>
-        <w:rPr>
-          <w:rFonts w:ascii="Georgia" w:hAnsi="Georgia"/>
-          <w:sz w:val="15"/>
-        </w:rPr>
-        <w:t>Publication intégrale et transparente des grilles salariales et des critères de rémunération. Remplacement de l'entretien d'évaluation annuel unilatéral par un bilan à 360 degrés réalisé par les pairs. Élection par les équipes de leurs responsables de département pour des mandats renouvelables de deux ans.</w:t>
-      </w:r>
-    </w:p>
-    <w:p>
-      <w:pPr>
-        <w:spacing w:before="0" w:after="40" w:line="259" w:lineRule="auto"/>
-        <w:jc w:val="both"/>
-      </w:pPr>
-      <w:r>
-        <w:rPr>
-          <w:rFonts w:ascii="Georgia" w:hAnsi="Georgia"/>
-          <w:b/>
-          <w:sz w:val="15"/>
-        </w:rPr>
-        <w:t>Les résultats mesurés sur 24 mois :</w:t>
-      </w:r>
-      <w:r>
-        <w:rPr>
-          <w:rFonts w:ascii="Georgia" w:hAnsi="Georgia"/>
-          <w:sz w:val="15"/>
-        </w:rPr>
-      </w:r>
-    </w:p>
-    <w:p>
-      <w:pPr>
-        <w:spacing w:before="0" w:after="40" w:line="259" w:lineRule="auto"/>
-        <w:jc w:val="both"/>
-      </w:pPr>
-      <w:r>
-        <w:rPr>
-          <w:rFonts w:ascii="Georgia" w:hAnsi="Georgia"/>
-          <w:sz w:val="15"/>
-        </w:rPr>
-        <w:t>Réduction des coûts de recrutement de 70 % grâce à la fin des départs volontaires imprévus.</w:t>
-      </w:r>
-    </w:p>
-    <w:p>
-      <w:pPr>
-        <w:spacing w:before="0" w:after="40" w:line="259" w:lineRule="auto"/>
-        <w:jc w:val="both"/>
-      </w:pPr>
-      <w:r>
-        <w:rPr>
-          <w:rFonts w:ascii="Georgia" w:hAnsi="Georgia"/>
-          <w:sz w:val="15"/>
-        </w:rPr>
-        <w:t>Hausse de la rentabilité opérationnelle de 4,2 points de marge brute.</w:t>
-      </w:r>
-    </w:p>
-    <w:p>
-      <w:r>
-        <w:br w:type="page"/>
-      </w:r>
-    </w:p>
-    <w:p>
-      <w:pPr>
-        <w:spacing w:before="0" w:after="40" w:line="259" w:lineRule="auto"/>
-        <w:jc w:val="both"/>
-      </w:pPr>
-      <w:r>
-        <w:rPr>
-          <w:rFonts w:ascii="Georgia" w:hAnsi="Georgia"/>
-          <w:b/>
-          <w:sz w:val="15"/>
-        </w:rPr>
-        <w:t xml:space="preserve">CAS N° 5 : </w:t>
-      </w:r>
-      <w:r>
-        <w:rPr>
-          <w:rFonts w:ascii="Georgia" w:hAnsi="Georgia"/>
-          <w:sz w:val="15"/>
-        </w:rPr>
-        <w:t>LA RÉORGANISATION D'UN HUB LOGISTIQUE DE 60 000 M²</w:t>
-      </w:r>
-    </w:p>
-    <w:p>
-      <w:pPr>
-        <w:spacing w:before="0" w:after="40" w:line="259" w:lineRule="auto"/>
-        <w:jc w:val="both"/>
-      </w:pPr>
-      <w:r>
-        <w:rPr>
-          <w:rFonts w:ascii="Georgia" w:hAnsi="Georgia"/>
-          <w:sz w:val="15"/>
-        </w:rPr>
-        <w:t>Une plateforme de distribution e-commerce de 900 préparateurs de commandes</w:t>
-      </w:r>
-    </w:p>
-    <w:p>
-      <w:pPr>
-        <w:spacing w:before="0" w:after="40" w:line="259" w:lineRule="auto"/>
-        <w:jc w:val="both"/>
-      </w:pPr>
-      <w:r>
-        <w:rPr>
-          <w:rFonts w:ascii="Georgia" w:hAnsi="Georgia"/>
-          <w:b/>
-          <w:sz w:val="15"/>
-        </w:rPr>
-        <w:t xml:space="preserve">Le constat de départ : </w:t>
-      </w:r>
-      <w:r>
-        <w:rPr>
-          <w:rFonts w:ascii="Georgia" w:hAnsi="Georgia"/>
-          <w:sz w:val="15"/>
-        </w:rPr>
-        <w:t>Des cadences dictées par un système de commande vocale (Voice Picking) imposant un rythme mécanique d'un geste toutes les huit secondes. Taux de rotation annuel du personnel de 45 %, arrêts de travail massifs pour troubles musculo- squelettiques (TMS) et taux d'erreurs de préparation de 3,8 %.</w:t>
-      </w:r>
-    </w:p>
-    <w:p>
-      <w:pPr>
-        <w:spacing w:before="0" w:after="40" w:line="259" w:lineRule="auto"/>
-        <w:jc w:val="both"/>
-      </w:pPr>
-      <w:r>
-        <w:rPr>
-          <w:rFonts w:ascii="Georgia" w:hAnsi="Georgia"/>
-          <w:b/>
-          <w:sz w:val="15"/>
-        </w:rPr>
-        <w:t xml:space="preserve">La décision de la Direction des Opérations : </w:t>
-      </w:r>
-      <w:r>
-        <w:rPr>
-          <w:rFonts w:ascii="Georgia" w:hAnsi="Georgia"/>
-          <w:sz w:val="15"/>
-        </w:rPr>
-        <w:t>Abandon du guidage vocal au profit d'écrans tactiles montés sur chariots avec liberté totale laissée aux préparateurs d'organiser leur tournée de prélèvement. Création d'îlots de préparation autonomes responsables de la qualité finale de leurs palettes.</w:t>
-      </w:r>
-    </w:p>
-    <w:p>
-      <w:pPr>
-        <w:spacing w:before="0" w:after="40" w:line="259" w:lineRule="auto"/>
-        <w:jc w:val="both"/>
-      </w:pPr>
-      <w:r>
-        <w:rPr>
-          <w:rFonts w:ascii="Georgia" w:hAnsi="Georgia"/>
-          <w:b/>
-          <w:sz w:val="15"/>
-        </w:rPr>
-        <w:t>Les résultats mesurés sur 18 mois :</w:t>
-      </w:r>
-      <w:r>
-        <w:rPr>
-          <w:rFonts w:ascii="Georgia" w:hAnsi="Georgia"/>
-          <w:sz w:val="15"/>
-        </w:rPr>
-      </w:r>
-    </w:p>
-    <w:p>
-      <w:pPr>
-        <w:spacing w:before="0" w:after="40" w:line="259" w:lineRule="auto"/>
-        <w:jc w:val="both"/>
-      </w:pPr>
-      <w:r>
-        <w:rPr>
-          <w:rFonts w:ascii="Georgia" w:hAnsi="Georgia"/>
-          <w:b/>
-          <w:sz w:val="15"/>
-        </w:rPr>
-        <w:t>Chute du taux d'erreurs de préparation de 3,8 % à 0,3 %.</w:t>
-      </w:r>
-      <w:r>
-        <w:rPr>
-          <w:rFonts w:ascii="Georgia" w:hAnsi="Georgia"/>
-          <w:sz w:val="15"/>
-        </w:rPr>
-      </w:r>
-    </w:p>
-    <w:p>
-      <w:pPr>
-        <w:spacing w:before="0" w:after="40" w:line="259" w:lineRule="auto"/>
-        <w:jc w:val="both"/>
-      </w:pPr>
-      <w:r>
-        <w:rPr>
-          <w:rFonts w:ascii="Georgia" w:hAnsi="Georgia"/>
-          <w:sz w:val="15"/>
-        </w:rPr>
-        <w:t>Baisse de 65 % des déclarations d'accidents du travail et de TMS.</w:t>
-      </w:r>
-    </w:p>
-    <w:p>
-      <w:pPr>
-        <w:spacing w:before="0" w:after="40" w:line="259" w:lineRule="auto"/>
-        <w:jc w:val="both"/>
-      </w:pPr>
-      <w:r>
-        <w:rPr>
-          <w:rFonts w:ascii="Georgia" w:hAnsi="Georgia"/>
-          <w:sz w:val="15"/>
-        </w:rPr>
-        <w:t>Gain net de productivité globale de +14 % par rapport au système automatisé rigide.</w:t>
-      </w:r>
-    </w:p>
-    <w:p>
-      <w:pPr>
-        <w:spacing w:before="0" w:after="40" w:line="259" w:lineRule="auto"/>
-        <w:jc w:val="both"/>
-      </w:pPr>
-      <w:r>
-        <w:rPr>
-          <w:rFonts w:ascii="Georgia" w:hAnsi="Georgia"/>
-          <w:b/>
-          <w:sz w:val="15"/>
-        </w:rPr>
-        <w:t xml:space="preserve">CAS N° 6 : </w:t>
-      </w:r>
-      <w:r>
-        <w:rPr>
-          <w:rFonts w:ascii="Georgia" w:hAnsi="Georgia"/>
-          <w:sz w:val="15"/>
-        </w:rPr>
-        <w:t>LA DÉCENTRALISATION COMMERCIALE D'UNE ENSEIGNE DE DISTRIBUTION</w:t>
-      </w:r>
-    </w:p>
-    <w:p>
-      <w:pPr>
-        <w:spacing w:before="0" w:after="40" w:line="259" w:lineRule="auto"/>
-        <w:jc w:val="both"/>
-      </w:pPr>
-      <w:r>
-        <w:rPr>
-          <w:rFonts w:ascii="Georgia" w:hAnsi="Georgia"/>
-          <w:sz w:val="15"/>
-        </w:rPr>
-        <w:t>Un réseau de 80 hypermarchés et supermarchés (12 000 salariés)</w:t>
-      </w:r>
-    </w:p>
-    <w:p>
-      <w:pPr>
-        <w:spacing w:before="0" w:after="40" w:line="259" w:lineRule="auto"/>
-        <w:jc w:val="both"/>
-      </w:pPr>
-      <w:r>
-        <w:rPr>
-          <w:rFonts w:ascii="Georgia" w:hAnsi="Georgia"/>
-          <w:b/>
-          <w:sz w:val="15"/>
-        </w:rPr>
-        <w:t xml:space="preserve">Le constat de départ : </w:t>
-      </w:r>
-      <w:r>
-        <w:rPr>
-          <w:rFonts w:ascii="Georgia" w:hAnsi="Georgia"/>
-          <w:sz w:val="15"/>
-        </w:rPr>
-        <w:t>Un catalogue de promotions et un agencement des rayons définis à 100 % par le siège central, générant des surplus de stocks invendus dans certaines régions et des ruptures de stocks massives dans d'autres.</w:t>
-      </w:r>
-    </w:p>
-    <w:p>
-      <w:pPr>
-        <w:spacing w:before="0" w:after="40" w:line="259" w:lineRule="auto"/>
-        <w:jc w:val="both"/>
-      </w:pPr>
-      <w:r>
-        <w:rPr>
-          <w:rFonts w:ascii="Georgia" w:hAnsi="Georgia"/>
-          <w:b/>
-          <w:sz w:val="15"/>
-        </w:rPr>
-        <w:t xml:space="preserve">La décision du Directoire : </w:t>
-      </w:r>
-      <w:r>
-        <w:rPr>
-          <w:rFonts w:ascii="Georgia" w:hAnsi="Georgia"/>
-          <w:sz w:val="15"/>
-        </w:rPr>
-        <w:t>Autorisation formelle accordée à chaque chef de rayon d'acheter jusqu'à 30 % de ses références auprès de producteurs et d'artisans locaux situés dans un rayon de 50 kilomètres, sans passer par la centrale d'achats nationale.</w:t>
-      </w:r>
-    </w:p>
-    <w:p>
-      <w:pPr>
-        <w:spacing w:before="0" w:after="40" w:line="259" w:lineRule="auto"/>
-        <w:jc w:val="both"/>
-      </w:pPr>
-      <w:r>
-        <w:rPr>
-          <w:rFonts w:ascii="Georgia" w:hAnsi="Georgia"/>
-          <w:b/>
-          <w:sz w:val="15"/>
-        </w:rPr>
-        <w:t>Les résultats mesurés sur 24 mois :</w:t>
-      </w:r>
-      <w:r>
-        <w:rPr>
-          <w:rFonts w:ascii="Georgia" w:hAnsi="Georgia"/>
-          <w:sz w:val="15"/>
-        </w:rPr>
-      </w:r>
-    </w:p>
-    <w:p>
-      <w:pPr>
-        <w:spacing w:before="0" w:after="40" w:line="259" w:lineRule="auto"/>
-        <w:jc w:val="both"/>
-      </w:pPr>
-      <w:r>
-        <w:rPr>
-          <w:rFonts w:ascii="Georgia" w:hAnsi="Georgia"/>
-          <w:b/>
-          <w:sz w:val="15"/>
-        </w:rPr>
-        <w:t>Réduction du gaspillage alimentaire et de la freinte de 22 %.</w:t>
-      </w:r>
-      <w:r>
-        <w:rPr>
-          <w:rFonts w:ascii="Georgia" w:hAnsi="Georgia"/>
-          <w:sz w:val="15"/>
-        </w:rPr>
-      </w:r>
-    </w:p>
-    <w:p>
-      <w:r>
-        <w:br w:type="page"/>
-      </w:r>
-    </w:p>
-    <w:p>
-      <w:pPr>
-        <w:spacing w:before="0" w:after="90" w:line="278" w:lineRule="auto"/>
-        <w:jc w:val="both"/>
-      </w:pPr>
-      <w:r>
-        <w:rPr>
-          <w:rFonts w:ascii="Georgia" w:hAnsi="Georgia"/>
-          <w:sz w:val="17"/>
-        </w:rPr>
-        <w:t>Croissance du chiffre d'affaires sur les produits frais locaux de +35 %.</w:t>
-      </w:r>
-    </w:p>
-    <w:p>
-      <w:pPr>
-        <w:spacing w:before="0" w:after="90" w:line="278" w:lineRule="auto"/>
-        <w:jc w:val="both"/>
-      </w:pPr>
-      <w:r>
-        <w:rPr>
-          <w:rFonts w:ascii="Georgia" w:hAnsi="Georgia"/>
-          <w:sz w:val="17"/>
-        </w:rPr>
-        <w:t>Reconnexion profonde du magasin avec le tissu économique et citoyen local.</w:t>
+        <w:t>Linux motorise 90 % des serveurs cloud et 70 % des smartphones mondiaux (Android). Wikipedia est la plus vaste encyclopédie de l'humanité. Ces architectures critiques fonctionnent sans DRH centrale, sans comité de rémunération, sans reporting hiérarchique. La coordination repose sur la transparence, le contrôle par les pairs et la responsabilité technique directe.</w:t>
       </w:r>
     </w:p>
     <w:p>
@@ -15569,11 +14507,872 @@
           <w:color w:val="133968"/>
           <w:sz w:val="17"/>
         </w:rPr>
+        <w:t>▌ CE QUE VOUS CRAIGNEZ VS CE QUE LES FAITS DÉMONTRENT</w:t>
+      </w:r>
+    </w:p>
+    <w:tbl>
+      <w:tblPr>
+        <w:tblW w:type="auto" w:w="0"/>
+        <w:jc w:val="center"/>
+        <w:tblLook w:firstColumn="1" w:firstRow="1" w:lastColumn="0" w:lastRow="0" w:noHBand="0" w:noVBand="1" w:val="04A0"/>
+        <w:tblBorders>
+          <w:top w:val="single" w:sz="6" w:space="0" w:color="D4D4D8"/>
+          <w:bottom w:val="single" w:sz="6" w:space="0" w:color="D4D4D8"/>
+          <w:left w:val="none"/>
+          <w:right w:val="none"/>
+          <w:insideH w:val="single" w:sz="4" w:space="0" w:color="E4E4E7"/>
+          <w:insideV w:val="none"/>
+        </w:tblBorders>
+      </w:tblPr>
+      <w:tblGrid>
+        <w:gridCol w:w="3515"/>
+        <w:gridCol w:w="3515"/>
+      </w:tblGrid>
+      <w:tr>
+        <w:tc>
+          <w:tcPr>
+            <w:tcW w:type="dxa" w:w="3402"/>
+            <w:shd w:val="clear" w:color="auto" w:fill="F4F4F5"/>
+          </w:tcPr>
+          <w:p>
+            <w:pPr>
+              <w:spacing w:before="40" w:after="40"/>
+              <w:jc w:val="left"/>
+            </w:pPr>
+            <w:r>
+              <w:rPr>
+                <w:rFonts w:ascii="Helvetica Neue" w:hAnsi="Helvetica Neue"/>
+                <w:b/>
+                <w:color w:val="133968"/>
+                <w:sz w:val="14"/>
+              </w:rPr>
+              <w:t>OBJECTION DU SOMMET</w:t>
+            </w:r>
+          </w:p>
+        </w:tc>
+        <w:tc>
+          <w:tcPr>
+            <w:tcW w:type="dxa" w:w="3628"/>
+            <w:shd w:val="clear" w:color="auto" w:fill="F4F4F5"/>
+          </w:tcPr>
+          <w:p>
+            <w:pPr>
+              <w:spacing w:before="40" w:after="40"/>
+              <w:jc w:val="left"/>
+            </w:pPr>
+            <w:r>
+              <w:rPr>
+                <w:rFonts w:ascii="Helvetica Neue" w:hAnsi="Helvetica Neue"/>
+                <w:b/>
+                <w:color w:val="133968"/>
+                <w:sz w:val="14"/>
+              </w:rPr>
+              <w:t>RÉALITÉ DU TERRAIN AUTONOME</w:t>
+            </w:r>
+          </w:p>
+        </w:tc>
+      </w:tr>
+      <w:tr>
+        <w:tc>
+          <w:tcPr>
+            <w:tcW w:type="dxa" w:w="3402"/>
+          </w:tcPr>
+          <w:p>
+            <w:pPr>
+              <w:spacing w:before="40" w:after="40"/>
+              <w:jc w:val="left"/>
+            </w:pPr>
+            <w:r>
+              <w:rPr>
+                <w:rFonts w:ascii="Helvetica Neue" w:hAnsi="Helvetica Neue"/>
+                <w:b/>
+                <w:color w:val="18181B"/>
+                <w:sz w:val="14"/>
+              </w:rPr>
+              <w:t>« Sans contrôle, les gens abusent »</w:t>
+            </w:r>
+          </w:p>
+        </w:tc>
+        <w:tc>
+          <w:tcPr>
+            <w:tcW w:type="dxa" w:w="3628"/>
+          </w:tcPr>
+          <w:p>
+            <w:pPr>
+              <w:spacing w:before="40" w:after="40"/>
+              <w:jc w:val="left"/>
+            </w:pPr>
+            <w:r>
+              <w:rPr>
+                <w:rFonts w:ascii="Georgia" w:hAnsi="Georgia"/>
+                <w:sz w:val="14"/>
+              </w:rPr>
+              <w:t>Buurtzorg : -60 % d'absentéisme sans badgeuse ni flicage.</w:t>
+            </w:r>
+          </w:p>
+        </w:tc>
+      </w:tr>
+      <w:tr>
+        <w:tc>
+          <w:tcPr>
+            <w:tcW w:type="dxa" w:w="3402"/>
+          </w:tcPr>
+          <w:p>
+            <w:pPr>
+              <w:spacing w:before="40" w:after="40"/>
+              <w:jc w:val="left"/>
+            </w:pPr>
+            <w:r>
+              <w:rPr>
+                <w:rFonts w:ascii="Helvetica Neue" w:hAnsi="Helvetica Neue"/>
+                <w:b/>
+                <w:color w:val="18181B"/>
+                <w:sz w:val="14"/>
+              </w:rPr>
+              <w:t>« L'autonomie crée du risque légal »</w:t>
+            </w:r>
+          </w:p>
+        </w:tc>
+        <w:tc>
+          <w:tcPr>
+            <w:tcW w:type="dxa" w:w="3628"/>
+          </w:tcPr>
+          <w:p>
+            <w:pPr>
+              <w:spacing w:before="40" w:after="40"/>
+              <w:jc w:val="left"/>
+            </w:pPr>
+            <w:r>
+              <w:rPr>
+                <w:rFonts w:ascii="Georgia" w:hAnsi="Georgia"/>
+                <w:sz w:val="14"/>
+              </w:rPr>
+              <w:t>SCOP : +20 % de taux de survie à 5 ans comparé aux SA.</w:t>
+            </w:r>
+          </w:p>
+        </w:tc>
+      </w:tr>
+      <w:tr>
+        <w:tc>
+          <w:tcPr>
+            <w:tcW w:type="dxa" w:w="3402"/>
+          </w:tcPr>
+          <w:p>
+            <w:pPr>
+              <w:spacing w:before="40" w:after="40"/>
+              <w:jc w:val="left"/>
+            </w:pPr>
+            <w:r>
+              <w:rPr>
+                <w:rFonts w:ascii="Helvetica Neue" w:hAnsi="Helvetica Neue"/>
+                <w:b/>
+                <w:color w:val="18181B"/>
+                <w:sz w:val="14"/>
+              </w:rPr>
+              <w:t>« Ça ne passe pas à l'échelle »</w:t>
+            </w:r>
+          </w:p>
+        </w:tc>
+        <w:tc>
+          <w:tcPr>
+            <w:tcW w:type="dxa" w:w="3628"/>
+          </w:tcPr>
+          <w:p>
+            <w:pPr>
+              <w:spacing w:before="40" w:after="40"/>
+              <w:jc w:val="left"/>
+            </w:pPr>
+            <w:r>
+              <w:rPr>
+                <w:rFonts w:ascii="Georgia" w:hAnsi="Georgia"/>
+                <w:sz w:val="14"/>
+              </w:rPr>
+              <w:t>Mondragon : 80 000 salariés dans 25 pays sans Comex pléthorique.</w:t>
+            </w:r>
+          </w:p>
+        </w:tc>
+      </w:tr>
+      <w:tr>
+        <w:tc>
+          <w:tcPr>
+            <w:tcW w:type="dxa" w:w="3402"/>
+          </w:tcPr>
+          <w:p>
+            <w:pPr>
+              <w:spacing w:before="40" w:after="40"/>
+              <w:jc w:val="left"/>
+            </w:pPr>
+            <w:r>
+              <w:rPr>
+                <w:rFonts w:ascii="Helvetica Neue" w:hAnsi="Helvetica Neue"/>
+                <w:b/>
+                <w:color w:val="18181B"/>
+                <w:sz w:val="14"/>
+              </w:rPr>
+              <w:t>« On va perdre la qualité »</w:t>
+            </w:r>
+          </w:p>
+        </w:tc>
+        <w:tc>
+          <w:tcPr>
+            <w:tcW w:type="dxa" w:w="3628"/>
+          </w:tcPr>
+          <w:p>
+            <w:pPr>
+              <w:spacing w:before="40" w:after="40"/>
+              <w:jc w:val="left"/>
+            </w:pPr>
+            <w:r>
+              <w:rPr>
+                <w:rFonts w:ascii="Georgia" w:hAnsi="Georgia"/>
+                <w:sz w:val="14"/>
+              </w:rPr>
+              <w:t>FAVI : 30 ans leader européen qualité avec zéro contremaître.</w:t>
+            </w:r>
+          </w:p>
+        </w:tc>
+      </w:tr>
+      <w:tr>
+        <w:tc>
+          <w:tcPr>
+            <w:tcW w:type="dxa" w:w="3402"/>
+          </w:tcPr>
+          <w:p>
+            <w:pPr>
+              <w:spacing w:before="40" w:after="40"/>
+              <w:jc w:val="left"/>
+            </w:pPr>
+            <w:r>
+              <w:rPr>
+                <w:rFonts w:ascii="Helvetica Neue" w:hAnsi="Helvetica Neue"/>
+                <w:b/>
+                <w:color w:val="18181B"/>
+                <w:sz w:val="14"/>
+              </w:rPr>
+              <w:t>« Mon rôle de dirigeant disparaît »</w:t>
+            </w:r>
+          </w:p>
+        </w:tc>
+        <w:tc>
+          <w:tcPr>
+            <w:tcW w:type="dxa" w:w="3628"/>
+          </w:tcPr>
+          <w:p>
+            <w:pPr>
+              <w:spacing w:before="40" w:after="40"/>
+              <w:jc w:val="left"/>
+            </w:pPr>
+            <w:r>
+              <w:rPr>
+                <w:rFonts w:ascii="Georgia" w:hAnsi="Georgia"/>
+                <w:sz w:val="14"/>
+              </w:rPr>
+              <w:t>Non : il cesse d'être un goulot pour devenir un propulseur.</w:t>
+            </w:r>
+          </w:p>
+        </w:tc>
+      </w:tr>
+    </w:tbl>
+    <w:p>
+      <w:r>
+        <w:br w:type="page"/>
+      </w:r>
+    </w:p>
+    <w:p>
+      <w:pPr>
+        <w:spacing w:before="80" w:after="40"/>
+      </w:pPr>
+      <w:r>
+        <w:rPr>
+          <w:rFonts w:ascii="Helvetica Neue" w:hAnsi="Helvetica Neue"/>
+          <w:b/>
+          <w:color w:val="133968"/>
+          <w:sz w:val="17"/>
+        </w:rPr>
+        <w:t>VOTRE RÔLE NE DISPARAÎT PAS : IL DEVIENT DÉCISIF</w:t>
+      </w:r>
+    </w:p>
+    <w:p>
+      <w:pPr>
+        <w:spacing w:after="120" w:line="264" w:lineRule="auto"/>
+        <w:jc w:val="both"/>
+      </w:pPr>
+      <w:r>
+        <w:rPr>
+          <w:rFonts w:ascii="Georgia" w:hAnsi="Georgia"/>
+          <w:sz w:val="16"/>
+        </w:rPr>
+        <w:t>C'est la hantise légitime des étages nobles : si l'on supprime les strates intermédiaires, que deviennent les dirigeants ? La réponse est claire : ils cessent de gaspiller leur énergie à valider des formulaires pour se concentrer sur leurs vraies missions :</w:t>
+      </w:r>
+    </w:p>
+    <w:p>
+      <w:pPr>
+        <w:spacing w:after="40"/>
+      </w:pPr>
+      <w:r>
+        <w:rPr>
+          <w:rFonts w:ascii="Helvetica Neue" w:hAnsi="Helvetica Neue"/>
+          <w:b/>
+          <w:sz w:val="15"/>
+        </w:rPr>
+        <w:t xml:space="preserve">• Protéger : </w:t>
+      </w:r>
+      <w:r>
+        <w:rPr>
+          <w:rFonts w:ascii="Georgia" w:hAnsi="Georgia"/>
+          <w:sz w:val="16"/>
+        </w:rPr>
+        <w:t>Servir de bouclier contre les injonctions bureaucratiques externes.</w:t>
+      </w:r>
+    </w:p>
+    <w:p>
+      <w:pPr>
+        <w:spacing w:after="40"/>
+      </w:pPr>
+      <w:r>
+        <w:rPr>
+          <w:rFonts w:ascii="Helvetica Neue" w:hAnsi="Helvetica Neue"/>
+          <w:b/>
+          <w:sz w:val="15"/>
+        </w:rPr>
+        <w:t xml:space="preserve">• Faciliter : </w:t>
+      </w:r>
+      <w:r>
+        <w:rPr>
+          <w:rFonts w:ascii="Georgia" w:hAnsi="Georgia"/>
+          <w:sz w:val="16"/>
+        </w:rPr>
+        <w:t>Résoudre les blocages structurels que les équipes ne peuvent surmonter seules.</w:t>
+      </w:r>
+    </w:p>
+    <w:p>
+      <w:pPr>
+        <w:spacing w:after="40"/>
+      </w:pPr>
+      <w:r>
+        <w:rPr>
+          <w:rFonts w:ascii="Helvetica Neue" w:hAnsi="Helvetica Neue"/>
+          <w:b/>
+          <w:sz w:val="15"/>
+        </w:rPr>
+        <w:t xml:space="preserve">• Garantir la cohérence : </w:t>
+      </w:r>
+      <w:r>
+        <w:rPr>
+          <w:rFonts w:ascii="Georgia" w:hAnsi="Georgia"/>
+          <w:sz w:val="16"/>
+        </w:rPr>
+        <w:t>Veiller à l'alignement éthique et stratégique de l'ensemble de la tour.</w:t>
+      </w:r>
+    </w:p>
+    <w:p>
+      <w:pPr>
+        <w:spacing w:before="120" w:after="40"/>
+      </w:pPr>
+      <w:r>
+        <w:rPr>
+          <w:rFonts w:ascii="Helvetica Neue" w:hAnsi="Helvetica Neue"/>
+          <w:b/>
+          <w:color w:val="133968"/>
+          <w:sz w:val="17"/>
+        </w:rPr>
         <w:t>▌ VOIX DU SOMMET</w:t>
       </w:r>
     </w:p>
     <w:p>
       <w:pPr>
+        <w:spacing w:after="80" w:line="259" w:lineRule="auto"/>
+        <w:jc w:val="both"/>
+      </w:pPr>
+      <w:r>
+        <w:rPr>
+          <w:rFonts w:ascii="Georgia" w:hAnsi="Georgia"/>
+          <w:i/>
+          <w:sz w:val="15"/>
+        </w:rPr>
+        <w:t>« J'ai visité Buurtzorg aux Pays-Bas. Ce qui m'a frappé, ce n'est pas l'absence de chefs. C'est le calme impressionnant. Personne ne courait, personne ne faisait semblant d'être occupé à faire du reporting. Ils travaillaient avec une efficacité sereine. Je me suis demandé : pourquoi acceptons-nous de piloter nos entreprises dans une frénésie stérile ? » — Directeur Général, Pôle Santé (52 ans)</w:t>
+      </w:r>
+    </w:p>
+    <w:p>
+      <w:pPr>
+        <w:spacing w:before="80" w:after="40"/>
+        <w:jc w:val="both"/>
+      </w:pPr>
+      <w:r>
+        <w:rPr>
+          <w:rFonts w:ascii="Georgia" w:hAnsi="Georgia"/>
+          <w:b/>
+          <w:sz w:val="16"/>
+        </w:rPr>
+        <w:t>La Question du Sommet : Les preuves sont là, chiffrées et vérifiables. Ce qui manque n'est pas l'information, mais la volonté d'amorcer le premier pas réversible.</w:t>
+      </w:r>
+    </w:p>
+    <w:p>
+      <w:r>
+        <w:br w:type="page"/>
+      </w:r>
+    </w:p>
+    <w:p>
+      <w:pPr>
+        <w:spacing w:before="0" w:after="60" w:line="269" w:lineRule="auto"/>
+        <w:jc w:val="both"/>
+      </w:pPr>
+      <w:r>
+        <w:rPr>
+          <w:rFonts w:ascii="Georgia" w:hAnsi="Georgia"/>
+          <w:sz w:val="16"/>
+        </w:rPr>
+        <w:t>CEUX QUI ONT CHOISI DE FAIRE</w:t>
+      </w:r>
+    </w:p>
+    <w:p>
+      <w:pPr>
+        <w:spacing w:before="0" w:after="60" w:line="269" w:lineRule="auto"/>
+        <w:jc w:val="both"/>
+      </w:pPr>
+      <w:r>
+        <w:rPr>
+          <w:rFonts w:ascii="Georgia" w:hAnsi="Georgia"/>
+          <w:sz w:val="16"/>
+        </w:rPr>
+        <w:t>AUTREMENT</w:t>
+      </w:r>
+    </w:p>
+    <w:p>
+      <w:pPr>
+        <w:spacing w:before="0" w:after="60" w:line="269" w:lineRule="auto"/>
+        <w:jc w:val="both"/>
+      </w:pPr>
+      <w:r>
+        <w:rPr>
+          <w:rFonts w:ascii="Georgia" w:hAnsi="Georgia"/>
+          <w:sz w:val="16"/>
+        </w:rPr>
+        <w:t>Il aurait été commode — et intellectuellement malhonnête — de s'arrêter au diagnostic. De documenter les dysfonctionnements, les coûts cachés et les scénarios d'implosion, puis de conclure que la transformation est nécessaire sans montrer qu'elle est possible. Ce chapitre existe précisément pour éviter ce confort- là.</w:t>
+      </w:r>
+    </w:p>
+    <w:p>
+      <w:pPr>
+        <w:spacing w:before="0" w:after="60" w:line="269" w:lineRule="auto"/>
+        <w:jc w:val="both"/>
+      </w:pPr>
+      <w:r>
+        <w:rPr>
+          <w:rFonts w:ascii="Georgia" w:hAnsi="Georgia"/>
+          <w:sz w:val="16"/>
+        </w:rPr>
+        <w:t>Ce qui suit n'est pas de la prospective ni de la théorie de l'organisation. Ce sont des faits vérifiables, des entreprises qui existent ou ont existé, des bilans économiques chiffrés sur des décennies, et des hommes et des femmes qui ont pris des décisions que leurs pairs considéraient comme imprudentes ou naïves.</w:t>
+      </w:r>
+    </w:p>
+    <w:p>
+      <w:pPr>
+        <w:spacing w:before="0" w:after="60" w:line="269" w:lineRule="auto"/>
+        <w:jc w:val="both"/>
+      </w:pPr>
+      <w:r>
+        <w:rPr>
+          <w:rFonts w:ascii="Georgia" w:hAnsi="Georgia"/>
+          <w:b/>
+          <w:sz w:val="16"/>
+        </w:rPr>
+        <w:t xml:space="preserve">Ils avaient raison. </w:t>
+      </w:r>
+      <w:r>
+        <w:rPr>
+          <w:rFonts w:ascii="Georgia" w:hAnsi="Georgia"/>
+          <w:sz w:val="16"/>
+        </w:rPr>
+        <w:t>Leurs pairs avaient tort.</w:t>
+      </w:r>
+    </w:p>
+    <w:p>
+      <w:pPr>
+        <w:spacing w:before="0" w:after="60" w:line="269" w:lineRule="auto"/>
+        <w:jc w:val="both"/>
+      </w:pPr>
+      <w:r>
+        <w:rPr>
+          <w:rFonts w:ascii="Georgia" w:hAnsi="Georgia"/>
+          <w:sz w:val="16"/>
+        </w:rPr>
+        <w:t>JEAN-FRANÇOIS ZOBRIST ET LA FONDERIE FAVI</w:t>
+      </w:r>
+    </w:p>
+    <w:p>
+      <w:pPr>
+        <w:spacing w:before="0" w:after="60" w:line="269" w:lineRule="auto"/>
+        <w:jc w:val="both"/>
+      </w:pPr>
+      <w:r>
+        <w:rPr>
+          <w:rFonts w:ascii="Georgia" w:hAnsi="Georgia"/>
+          <w:sz w:val="16"/>
+        </w:rPr>
+        <w:t>En 1983, un homme de quarante ans est nommé à la tête d'une fonderie de cinq cents salariés à Hallencourt, en Picardie. La fonderie est en difficulté. Jean-François Zobrist prend une série de décisions que les manuels classiques de management n'auraient pas prescrites.</w:t>
+      </w:r>
+    </w:p>
+    <w:p>
+      <w:pPr>
+        <w:spacing w:before="0" w:after="60" w:line="269" w:lineRule="auto"/>
+        <w:jc w:val="both"/>
+      </w:pPr>
+      <w:r>
+        <w:rPr>
+          <w:rFonts w:ascii="Georgia" w:hAnsi="Georgia"/>
+          <w:b/>
+          <w:sz w:val="16"/>
+        </w:rPr>
+        <w:t xml:space="preserve">Il supprime les pointeuses. </w:t>
+      </w:r>
+      <w:r>
+        <w:rPr>
+          <w:rFonts w:ascii="Georgia" w:hAnsi="Georgia"/>
+          <w:sz w:val="16"/>
+        </w:rPr>
+        <w:t>Il supprime les serrures sur les magasins de pièces. Il supprime les bureaux individuels fermés. Il démantèle les fonctions support centrales — ordonnancement, contrôle qualité séparé — et réorganise l'ensemble de l'usine en quatorze mini-fonderies autonomes de vingt-cinq à trente personnes, chacune dédiée à un seul client automobile. PSA, Renault, Volkswagen : chaque équipe connaît son client par son prénom, gère elle-même ses plannings, ses approvisionnements, sa maintenance préventive et ses recrutements.</w:t>
+      </w:r>
+    </w:p>
+    <w:p>
+      <w:pPr>
+        <w:spacing w:before="0" w:after="60" w:line="269" w:lineRule="auto"/>
+        <w:jc w:val="both"/>
+      </w:pPr>
+      <w:r>
+        <w:rPr>
+          <w:rFonts w:ascii="Georgia" w:hAnsi="Georgia"/>
+          <w:sz w:val="16"/>
+        </w:rPr>
+        <w:t>Trente ans plus tard, FAVI est leader mondial de la fourchette de boîte de vitesses avec cinquante pour cent du marché européen. Zéro jour de retard de livraison enregistré en trois décennies de production continue. Les bénéfices nets sont partagés en trois tiers égaux : un tiers aux salariés, un tiers en investissements d'innovation, un tiers aux actionnaires.</w:t>
+      </w:r>
+    </w:p>
+    <w:p>
+      <w:pPr>
+        <w:spacing w:before="0" w:after="60" w:line="269" w:lineRule="auto"/>
+        <w:jc w:val="both"/>
+      </w:pPr>
+      <w:r>
+        <w:rPr>
+          <w:rFonts w:ascii="Georgia" w:hAnsi="Georgia"/>
+          <w:b/>
+          <w:sz w:val="16"/>
+        </w:rPr>
+        <w:t xml:space="preserve">Ce qu'a fait Zobrist n'est pas mystérieux. </w:t>
+      </w:r>
+      <w:r>
+        <w:rPr>
+          <w:rFonts w:ascii="Georgia" w:hAnsi="Georgia"/>
+          <w:sz w:val="16"/>
+        </w:rPr>
+        <w:t>Il a simplement répondu à une question que personne ne posait à l'époque : et si on faisait confiance aux gens ?</w:t>
+      </w:r>
+    </w:p>
+    <w:p>
+      <w:r>
+        <w:br w:type="page"/>
+      </w:r>
+    </w:p>
+    <w:p>
+      <w:pPr>
+        <w:spacing w:before="0" w:after="40" w:line="259" w:lineRule="auto"/>
+        <w:jc w:val="both"/>
+      </w:pPr>
+      <w:r>
+        <w:rPr>
+          <w:rFonts w:ascii="Georgia" w:hAnsi="Georgia"/>
+          <w:sz w:val="15"/>
+        </w:rPr>
+        <w:t>VINEET NAYAR ET HCL TECHNOLOGIES</w:t>
+      </w:r>
+    </w:p>
+    <w:p>
+      <w:pPr>
+        <w:spacing w:before="0" w:after="40" w:line="259" w:lineRule="auto"/>
+        <w:jc w:val="both"/>
+      </w:pPr>
+      <w:r>
+        <w:rPr>
+          <w:rFonts w:ascii="Georgia" w:hAnsi="Georgia"/>
+          <w:sz w:val="15"/>
+        </w:rPr>
+        <w:t>En 2005, Vineet Nayar est nommé CEO d'un groupe informatique de cent mille salariés en perte de vitesse sur ses marchés clés. Sa réponse à la situation concurrentielle défavorable est paradoxale en apparence : au lieu de renforcer le contrôle et de rationaliser les coûts, il décide d'inverser la pyramide.</w:t>
+      </w:r>
+    </w:p>
+    <w:p>
+      <w:pPr>
+        <w:spacing w:before="0" w:after="40" w:line="259" w:lineRule="auto"/>
+        <w:jc w:val="both"/>
+      </w:pPr>
+      <w:r>
+        <w:rPr>
+          <w:rFonts w:ascii="Georgia" w:hAnsi="Georgia"/>
+          <w:sz w:val="15"/>
+        </w:rPr>
+        <w:t>Sa philosophie, résumée dans un livre qui deviendra une référence mondiale du management : Employees First, Customers Second. L'idée n'est pas d'ignorer les clients — c'est de reconnaître que ce sont les ingénieurs et consultants en contact direct avec eux qui créent la valeur, et que la direction et les fonctions support doivent être formellement comptables devant eux, et non l'inverse.</w:t>
+      </w:r>
+    </w:p>
+    <w:p>
+      <w:pPr>
+        <w:spacing w:before="0" w:after="40" w:line="259" w:lineRule="auto"/>
+        <w:jc w:val="both"/>
+      </w:pPr>
+      <w:r>
+        <w:rPr>
+          <w:rFonts w:ascii="Georgia" w:hAnsi="Georgia"/>
+          <w:b/>
+          <w:sz w:val="15"/>
+        </w:rPr>
+        <w:t xml:space="preserve">Concrètement : </w:t>
+      </w:r>
+      <w:r>
+        <w:rPr>
+          <w:rFonts w:ascii="Georgia" w:hAnsi="Georgia"/>
+          <w:sz w:val="15"/>
+        </w:rPr>
+        <w:t>un système de réclamations internes est mis en place, dans lequel chaque salarié peut signaler un blocage causé par le siège ou les fonctions support. La réponse est obligatoire, publique, sous vingt-quatre heures. Les managers sont évalués par leurs équipes, et ces évaluations sont rendues publiques en interne.</w:t>
+      </w:r>
+    </w:p>
+    <w:p>
+      <w:pPr>
+        <w:spacing w:before="0" w:after="40" w:line="259" w:lineRule="auto"/>
+        <w:jc w:val="both"/>
+      </w:pPr>
+      <w:r>
+        <w:rPr>
+          <w:rFonts w:ascii="Georgia" w:hAnsi="Georgia"/>
+          <w:b/>
+          <w:sz w:val="15"/>
+        </w:rPr>
+        <w:t xml:space="preserve">En cinq ans, le chiffre d'affaires triple. </w:t>
+      </w:r>
+      <w:r>
+        <w:rPr>
+          <w:rFonts w:ascii="Georgia" w:hAnsi="Georgia"/>
+          <w:sz w:val="15"/>
+        </w:rPr>
+        <w:t>Le résultat opérationnel double — en pleine crise mondiale de 2008. Le turnover des ingénieurs s'effondre. HCL Technologies devient l'une des entreprises les plus citées comme référence de transformation culturelle dans les études universitaires sur le management.</w:t>
+      </w:r>
+    </w:p>
+    <w:p>
+      <w:pPr>
+        <w:spacing w:before="0" w:after="40" w:line="259" w:lineRule="auto"/>
+        <w:jc w:val="both"/>
+      </w:pPr>
+      <w:r>
+        <w:rPr>
+          <w:rFonts w:ascii="Georgia" w:hAnsi="Georgia"/>
+          <w:sz w:val="15"/>
+        </w:rPr>
+        <w:t>JOS DE BLOK ET BUURTZORG</w:t>
+      </w:r>
+    </w:p>
+    <w:p>
+      <w:pPr>
+        <w:spacing w:before="0" w:after="40" w:line="259" w:lineRule="auto"/>
+        <w:jc w:val="both"/>
+      </w:pPr>
+      <w:r>
+        <w:rPr>
+          <w:rFonts w:ascii="Georgia" w:hAnsi="Georgia"/>
+          <w:b/>
+          <w:sz w:val="15"/>
+        </w:rPr>
+        <w:t xml:space="preserve">Jos de Blok est infirmier néerlandais. </w:t>
+      </w:r>
+      <w:r>
+        <w:rPr>
+          <w:rFonts w:ascii="Georgia" w:hAnsi="Georgia"/>
+          <w:sz w:val="15"/>
+        </w:rPr>
+        <w:t>En 2006, excédé par la bureaucratisation croissante des soins à domicile — où chaque acte de soin est minuté par des codes- barres, dix minutes pour une injection, quinze minutes pour une toilette — il crée Buurtzorg : le quartier, en néerlandais.</w:t>
+      </w:r>
+    </w:p>
+    <w:p>
+      <w:pPr>
+        <w:spacing w:before="0" w:after="40" w:line="259" w:lineRule="auto"/>
+        <w:jc w:val="both"/>
+      </w:pPr>
+      <w:r>
+        <w:rPr>
+          <w:rFonts w:ascii="Georgia" w:hAnsi="Georgia"/>
+          <w:b/>
+          <w:sz w:val="15"/>
+        </w:rPr>
+        <w:t xml:space="preserve">Le modèle est radical dans sa simplicité. </w:t>
+      </w:r>
+      <w:r>
+        <w:rPr>
+          <w:rFonts w:ascii="Georgia" w:hAnsi="Georgia"/>
+          <w:sz w:val="15"/>
+        </w:rPr>
+        <w:t>Des équipes de dix à douze infirmiers autonomes gèrent un quartier de quinze mille habitants sans encadrement hiérarchique intermédiaire. Pas de chef d'équipe. Pas de planning central. Pas de procédure de validation. Un siège central de cinquante administratifs seulement, pour gérer la paie et la facturation de plus de quinze mille soignants à travers tout le pays.</w:t>
+      </w:r>
+    </w:p>
+    <w:p>
+      <w:pPr>
+        <w:spacing w:before="0" w:after="40" w:line="259" w:lineRule="auto"/>
+        <w:jc w:val="both"/>
+      </w:pPr>
+      <w:r>
+        <w:rPr>
+          <w:rFonts w:ascii="Georgia" w:hAnsi="Georgia"/>
+          <w:sz w:val="15"/>
+        </w:rPr>
+        <w:t>Quinze ans après sa création, Buurtzorg est élu employeur de l'année aux Pays-Bas cinq années consécutives. Ses coûts de structure représentent huit pour cent du chiffre d'affaires, contre vingt-cinq pour cent dans le secteur traditionnel. Les durées d'hospitalisation des patients suivis par Buurtzorg ont diminué de trente pour cent. Le taux d'absentéisme des soignants est le plus bas du secteur.</w:t>
+      </w:r>
+    </w:p>
+    <w:p>
+      <w:r>
+        <w:br w:type="page"/>
+      </w:r>
+    </w:p>
+    <w:p>
+      <w:pPr>
+        <w:spacing w:before="0" w:after="40" w:line="259" w:lineRule="auto"/>
+        <w:jc w:val="both"/>
+      </w:pPr>
+      <w:r>
+        <w:rPr>
+          <w:rFonts w:ascii="Georgia" w:hAnsi="Georgia"/>
+          <w:sz w:val="15"/>
+        </w:rPr>
+        <w:t>Le modèle ne se transpose pas tel quel à tous les environnements. Il apporte en revanche la preuve irréfutable qu'un secteur aussi exigeant que la santé peut tourner sans couches de contrôle superflues.</w:t>
+      </w:r>
+    </w:p>
+    <w:p>
+      <w:pPr>
+        <w:spacing w:before="0" w:after="40" w:line="259" w:lineRule="auto"/>
+        <w:jc w:val="both"/>
+      </w:pPr>
+      <w:r>
+        <w:rPr>
+          <w:rFonts w:ascii="Georgia" w:hAnsi="Georgia"/>
+          <w:sz w:val="15"/>
+        </w:rPr>
+        <w:t>W.L. GORE &amp; ASSOCIATES</w:t>
+      </w:r>
+    </w:p>
+    <w:p>
+      <w:pPr>
+        <w:spacing w:before="0" w:after="40" w:line="259" w:lineRule="auto"/>
+        <w:jc w:val="both"/>
+      </w:pPr>
+      <w:r>
+        <w:rPr>
+          <w:rFonts w:ascii="Georgia" w:hAnsi="Georgia"/>
+          <w:sz w:val="15"/>
+        </w:rPr>
+        <w:t>Bill Gore a fondé son entreprise en 1958 avec une conviction simple : une organisation humaine ne fonctionne vraiment bien qu'en dessous d'un certain seuil de taille. Au-delà, les individus ne se connaissent plus, la confiance cède la place aux procédures, et l'innovation cède la place à la conformité.</w:t>
+      </w:r>
+    </w:p>
+    <w:p>
+      <w:pPr>
+        <w:spacing w:before="0" w:after="40" w:line="259" w:lineRule="auto"/>
+        <w:jc w:val="both"/>
+      </w:pPr>
+      <w:r>
+        <w:rPr>
+          <w:rFonts w:ascii="Georgia" w:hAnsi="Georgia"/>
+          <w:b/>
+          <w:sz w:val="15"/>
+        </w:rPr>
+        <w:t xml:space="preserve">La règle chez Gore est stricte : </w:t>
+      </w:r>
+      <w:r>
+        <w:rPr>
+          <w:rFonts w:ascii="Georgia" w:hAnsi="Georgia"/>
+          <w:sz w:val="15"/>
+        </w:rPr>
+        <w:t>aucune usine ne dépasse cent cinquante personnes. Quand une unité grossit, on en ouvre une autre à côté. L'entreprise, qui compte aujourd'hui plus de dix mille salariés et opère dans des dizaines de pays, n'a pas d'organigramme officiel, pas de titres hiérarchiques imposés, pas de managers au sens traditionnel. Chaque salarié choisit son propre parrain — son sponsor — pour son développement professionnel.</w:t>
+      </w:r>
+    </w:p>
+    <w:p>
+      <w:pPr>
+        <w:spacing w:before="0" w:after="40" w:line="259" w:lineRule="auto"/>
+        <w:jc w:val="both"/>
+      </w:pPr>
+      <w:r>
+        <w:rPr>
+          <w:rFonts w:ascii="Georgia" w:hAnsi="Georgia"/>
+          <w:b/>
+          <w:sz w:val="15"/>
+        </w:rPr>
+        <w:t xml:space="preserve">Le résultat : </w:t>
+      </w:r>
+      <w:r>
+        <w:rPr>
+          <w:rFonts w:ascii="Georgia" w:hAnsi="Georgia"/>
+          <w:sz w:val="15"/>
+        </w:rPr>
+        <w:t>Gore est une entreprise rentable chaque année depuis plus de soixante ans sans exception. Son portefeuille compte plus de deux mille brevets technologiques. Et sa capacité d'innovation dans des domaines aussi divers que les matériaux médicaux, les câbles électroniques et les textiles haute performance est reconnue comme l'une des plus constantes de l'industrie mondiale.</w:t>
+      </w:r>
+    </w:p>
+    <w:p>
+      <w:pPr>
+        <w:spacing w:before="0" w:after="40" w:line="259" w:lineRule="auto"/>
+        <w:jc w:val="both"/>
+      </w:pPr>
+      <w:r>
+        <w:rPr>
+          <w:rFonts w:ascii="Georgia" w:hAnsi="Georgia"/>
+          <w:sz w:val="15"/>
+        </w:rPr>
+        <w:t>LE PROGRAMME MICHELIN</w:t>
+      </w:r>
+    </w:p>
+    <w:p>
+      <w:pPr>
+        <w:spacing w:before="0" w:after="40" w:line="259" w:lineRule="auto"/>
+        <w:jc w:val="both"/>
+      </w:pPr>
+      <w:r>
+        <w:rPr>
+          <w:rFonts w:ascii="Georgia" w:hAnsi="Georgia"/>
+          <w:sz w:val="15"/>
+        </w:rPr>
+        <w:t>Jean-Dominique Senard, lorsqu'il dirige Michelin, lance dans plusieurs dizaines d'usines à travers le monde un programme de responsabilisation des équipes de production. Le nom du programme importe peu — ce qui compte, c'est ce qu'il contient : la restitution aux équipes d'îlot de fabrication de la responsabilité complète du planning, du contrôle qualité et du choix des investissements d'amélioration des postes de travail.</w:t>
+      </w:r>
+    </w:p>
+    <w:p>
+      <w:pPr>
+        <w:spacing w:before="0" w:after="40" w:line="259" w:lineRule="auto"/>
+        <w:jc w:val="both"/>
+      </w:pPr>
+      <w:r>
+        <w:rPr>
+          <w:rFonts w:ascii="Georgia" w:hAnsi="Georgia"/>
+          <w:sz w:val="15"/>
+        </w:rPr>
+        <w:t>Les équipes de terrain choisissent elles-mêmes comment elles veulent s'organiser. Elles décident des priorités d'amélioration. Elles participent aux décisions d'investissement qui les concernent. Les managers de proximité passent de contrôleurs à facilitateurs.</w:t>
+      </w:r>
+    </w:p>
+    <w:p>
+      <w:pPr>
+        <w:spacing w:before="0" w:after="40" w:line="259" w:lineRule="auto"/>
+        <w:jc w:val="both"/>
+      </w:pPr>
+      <w:r>
+        <w:rPr>
+          <w:rFonts w:ascii="Georgia" w:hAnsi="Georgia"/>
+          <w:b/>
+          <w:sz w:val="15"/>
+        </w:rPr>
+        <w:t xml:space="preserve">Les résultats sont documentés dans les rapports annuels : </w:t>
+      </w:r>
+      <w:r>
+        <w:rPr>
+          <w:rFonts w:ascii="Georgia" w:hAnsi="Georgia"/>
+          <w:sz w:val="15"/>
+        </w:rPr>
+        <w:t>hausse mesurable de l'engagement des opérateurs, réduction significative des accidents du travail, diminution des rebuts de fabrication. Le programme est ensuite déployé dans l'ensemble des sites mondiaux du groupe.</w:t>
+      </w:r>
+    </w:p>
+    <w:p>
+      <w:r>
+        <w:br w:type="page"/>
+      </w:r>
+    </w:p>
+    <w:p>
+      <w:pPr>
         <w:spacing w:before="0" w:after="90" w:line="278" w:lineRule="auto"/>
         <w:jc w:val="both"/>
       </w:pPr>
@@ -15582,376 +15381,7 @@
           <w:rFonts w:ascii="Georgia" w:hAnsi="Georgia"/>
           <w:sz w:val="17"/>
         </w:rPr>
-        <w:t>« Lorsque j'ai proposé de supprimer les formulaires de validation de dépenses et de faire confiance à mes chefs d'équipe, mon comité d'audit a crié au scandale. Trois ans plus tard, nos frais généraux ont diminué de 15 % parce que les équipes sur le terrain font beaucoup plus attention à l'argent de l'entreprise quand on leur donne la responsabilité directe de le gérer. » — Directeur Général, groupe de distribution spécialisée</w:t>
-      </w:r>
-    </w:p>
-    <w:p>
-      <w:r>
-        <w:br w:type="page"/>
-      </w:r>
-    </w:p>
-    <w:p>
-      <w:pPr>
-        <w:spacing w:before="0" w:after="90" w:line="278" w:lineRule="auto"/>
-        <w:jc w:val="both"/>
-      </w:pPr>
-      <w:r>
-        <w:rPr>
-          <w:rFonts w:ascii="Georgia" w:hAnsi="Georgia"/>
-          <w:sz w:val="17"/>
-        </w:rPr>
-        <w:t>CE QUE LA TOUR NE VOIT PAS (ANGLES</w:t>
-      </w:r>
-    </w:p>
-    <w:p>
-      <w:pPr>
-        <w:spacing w:before="0" w:after="90" w:line="278" w:lineRule="auto"/>
-        <w:jc w:val="both"/>
-      </w:pPr>
-      <w:r>
-        <w:rPr>
-          <w:rFonts w:ascii="Georgia" w:hAnsi="Georgia"/>
-          <w:sz w:val="17"/>
-        </w:rPr>
-        <w:t>MORTS)</w:t>
-      </w:r>
-    </w:p>
-    <w:p>
-      <w:pPr>
-        <w:spacing w:before="0" w:after="90" w:line="278" w:lineRule="auto"/>
-        <w:jc w:val="both"/>
-      </w:pPr>
-      <w:r>
-        <w:rPr>
-          <w:rFonts w:ascii="Georgia" w:hAnsi="Georgia"/>
-          <w:sz w:val="17"/>
-        </w:rPr>
-        <w:t>Il existe, dans toute organisation hiérarchique complexe, des angles morts structurels : des zones d'aveuglement que la structure elle-même produit, indépendamment de l'intelligence ou de la bonne volonté de ceux qui l'occupent. Ces angles morts ne sont pas des accidents. Ils sont les conséquences logiques d'une architecture organisationnelle pensée pour le contrôle plutôt que pour la coopération.</w:t>
-      </w:r>
-    </w:p>
-    <w:p>
-      <w:pPr>
-        <w:spacing w:before="0" w:after="90" w:line="278" w:lineRule="auto"/>
-        <w:jc w:val="both"/>
-      </w:pPr>
-      <w:r>
-        <w:rPr>
-          <w:rFonts w:ascii="Georgia" w:hAnsi="Georgia"/>
-          <w:sz w:val="17"/>
-        </w:rPr>
-        <w:t>Les comprendre, c'est la condition préalable pour cesser de s'y cogner en croyant qu'ils sont dus à la malchance, à la mauvaise foi des interlocuteurs ou à la complexité irréductible des organisations.</w:t>
-      </w:r>
-    </w:p>
-    <w:p>
-      <w:pPr>
-        <w:spacing w:before="0" w:after="90" w:line="278" w:lineRule="auto"/>
-        <w:jc w:val="both"/>
-      </w:pPr>
-      <w:r>
-        <w:rPr>
-          <w:rFonts w:ascii="Georgia" w:hAnsi="Georgia"/>
-          <w:sz w:val="17"/>
-        </w:rPr>
-        <w:t>QUAND LA TOUR PRODUIT DU SILENCE</w:t>
-      </w:r>
-    </w:p>
-    <w:p>
-      <w:pPr>
-        <w:spacing w:before="0" w:after="90" w:line="278" w:lineRule="auto"/>
-        <w:jc w:val="both"/>
-      </w:pPr>
-      <w:r>
-        <w:rPr>
-          <w:rFonts w:ascii="Georgia" w:hAnsi="Georgia"/>
-          <w:sz w:val="17"/>
-        </w:rPr>
-        <w:t>La première conséquence de la centralisation du pouvoir est la production de silence. Non pas le silence de la sérénité — celui du travail qui s'accomplit sans friction — mais le silence de la résignation : le moment où les individus ont compris qu'informer vers le haut ne produit aucun effet, et ont donc cessé de le faire.</w:t>
-      </w:r>
-    </w:p>
-    <w:p>
-      <w:pPr>
-        <w:spacing w:before="0" w:after="90" w:line="278" w:lineRule="auto"/>
-        <w:jc w:val="both"/>
-      </w:pPr>
-      <w:r>
-        <w:rPr>
-          <w:rFonts w:ascii="Georgia" w:hAnsi="Georgia"/>
-          <w:sz w:val="17"/>
-        </w:rPr>
-        <w:t>Ce silence est extrêmement difficile à distinguer du consensus depuis le sommet. Les reportings sont positifs — ou moins négatifs que la réalité — parce que les acteurs ont appris que remonter les mauvaises nouvelles est risqué et inutile. Les réunions se déroulent sans tension apparente, parce que les désaccords ont été déplacés dans des conversations informelles hors des canaux officiels. Les résultats sont dans les clous — jusqu'au moment où ils ne le sont plus, et où tout le monde prétend être surpris.</w:t>
-      </w:r>
-    </w:p>
-    <w:p>
-      <w:pPr>
-        <w:spacing w:before="0" w:after="90" w:line="278" w:lineRule="auto"/>
-        <w:jc w:val="both"/>
-      </w:pPr>
-      <w:r>
-        <w:rPr>
-          <w:rFonts w:ascii="Georgia" w:hAnsi="Georgia"/>
-          <w:sz w:val="17"/>
-        </w:rPr>
-        <w:t>L'organisation qui a perdu ses canaux d'alerte informels est en état de danger permanent sans le savoir. Elle navigue à vue dans un épais brouillard de reportings filtrés, convaincue de bien voir.</w:t>
-      </w:r>
-    </w:p>
-    <w:p>
-      <w:r>
-        <w:br w:type="page"/>
-      </w:r>
-    </w:p>
-    <w:p>
-      <w:pPr>
-        <w:spacing w:before="0" w:after="40" w:line="259" w:lineRule="auto"/>
-        <w:jc w:val="both"/>
-      </w:pPr>
-      <w:r>
-        <w:rPr>
-          <w:rFonts w:ascii="Georgia" w:hAnsi="Georgia"/>
-          <w:sz w:val="15"/>
-        </w:rPr>
-        <w:t>L'ENTREPRISE FORMELLE ET L'ENTREPRISE RÉELLE</w:t>
-      </w:r>
-    </w:p>
-    <w:p>
-      <w:pPr>
-        <w:spacing w:before="0" w:after="40" w:line="259" w:lineRule="auto"/>
-        <w:jc w:val="both"/>
-      </w:pPr>
-      <w:r>
-        <w:rPr>
-          <w:rFonts w:ascii="Georgia" w:hAnsi="Georgia"/>
-          <w:b/>
-          <w:sz w:val="15"/>
-        </w:rPr>
-        <w:t xml:space="preserve">Dans toute organisation vivante, deux systèmes coexistent. </w:t>
-      </w:r>
-      <w:r>
-        <w:rPr>
-          <w:rFonts w:ascii="Georgia" w:hAnsi="Georgia"/>
-          <w:sz w:val="15"/>
-        </w:rPr>
-        <w:t>Le premier est l'organisation formelle : l'organigramme, les procédures, les processus de validation, les définitions de rôles, les objectifs individuels. C'est ce que les consultants cartographient, ce que les auditeurs vérifient, ce que les comités de direction pilotent.</w:t>
-      </w:r>
-    </w:p>
-    <w:p>
-      <w:pPr>
-        <w:spacing w:before="0" w:after="40" w:line="259" w:lineRule="auto"/>
-        <w:jc w:val="both"/>
-      </w:pPr>
-      <w:r>
-        <w:rPr>
-          <w:rFonts w:ascii="Georgia" w:hAnsi="Georgia"/>
-          <w:b/>
-          <w:sz w:val="15"/>
-        </w:rPr>
-        <w:t xml:space="preserve">Le second est l'organisation réelle : </w:t>
-      </w:r>
-      <w:r>
-        <w:rPr>
-          <w:rFonts w:ascii="Georgia" w:hAnsi="Georgia"/>
-          <w:sz w:val="15"/>
-        </w:rPr>
-        <w:t>les réseaux d'entraide informels qui compensent les incohérences du premier système. La personne qu'on appelle directement quand on a besoin d'une dérogation urgente, parce qu'elle a l'autorité réelle même si son titre officiel est modeste. L'équipe qui a développé une méthode non documentée mais infiniment plus efficace que la procédure officielle. L'arrangement tacite entre deux services qui s'évitent mutuellement la lourdeur d'un processus de validation inutile.</w:t>
-      </w:r>
-    </w:p>
-    <w:p>
-      <w:pPr>
-        <w:spacing w:before="0" w:after="40" w:line="259" w:lineRule="auto"/>
-        <w:jc w:val="both"/>
-      </w:pPr>
-      <w:r>
-        <w:rPr>
-          <w:rFonts w:ascii="Georgia" w:hAnsi="Georgia"/>
-          <w:sz w:val="15"/>
-        </w:rPr>
-        <w:t>L'organisation réelle est ce qui permet à l'organisation formelle de fonctionner. Sans elle, l'organisation formelle s'effondre sous le poids de ses propres contradictions. Le piège du sommet consiste à vouloir rationaliser et formaliser l'organisation réelle — à la rendre visible et contrôlable. Ce faisant, on détruit précisément la capacité d'adaptation qui permettait au système de survivre.</w:t>
-      </w:r>
-    </w:p>
-    <w:p>
-      <w:pPr>
-        <w:spacing w:before="0" w:after="40" w:line="259" w:lineRule="auto"/>
-        <w:jc w:val="both"/>
-      </w:pPr>
-      <w:r>
-        <w:rPr>
-          <w:rFonts w:ascii="Georgia" w:hAnsi="Georgia"/>
-          <w:sz w:val="15"/>
-        </w:rPr>
-        <w:t>LE PIÈGE DES INCITATIONS MAL ALIGNÉES</w:t>
-      </w:r>
-    </w:p>
-    <w:p>
-      <w:pPr>
-        <w:spacing w:before="0" w:after="40" w:line="259" w:lineRule="auto"/>
-        <w:jc w:val="both"/>
-      </w:pPr>
-      <w:r>
-        <w:rPr>
-          <w:rFonts w:ascii="Georgia" w:hAnsi="Georgia"/>
-          <w:sz w:val="15"/>
-        </w:rPr>
-        <w:t>Un dirigeant ne peut pas simultanément demander à ses cadres de prendre des risques d'innovation et d'indexer leur rémunération sur des indicateurs de court terme qui pénalisent toute prise de risque. Un directeur de site ne peut pas simultanément se voir demander de protéger ses équipes et être évalué sur des critères qui récompensent l'obéissance hiérarchique.</w:t>
-      </w:r>
-    </w:p>
-    <w:p>
-      <w:pPr>
-        <w:spacing w:before="0" w:after="40" w:line="259" w:lineRule="auto"/>
-        <w:jc w:val="both"/>
-      </w:pPr>
-      <w:r>
-        <w:rPr>
-          <w:rFonts w:ascii="Georgia" w:hAnsi="Georgia"/>
-          <w:b/>
-          <w:sz w:val="15"/>
-        </w:rPr>
-        <w:t xml:space="preserve">Ces contradictions ne sont pas des accidents de parcours. </w:t>
-      </w:r>
-      <w:r>
-        <w:rPr>
-          <w:rFonts w:ascii="Georgia" w:hAnsi="Georgia"/>
-          <w:sz w:val="15"/>
-        </w:rPr>
-        <w:t>Elles sont la conséquence logique d'un système d'incitations conçu pour optimiser la conformité à court terme, dans une organisation qui prétend vouloir l'innovation et l'autonomie à long terme.</w:t>
-      </w:r>
-    </w:p>
-    <w:p>
-      <w:pPr>
-        <w:spacing w:before="0" w:after="40" w:line="259" w:lineRule="auto"/>
-        <w:jc w:val="both"/>
-      </w:pPr>
-      <w:r>
-        <w:rPr>
-          <w:rFonts w:ascii="Georgia" w:hAnsi="Georgia"/>
-          <w:sz w:val="15"/>
-        </w:rPr>
-        <w:t>La réconciliation de ces injonctions contradictoires est un travail de conception institutionnelle, pas un travail de communication. Pas question de mieux expliquer pourquoi l'innovation est importante — mais de changer les mécanismes d'évaluation, de rémunération et de promotion pour qu'ils récompensent effectivement ce qu'on dit vouloir.</w:t>
-      </w:r>
-    </w:p>
-    <w:p>
-      <w:r>
-        <w:br w:type="page"/>
-      </w:r>
-    </w:p>
-    <w:p>
-      <w:pPr>
-        <w:spacing w:before="0" w:after="90" w:line="278" w:lineRule="auto"/>
-        <w:jc w:val="both"/>
-      </w:pPr>
-      <w:r>
-        <w:rPr>
-          <w:rFonts w:ascii="Georgia" w:hAnsi="Georgia"/>
-          <w:sz w:val="17"/>
-        </w:rPr>
-        <w:t>LES RÉFORMES QUI NE RÉFORMENT RIEN</w:t>
-      </w:r>
-    </w:p>
-    <w:p>
-      <w:pPr>
-        <w:spacing w:before="0" w:after="90" w:line="278" w:lineRule="auto"/>
-        <w:jc w:val="both"/>
-      </w:pPr>
-      <w:r>
-        <w:rPr>
-          <w:rFonts w:ascii="Georgia" w:hAnsi="Georgia"/>
-          <w:sz w:val="17"/>
-        </w:rPr>
-        <w:t>Les grandes organisations ont développé au fil du temps un répertoire sophistiqué de gestes symboliques qui donnent l'apparence du changement sans en produire les effets. Les séminaires de transformation culturelle. Les programmes de bienveillance managériale. Les chartes internes affichées dans les halls d'entrée. Les hackathons et les espaces de coworking ouverts.</w:t>
-      </w:r>
-    </w:p>
-    <w:p>
-      <w:pPr>
-        <w:spacing w:before="0" w:after="90" w:line="278" w:lineRule="auto"/>
-        <w:jc w:val="both"/>
-      </w:pPr>
-      <w:r>
-        <w:rPr>
-          <w:rFonts w:ascii="Georgia" w:hAnsi="Georgia"/>
-          <w:sz w:val="17"/>
-        </w:rPr>
-        <w:t>Ces dispositifs ne sont pas sans valeur — ils peuvent créer des espaces de rencontre utiles, faire émerger des initiatives qui auraient été étouffées autrement, permettre à certaines personnes de se reconnaître dans des valeurs communes. Mais ils partagent un défaut structurel majeur : ils ne touchent jamais à la répartition réelle du pouvoir ni à l'architecture budgétaire.</w:t>
-      </w:r>
-    </w:p>
-    <w:p>
-      <w:pPr>
-        <w:spacing w:before="0" w:after="90" w:line="278" w:lineRule="auto"/>
-        <w:jc w:val="both"/>
-      </w:pPr>
-      <w:r>
-        <w:rPr>
-          <w:rFonts w:ascii="Georgia" w:hAnsi="Georgia"/>
-          <w:sz w:val="17"/>
-        </w:rPr>
-        <w:t>Une organisation qui affiche des valeurs d'autonomie sur ses murs tout en maintenant dix-huit niveaux de validation pour un achat de cinq cents euros n'est pas en train de se transformer. Elle est en train de se raconter une histoire.</w:t>
-      </w:r>
-    </w:p>
-    <w:p>
-      <w:pPr>
-        <w:spacing w:before="0" w:after="90" w:line="278" w:lineRule="auto"/>
-        <w:jc w:val="both"/>
-      </w:pPr>
-      <w:r>
-        <w:rPr>
-          <w:rFonts w:ascii="Georgia" w:hAnsi="Georgia"/>
-          <w:sz w:val="17"/>
-        </w:rPr>
-        <w:t>« En auditant notre propre système, nous avons découvert que 40 % des opérations critiques reposaient sur des fichiers Excel clandestins créés par les équipes pour contourner notre ERP officiel. Le siège pensait piloter une machine parfaitement huilée ; en réalité, c'était une organisation pirate qui évitait le naufrage au quotidien. »</w:t>
-      </w:r>
-    </w:p>
-    <w:p>
-      <w:pPr>
-        <w:spacing w:before="0" w:after="90" w:line="278" w:lineRule="auto"/>
-        <w:jc w:val="both"/>
-      </w:pPr>
-      <w:r>
-        <w:rPr>
-          <w:rFonts w:ascii="Georgia" w:hAnsi="Georgia"/>
-          <w:sz w:val="17"/>
-        </w:rPr>
-        <w:t>Directeur de l'Audit Interne, secteur bancaire</w:t>
-      </w:r>
-    </w:p>
-    <w:p>
-      <w:r>
-        <w:br w:type="page"/>
-      </w:r>
-    </w:p>
-    <w:p>
-      <w:pPr>
-        <w:spacing w:before="0" w:after="90" w:line="278" w:lineRule="auto"/>
-        <w:jc w:val="both"/>
-      </w:pPr>
-      <w:r>
-        <w:rPr>
-          <w:rFonts w:ascii="Georgia" w:hAnsi="Georgia"/>
-          <w:sz w:val="17"/>
-        </w:rPr>
-        <w:t>LES FICHES PRATIQUES DU DIRIGEANT</w:t>
-      </w:r>
-    </w:p>
-    <w:p>
-      <w:pPr>
-        <w:spacing w:before="0" w:after="90" w:line="278" w:lineRule="auto"/>
-        <w:jc w:val="both"/>
-      </w:pPr>
-      <w:r>
-        <w:rPr>
-          <w:rFonts w:ascii="Georgia" w:hAnsi="Georgia"/>
-          <w:sz w:val="17"/>
-        </w:rPr>
-        <w:t>Boîte à outils opérationnelle pour réformer les rituels de gouvernance et piloter par la valeur réelle</w:t>
-      </w:r>
-    </w:p>
-    <w:p>
-      <w:pPr>
-        <w:spacing w:before="0" w:after="90" w:line="278" w:lineRule="auto"/>
-        <w:jc w:val="both"/>
-      </w:pPr>
-      <w:r>
-        <w:rPr>
-          <w:rFonts w:ascii="Georgia" w:hAnsi="Georgia"/>
-          <w:sz w:val="17"/>
-        </w:rPr>
-        <w:t>Cette section rassemble dix fiches pratiques directement opérationnelles, conçues pour les membres de comités de direction, directeurs de division, directeurs d'usine et cadres dirigeants qui souhaitent réhabiliter le pouvoir d'agir et assainir les modes de management de leur organisation.</w:t>
+        <w:t>Ce que ces histoires ont en commun</w:t>
       </w:r>
     </w:p>
     <w:p>
@@ -15965,14 +15395,40 @@
           <w:b/>
           <w:sz w:val="17"/>
         </w:rPr>
-        <w:t xml:space="preserve">FICHE 1 : </w:t>
+        <w:t xml:space="preserve">Ces dirigeants n'ont pas appliqué la même méthode. </w:t>
       </w:r>
       <w:r>
         <w:rPr>
           <w:rFonts w:ascii="Georgia" w:hAnsi="Georgia"/>
           <w:sz w:val="17"/>
         </w:rPr>
-        <w:t>LE PROTOCOLE DE DÉSENCOMBREMENT RADICAL DES RÉUNIONS</w:t>
+        <w:t>Ils n'ont pas suivi le même manuel. Ils n'opèrent pas dans le même secteur. Ce qui les rapproche, c'est une disposition intellectuelle commune : ils ont accepté de se tromper sur ce qu'ils croyaient savoir.</w:t>
+      </w:r>
+    </w:p>
+    <w:p>
+      <w:pPr>
+        <w:spacing w:before="0" w:after="90" w:line="278" w:lineRule="auto"/>
+        <w:jc w:val="both"/>
+      </w:pPr>
+      <w:r>
+        <w:rPr>
+          <w:rFonts w:ascii="Georgia" w:hAnsi="Georgia"/>
+          <w:sz w:val="17"/>
+        </w:rPr>
+        <w:t>Zobrist ne savait pas que les opérateurs seraient capables de gérer leurs propres plannings. Il a décidé d'en faire l'hypothèse de travail et de voir ce qui se passerait. Nayar ne savait pas que rendre ses managers évaluables par leurs équipes serait bien reçu. Il l'a fait. De Blok ne savait pas qu'une organisation de soins sans cadres de proximité était viable. Il a testé.</w:t>
+      </w:r>
+    </w:p>
+    <w:p>
+      <w:pPr>
+        <w:spacing w:before="0" w:after="90" w:line="278" w:lineRule="auto"/>
+        <w:jc w:val="both"/>
+      </w:pPr>
+      <w:r>
+        <w:rPr>
+          <w:rFonts w:ascii="Georgia" w:hAnsi="Georgia"/>
+          <w:sz w:val="17"/>
+        </w:rPr>
+        <w:t>Ce courage de l'expérimentation, ancré dans une conviction profonde sur la capacité des personnes à bien travailler quand on les en donne les moyens, est la posture fondamentale du dirigeant qui réussit la transformation.</w:t>
       </w:r>
     </w:p>
     <w:p>
@@ -15986,13 +15442,929 @@
           <w:b/>
           <w:sz w:val="17"/>
         </w:rPr>
-        <w:t>L'objectif :</w:t>
+        <w:t xml:space="preserve">Les trois ressources nécessaires ne sont pas financières. </w:t>
       </w:r>
       <w:r>
         <w:rPr>
           <w:rFonts w:ascii="Georgia" w:hAnsi="Georgia"/>
           <w:sz w:val="17"/>
         </w:rPr>
+        <w:t>Ce sont : le courage de renoncer aux symboles du contrôle. La tolérance à l'erreur comme condition de l'apprentissage. Et la transparence comme fondement de la confiance collective.</w:t>
+      </w:r>
+    </w:p>
+    <w:p>
+      <w:r>
+        <w:br w:type="page"/>
+      </w:r>
+    </w:p>
+    <w:p>
+      <w:pPr>
+        <w:spacing w:before="0" w:after="60" w:line="269" w:lineRule="auto"/>
+        <w:jc w:val="both"/>
+      </w:pPr>
+      <w:r>
+        <w:rPr>
+          <w:rFonts w:ascii="Georgia" w:hAnsi="Georgia"/>
+          <w:sz w:val="16"/>
+        </w:rPr>
+        <w:t>LES PIONNIERS DE LA TRANSFORMATION</w:t>
+      </w:r>
+    </w:p>
+    <w:p>
+      <w:pPr>
+        <w:spacing w:before="0" w:after="60" w:line="269" w:lineRule="auto"/>
+        <w:jc w:val="both"/>
+      </w:pPr>
+      <w:r>
+        <w:rPr>
+          <w:rFonts w:ascii="Georgia" w:hAnsi="Georgia"/>
+          <w:sz w:val="16"/>
+        </w:rPr>
+        <w:t>Six cas d'école documentés de reconnexion managériale au réel</w:t>
+      </w:r>
+    </w:p>
+    <w:p>
+      <w:pPr>
+        <w:spacing w:before="0" w:after="60" w:line="269" w:lineRule="auto"/>
+        <w:jc w:val="both"/>
+      </w:pPr>
+      <w:r>
+        <w:rPr>
+          <w:rFonts w:ascii="Georgia" w:hAnsi="Georgia"/>
+          <w:sz w:val="16"/>
+        </w:rPr>
+        <w:t>Le changement organisationnel n'est pas une utopie théorique réservée aux startups de la Silicon Valley. Il s'expérimente chaque jour dans des usines métallurgiques de la Ruhr, des réseaux bancaires mutualistes, des centres hospitaliers publics, des plateformes logistiques et des réseaux de distribution traditionnels.</w:t>
+      </w:r>
+    </w:p>
+    <w:p>
+      <w:pPr>
+        <w:spacing w:before="0" w:after="60" w:line="269" w:lineRule="auto"/>
+        <w:jc w:val="both"/>
+      </w:pPr>
+      <w:r>
+        <w:rPr>
+          <w:rFonts w:ascii="Georgia" w:hAnsi="Georgia"/>
+          <w:sz w:val="16"/>
+        </w:rPr>
+        <w:t>Les dirigeants et managers qui ont initié ces transformations ne sont pas des idéologues : ce sont des pragmatiques confrontés à une même impasse. Ils ont constaté que les méthodes traditionnelles de contrôle hiérarchique, de sur- reporting et d'injonctions descendantes détruisaient la rentabilité, l'engagement et la capacité à réagir vite de leurs entreprises.</w:t>
+      </w:r>
+    </w:p>
+    <w:p>
+      <w:pPr>
+        <w:spacing w:before="0" w:after="60" w:line="269" w:lineRule="auto"/>
+        <w:jc w:val="both"/>
+      </w:pPr>
+      <w:r>
+        <w:rPr>
+          <w:rFonts w:ascii="Georgia" w:hAnsi="Georgia"/>
+          <w:sz w:val="16"/>
+        </w:rPr>
+        <w:t>Voici six retours d'expérience concrets, chiffrés, documentés et transposables.</w:t>
+      </w:r>
+    </w:p>
+    <w:p>
+      <w:pPr>
+        <w:spacing w:before="0" w:after="60" w:line="269" w:lineRule="auto"/>
+        <w:jc w:val="both"/>
+      </w:pPr>
+      <w:r>
+        <w:rPr>
+          <w:rFonts w:ascii="Georgia" w:hAnsi="Georgia"/>
+          <w:b/>
+          <w:sz w:val="16"/>
+        </w:rPr>
+        <w:t xml:space="preserve">CAS N° 1 : </w:t>
+      </w:r>
+      <w:r>
+        <w:rPr>
+          <w:rFonts w:ascii="Georgia" w:hAnsi="Georgia"/>
+          <w:sz w:val="16"/>
+        </w:rPr>
+        <w:t>LA SUPPRESSION DES STRATES INTERMÉDIAIRES DE CONTRÔLE</w:t>
+      </w:r>
+    </w:p>
+    <w:p>
+      <w:pPr>
+        <w:spacing w:before="0" w:after="60" w:line="269" w:lineRule="auto"/>
+        <w:jc w:val="both"/>
+      </w:pPr>
+      <w:r>
+        <w:rPr>
+          <w:rFonts w:ascii="Georgia" w:hAnsi="Georgia"/>
+          <w:sz w:val="16"/>
+        </w:rPr>
+        <w:t>Une entreprise industrielle de 850 salariés (secteur de l'usinage de haute précision)</w:t>
+      </w:r>
+    </w:p>
+    <w:p>
+      <w:pPr>
+        <w:spacing w:before="0" w:after="60" w:line="269" w:lineRule="auto"/>
+        <w:jc w:val="both"/>
+      </w:pPr>
+      <w:r>
+        <w:rPr>
+          <w:rFonts w:ascii="Georgia" w:hAnsi="Georgia"/>
+          <w:b/>
+          <w:sz w:val="16"/>
+        </w:rPr>
+        <w:t xml:space="preserve">Le constat de départ : </w:t>
+      </w:r>
+      <w:r>
+        <w:rPr>
+          <w:rFonts w:ascii="Georgia" w:hAnsi="Georgia"/>
+          <w:sz w:val="16"/>
+        </w:rPr>
+        <w:t>Dans cette entreprise centenaire, sept niveaux hiérarchiques séparaient l'opérateur d'usinage du Directeur Général. Pour commander une pièce de rechange de 150 euros ou adapter un paramètre de vitesse de coupe sur une machine à commande numérique, un opérateur devait solliciter son chef d'équipe, qui transmettait au chef d'atelier, qui sollicitait l'ingénieur méthodes, qui demandait la validation du directeur de production. Délai moyen de décision : dix-huit jours ouvrés. Pendant ce temps, les machines tournaient au ralenti et les rebuts s'accumulaient.</w:t>
+      </w:r>
+    </w:p>
+    <w:p>
+      <w:pPr>
+        <w:spacing w:before="0" w:after="60" w:line="269" w:lineRule="auto"/>
+        <w:jc w:val="both"/>
+      </w:pPr>
+      <w:r>
+        <w:rPr>
+          <w:rFonts w:ascii="Georgia" w:hAnsi="Georgia"/>
+          <w:b/>
+          <w:sz w:val="16"/>
+        </w:rPr>
+        <w:t xml:space="preserve">La décision stratégique : </w:t>
+      </w:r>
+      <w:r>
+        <w:rPr>
+          <w:rFonts w:ascii="Georgia" w:hAnsi="Georgia"/>
+          <w:sz w:val="16"/>
+        </w:rPr>
+        <w:t>En trois ans, la direction a supprimé trois niveaux hiérarchiques de contrôle. L'usine a été réorganisée en douze « mini-usines autonomes » de 20 à 25 personnes. Chaque équipe a reçu la responsabilité directe de son planning de production, de sa maintenance préventive de premier niveau, de ses achats d'outillage jusqu'à 5 000 euros par mois sans validation préalable, et du recrutement de ses pairs.</w:t>
+      </w:r>
+    </w:p>
+    <w:p>
+      <w:r>
+        <w:br w:type="page"/>
+      </w:r>
+    </w:p>
+    <w:p>
+      <w:pPr>
+        <w:spacing w:before="0" w:after="60" w:line="269" w:lineRule="auto"/>
+        <w:jc w:val="both"/>
+      </w:pPr>
+      <w:r>
+        <w:rPr>
+          <w:rFonts w:ascii="Georgia" w:hAnsi="Georgia"/>
+          <w:b/>
+          <w:sz w:val="16"/>
+        </w:rPr>
+        <w:t>Les résultats mesurés sur 36 mois :</w:t>
+      </w:r>
+      <w:r>
+        <w:rPr>
+          <w:rFonts w:ascii="Georgia" w:hAnsi="Georgia"/>
+          <w:sz w:val="16"/>
+        </w:rPr>
+      </w:r>
+    </w:p>
+    <w:p>
+      <w:pPr>
+        <w:spacing w:before="0" w:after="60" w:line="269" w:lineRule="auto"/>
+        <w:jc w:val="both"/>
+      </w:pPr>
+      <w:r>
+        <w:rPr>
+          <w:rFonts w:ascii="Georgia" w:hAnsi="Georgia"/>
+          <w:b/>
+          <w:sz w:val="16"/>
+        </w:rPr>
+        <w:t>Réduction du taux de non-conformité de 5,4 % à 0,7 %.</w:t>
+      </w:r>
+      <w:r>
+        <w:rPr>
+          <w:rFonts w:ascii="Georgia" w:hAnsi="Georgia"/>
+          <w:sz w:val="16"/>
+        </w:rPr>
+      </w:r>
+    </w:p>
+    <w:p>
+      <w:pPr>
+        <w:spacing w:before="0" w:after="60" w:line="269" w:lineRule="auto"/>
+        <w:jc w:val="both"/>
+      </w:pPr>
+      <w:r>
+        <w:rPr>
+          <w:rFonts w:ascii="Georgia" w:hAnsi="Georgia"/>
+          <w:sz w:val="16"/>
+        </w:rPr>
+        <w:t>Division par trois des délais moyens de livraison aux clients finaux.</w:t>
+      </w:r>
+    </w:p>
+    <w:p>
+      <w:pPr>
+        <w:spacing w:before="0" w:after="60" w:line="269" w:lineRule="auto"/>
+        <w:jc w:val="both"/>
+      </w:pPr>
+      <w:r>
+        <w:rPr>
+          <w:rFonts w:ascii="Georgia" w:hAnsi="Georgia"/>
+          <w:sz w:val="16"/>
+        </w:rPr>
+        <w:t>Chute du taux de rotation du personnel (turnover) de 16 % à moins de 2 %.</w:t>
+      </w:r>
+    </w:p>
+    <w:p>
+      <w:pPr>
+        <w:spacing w:before="0" w:after="60" w:line="269" w:lineRule="auto"/>
+        <w:jc w:val="both"/>
+      </w:pPr>
+      <w:r>
+        <w:rPr>
+          <w:rFonts w:ascii="Georgia" w:hAnsi="Georgia"/>
+          <w:sz w:val="16"/>
+        </w:rPr>
+        <w:t>Économie annuelle récurrente de 1,2 million d'euros sur les coûts administratifs de contrôle.</w:t>
+      </w:r>
+    </w:p>
+    <w:p>
+      <w:pPr>
+        <w:spacing w:before="0" w:after="60" w:line="269" w:lineRule="auto"/>
+        <w:jc w:val="both"/>
+      </w:pPr>
+      <w:r>
+        <w:rPr>
+          <w:rFonts w:ascii="Georgia" w:hAnsi="Georgia"/>
+          <w:b/>
+          <w:sz w:val="16"/>
+        </w:rPr>
+        <w:t xml:space="preserve">CAS N° 2 : </w:t>
+      </w:r>
+      <w:r>
+        <w:rPr>
+          <w:rFonts w:ascii="Georgia" w:hAnsi="Georgia"/>
+          <w:sz w:val="16"/>
+        </w:rPr>
+        <w:t>L'ABOLITION DU PILOTAGE PAR INDICATEURS D'ACTIVITÉ</w:t>
+      </w:r>
+    </w:p>
+    <w:p>
+      <w:pPr>
+        <w:spacing w:before="0" w:after="60" w:line="269" w:lineRule="auto"/>
+        <w:jc w:val="both"/>
+      </w:pPr>
+      <w:r>
+        <w:rPr>
+          <w:rFonts w:ascii="Georgia" w:hAnsi="Georgia"/>
+          <w:sz w:val="16"/>
+        </w:rPr>
+        <w:t>Un réseau bancaire et assurantiel régional (140 agences, 1 200 conseillers clientèle)</w:t>
+      </w:r>
+    </w:p>
+    <w:p>
+      <w:pPr>
+        <w:spacing w:before="0" w:after="60" w:line="269" w:lineRule="auto"/>
+        <w:jc w:val="both"/>
+      </w:pPr>
+      <w:r>
+        <w:rPr>
+          <w:rFonts w:ascii="Georgia" w:hAnsi="Georgia"/>
+          <w:b/>
+          <w:sz w:val="16"/>
+        </w:rPr>
+        <w:t xml:space="preserve">Le constat de départ : </w:t>
+      </w:r>
+      <w:r>
+        <w:rPr>
+          <w:rFonts w:ascii="Georgia" w:hAnsi="Georgia"/>
+          <w:sz w:val="16"/>
+        </w:rPr>
+        <w:t>Les directeurs d'agence et les conseillers clientèle étaient soumis à 32 indicateurs d'activité quotidiens (nombre d'appels sortants, durée moyenne de chaque entretien, taux de souscription de produits packagés). Pour satisfaire les reportings du siège, les conseillers vendaient des options inutiles aux clients et passaient 45 % de leur temps de travail à saisir des comptes-rendus dans le progiciel de gestion.</w:t>
+      </w:r>
+    </w:p>
+    <w:p>
+      <w:pPr>
+        <w:spacing w:before="0" w:after="60" w:line="269" w:lineRule="auto"/>
+        <w:jc w:val="both"/>
+      </w:pPr>
+      <w:r>
+        <w:rPr>
+          <w:rFonts w:ascii="Georgia" w:hAnsi="Georgia"/>
+          <w:b/>
+          <w:sz w:val="16"/>
+        </w:rPr>
+        <w:t xml:space="preserve">La décision du Directoire : </w:t>
+      </w:r>
+      <w:r>
+        <w:rPr>
+          <w:rFonts w:ascii="Georgia" w:hAnsi="Georgia"/>
+          <w:sz w:val="16"/>
+        </w:rPr>
+        <w:t>Suppression de 29 des 32 indicateurs d'activité. Seuls ont été conservés le chiffre d'affaires net consolidé par agence et le score de satisfaction client (Net Promoter Score). Carte blanche totale a été accordée aux directeurs d'agence et à leurs équipes pour organiser leurs horaires d'ouverture, leurs méthodes de prospection et leurs rendez-vous clients.</w:t>
+      </w:r>
+    </w:p>
+    <w:p>
+      <w:pPr>
+        <w:spacing w:before="0" w:after="60" w:line="269" w:lineRule="auto"/>
+        <w:jc w:val="both"/>
+      </w:pPr>
+      <w:r>
+        <w:rPr>
+          <w:rFonts w:ascii="Georgia" w:hAnsi="Georgia"/>
+          <w:b/>
+          <w:sz w:val="16"/>
+        </w:rPr>
+        <w:t>Les résultats mesurés sur 24 mois :</w:t>
+      </w:r>
+      <w:r>
+        <w:rPr>
+          <w:rFonts w:ascii="Georgia" w:hAnsi="Georgia"/>
+          <w:sz w:val="16"/>
+        </w:rPr>
+      </w:r>
+    </w:p>
+    <w:p>
+      <w:pPr>
+        <w:spacing w:before="0" w:after="60" w:line="269" w:lineRule="auto"/>
+        <w:jc w:val="both"/>
+      </w:pPr>
+      <w:r>
+        <w:rPr>
+          <w:rFonts w:ascii="Georgia" w:hAnsi="Georgia"/>
+          <w:sz w:val="16"/>
+        </w:rPr>
+        <w:t>Croissance du chiffre d'affaires commercial de +18 % sur l'ensemble du réseau.</w:t>
+      </w:r>
+    </w:p>
+    <w:p>
+      <w:pPr>
+        <w:spacing w:before="0" w:after="60" w:line="269" w:lineRule="auto"/>
+        <w:jc w:val="both"/>
+      </w:pPr>
+      <w:r>
+        <w:rPr>
+          <w:rFonts w:ascii="Georgia" w:hAnsi="Georgia"/>
+          <w:b/>
+          <w:sz w:val="16"/>
+        </w:rPr>
+        <w:t>Progression du score de satisfaction client de +28 points.</w:t>
+      </w:r>
+      <w:r>
+        <w:rPr>
+          <w:rFonts w:ascii="Georgia" w:hAnsi="Georgia"/>
+          <w:sz w:val="16"/>
+        </w:rPr>
+      </w:r>
+    </w:p>
+    <w:p>
+      <w:pPr>
+        <w:spacing w:before="0" w:after="60" w:line="269" w:lineRule="auto"/>
+        <w:jc w:val="both"/>
+      </w:pPr>
+      <w:r>
+        <w:rPr>
+          <w:rFonts w:ascii="Georgia" w:hAnsi="Georgia"/>
+          <w:sz w:val="16"/>
+        </w:rPr>
+        <w:t>Division par deux du taux d'absentéisme pour motif d'épuisement professionnel.</w:t>
+      </w:r>
+    </w:p>
+    <w:p>
+      <w:pPr>
+        <w:spacing w:before="0" w:after="60" w:line="269" w:lineRule="auto"/>
+        <w:jc w:val="both"/>
+      </w:pPr>
+      <w:r>
+        <w:rPr>
+          <w:rFonts w:ascii="Georgia" w:hAnsi="Georgia"/>
+          <w:sz w:val="16"/>
+        </w:rPr>
+        <w:t>Hausse historique de la recommandation spontanée de la banque par ses propres salariés.</w:t>
+      </w:r>
+    </w:p>
+    <w:p>
+      <w:pPr>
+        <w:spacing w:before="0" w:after="60" w:line="269" w:lineRule="auto"/>
+        <w:jc w:val="both"/>
+      </w:pPr>
+      <w:r>
+        <w:rPr>
+          <w:rFonts w:ascii="Georgia" w:hAnsi="Georgia"/>
+          <w:b/>
+          <w:sz w:val="16"/>
+        </w:rPr>
+        <w:t xml:space="preserve">CAS N° 3 : </w:t>
+      </w:r>
+      <w:r>
+        <w:rPr>
+          <w:rFonts w:ascii="Georgia" w:hAnsi="Georgia"/>
+          <w:sz w:val="16"/>
+        </w:rPr>
+        <w:t>LE BUDGET D'AUTONOMIE SOIGNANTE AUX URGENCES</w:t>
+      </w:r>
+    </w:p>
+    <w:p>
+      <w:pPr>
+        <w:spacing w:before="0" w:after="60" w:line="269" w:lineRule="auto"/>
+        <w:jc w:val="both"/>
+      </w:pPr>
+      <w:r>
+        <w:rPr>
+          <w:rFonts w:ascii="Georgia" w:hAnsi="Georgia"/>
+          <w:sz w:val="16"/>
+        </w:rPr>
+        <w:t>Un centre hospitalier universitaire (service d'urgences de 90 lits)</w:t>
+      </w:r>
+    </w:p>
+    <w:p>
+      <w:r>
+        <w:br w:type="page"/>
+      </w:r>
+    </w:p>
+    <w:p>
+      <w:pPr>
+        <w:spacing w:before="0" w:after="40" w:line="259" w:lineRule="auto"/>
+        <w:jc w:val="both"/>
+      </w:pPr>
+      <w:r>
+        <w:rPr>
+          <w:rFonts w:ascii="Georgia" w:hAnsi="Georgia"/>
+          <w:b/>
+          <w:sz w:val="15"/>
+        </w:rPr>
+        <w:t xml:space="preserve">Le constat de départ : </w:t>
+      </w:r>
+      <w:r>
+        <w:rPr>
+          <w:rFonts w:ascii="Georgia" w:hAnsi="Georgia"/>
+          <w:sz w:val="15"/>
+        </w:rPr>
+        <w:t>Saturation chronique des urgences, démissions en chaîne de jeunes infirmières et temps d'attente moyen de 6h15 pour les patients admis. Trois audits organisationnels externes successifs avaient conclu à la nécessité de renforcer les protocoles informatiques de traçabilité, alourdissant encore la charge administrative des équipes soignantes.</w:t>
+      </w:r>
+    </w:p>
+    <w:p>
+      <w:pPr>
+        <w:spacing w:before="0" w:after="40" w:line="259" w:lineRule="auto"/>
+        <w:jc w:val="both"/>
+      </w:pPr>
+      <w:r>
+        <w:rPr>
+          <w:rFonts w:ascii="Georgia" w:hAnsi="Georgia"/>
+          <w:b/>
+          <w:sz w:val="15"/>
+        </w:rPr>
+        <w:t xml:space="preserve">La décision de la Direction Générale et Médicale : </w:t>
+      </w:r>
+      <w:r>
+        <w:rPr>
+          <w:rFonts w:ascii="Georgia" w:hAnsi="Georgia"/>
+          <w:sz w:val="15"/>
+        </w:rPr>
+        <w:t>Attribution d'un budget mensuel de 15 000 euros géré en direct par le collectif soignant (infirmières, aides-soignants, médecins et brancardiers), sans passage par la commission des investissements. En six semaines, le collectif a réaménagé lui- même les flux de circulation, installé des bornes d'orientation visuelle claires et créé un poste d'infirmière d'accueil dédiée au tri rapide.</w:t>
+      </w:r>
+    </w:p>
+    <w:p>
+      <w:pPr>
+        <w:spacing w:before="0" w:after="40" w:line="259" w:lineRule="auto"/>
+        <w:jc w:val="both"/>
+      </w:pPr>
+      <w:r>
+        <w:rPr>
+          <w:rFonts w:ascii="Georgia" w:hAnsi="Georgia"/>
+          <w:b/>
+          <w:sz w:val="15"/>
+        </w:rPr>
+        <w:t>Les résultats mesurés sur 12 mois :</w:t>
+      </w:r>
+      <w:r>
+        <w:rPr>
+          <w:rFonts w:ascii="Georgia" w:hAnsi="Georgia"/>
+          <w:sz w:val="15"/>
+        </w:rPr>
+      </w:r>
+    </w:p>
+    <w:p>
+      <w:pPr>
+        <w:spacing w:before="0" w:after="40" w:line="259" w:lineRule="auto"/>
+        <w:jc w:val="both"/>
+      </w:pPr>
+      <w:r>
+        <w:rPr>
+          <w:rFonts w:ascii="Georgia" w:hAnsi="Georgia"/>
+          <w:sz w:val="15"/>
+        </w:rPr>
+        <w:t>Réduction du temps d'attente moyen de 6h15 à 3h20 à dotation budgétaire constante.</w:t>
+      </w:r>
+    </w:p>
+    <w:p>
+      <w:pPr>
+        <w:spacing w:before="0" w:after="40" w:line="259" w:lineRule="auto"/>
+        <w:jc w:val="both"/>
+      </w:pPr>
+      <w:r>
+        <w:rPr>
+          <w:rFonts w:ascii="Georgia" w:hAnsi="Georgia"/>
+          <w:sz w:val="15"/>
+        </w:rPr>
+        <w:t>Zéro démission non programmée enregistrée sur l'exercice suivant.</w:t>
+      </w:r>
+    </w:p>
+    <w:p>
+      <w:pPr>
+        <w:spacing w:before="0" w:after="40" w:line="259" w:lineRule="auto"/>
+        <w:jc w:val="both"/>
+      </w:pPr>
+      <w:r>
+        <w:rPr>
+          <w:rFonts w:ascii="Georgia" w:hAnsi="Georgia"/>
+          <w:sz w:val="15"/>
+        </w:rPr>
+        <w:t>Amélioration spectaculaire de la sérénité et de la qualité des soins.</w:t>
+      </w:r>
+    </w:p>
+    <w:p>
+      <w:pPr>
+        <w:spacing w:before="0" w:after="40" w:line="259" w:lineRule="auto"/>
+        <w:jc w:val="both"/>
+      </w:pPr>
+      <w:r>
+        <w:rPr>
+          <w:rFonts w:ascii="Georgia" w:hAnsi="Georgia"/>
+          <w:b/>
+          <w:sz w:val="15"/>
+        </w:rPr>
+        <w:t xml:space="preserve">CAS N° 4 : </w:t>
+      </w:r>
+      <w:r>
+        <w:rPr>
+          <w:rFonts w:ascii="Georgia" w:hAnsi="Georgia"/>
+          <w:sz w:val="15"/>
+        </w:rPr>
+        <w:t>LA TRANSPARENCE SALARIALE ET LA GOUVERNANCE PARTAGÉE</w:t>
+      </w:r>
+    </w:p>
+    <w:p>
+      <w:pPr>
+        <w:spacing w:before="0" w:after="40" w:line="259" w:lineRule="auto"/>
+        <w:jc w:val="both"/>
+      </w:pPr>
+      <w:r>
+        <w:rPr>
+          <w:rFonts w:ascii="Georgia" w:hAnsi="Georgia"/>
+          <w:sz w:val="15"/>
+        </w:rPr>
+        <w:t>Une entreprise de services numériques de 450 ingénieurs et développeurs</w:t>
+      </w:r>
+    </w:p>
+    <w:p>
+      <w:pPr>
+        <w:spacing w:before="0" w:after="40" w:line="259" w:lineRule="auto"/>
+        <w:jc w:val="both"/>
+      </w:pPr>
+      <w:r>
+        <w:rPr>
+          <w:rFonts w:ascii="Georgia" w:hAnsi="Georgia"/>
+          <w:b/>
+          <w:sz w:val="15"/>
+        </w:rPr>
+        <w:t xml:space="preserve">Le constat de départ : </w:t>
+      </w:r>
+      <w:r>
+        <w:rPr>
+          <w:rFonts w:ascii="Georgia" w:hAnsi="Georgia"/>
+          <w:sz w:val="15"/>
+        </w:rPr>
+        <w:t>Opacité totale sur les grilles de rémunération, sentiment d'arbitraire lors des évaluations annuelles individuelles, et fuite continue des experts seniors vers des cabinets concurrents.</w:t>
+      </w:r>
+    </w:p>
+    <w:p>
+      <w:pPr>
+        <w:spacing w:before="0" w:after="40" w:line="259" w:lineRule="auto"/>
+        <w:jc w:val="both"/>
+      </w:pPr>
+      <w:r>
+        <w:rPr>
+          <w:rFonts w:ascii="Georgia" w:hAnsi="Georgia"/>
+          <w:b/>
+          <w:sz w:val="15"/>
+        </w:rPr>
+        <w:t xml:space="preserve">La décision de la direction : </w:t>
+      </w:r>
+      <w:r>
+        <w:rPr>
+          <w:rFonts w:ascii="Georgia" w:hAnsi="Georgia"/>
+          <w:sz w:val="15"/>
+        </w:rPr>
+        <w:t>Publication intégrale et transparente des grilles salariales et des critères de rémunération. Remplacement de l'entretien d'évaluation annuel unilatéral par un bilan à 360 degrés réalisé par les pairs. Élection par les équipes de leurs responsables de département pour des mandats renouvelables de deux ans.</w:t>
+      </w:r>
+    </w:p>
+    <w:p>
+      <w:pPr>
+        <w:spacing w:before="0" w:after="40" w:line="259" w:lineRule="auto"/>
+        <w:jc w:val="both"/>
+      </w:pPr>
+      <w:r>
+        <w:rPr>
+          <w:rFonts w:ascii="Georgia" w:hAnsi="Georgia"/>
+          <w:b/>
+          <w:sz w:val="15"/>
+        </w:rPr>
+        <w:t>Les résultats mesurés sur 24 mois :</w:t>
+      </w:r>
+      <w:r>
+        <w:rPr>
+          <w:rFonts w:ascii="Georgia" w:hAnsi="Georgia"/>
+          <w:sz w:val="15"/>
+        </w:rPr>
+      </w:r>
+    </w:p>
+    <w:p>
+      <w:pPr>
+        <w:spacing w:before="0" w:after="40" w:line="259" w:lineRule="auto"/>
+        <w:jc w:val="both"/>
+      </w:pPr>
+      <w:r>
+        <w:rPr>
+          <w:rFonts w:ascii="Georgia" w:hAnsi="Georgia"/>
+          <w:sz w:val="15"/>
+        </w:rPr>
+        <w:t>Réduction des coûts de recrutement de 70 % grâce à la fin des départs volontaires imprévus.</w:t>
+      </w:r>
+    </w:p>
+    <w:p>
+      <w:pPr>
+        <w:spacing w:before="0" w:after="40" w:line="259" w:lineRule="auto"/>
+        <w:jc w:val="both"/>
+      </w:pPr>
+      <w:r>
+        <w:rPr>
+          <w:rFonts w:ascii="Georgia" w:hAnsi="Georgia"/>
+          <w:sz w:val="15"/>
+        </w:rPr>
+        <w:t>Hausse de la rentabilité opérationnelle de 4,2 points de marge brute.</w:t>
+      </w:r>
+    </w:p>
+    <w:p>
+      <w:r>
+        <w:br w:type="page"/>
+      </w:r>
+    </w:p>
+    <w:p>
+      <w:pPr>
+        <w:spacing w:before="0" w:after="40" w:line="259" w:lineRule="auto"/>
+        <w:jc w:val="both"/>
+      </w:pPr>
+      <w:r>
+        <w:rPr>
+          <w:rFonts w:ascii="Georgia" w:hAnsi="Georgia"/>
+          <w:b/>
+          <w:sz w:val="15"/>
+        </w:rPr>
+        <w:t xml:space="preserve">CAS N° 5 : </w:t>
+      </w:r>
+      <w:r>
+        <w:rPr>
+          <w:rFonts w:ascii="Georgia" w:hAnsi="Georgia"/>
+          <w:sz w:val="15"/>
+        </w:rPr>
+        <w:t>LA RÉORGANISATION D'UN HUB LOGISTIQUE DE 60 000 M²</w:t>
+      </w:r>
+    </w:p>
+    <w:p>
+      <w:pPr>
+        <w:spacing w:before="0" w:after="40" w:line="259" w:lineRule="auto"/>
+        <w:jc w:val="both"/>
+      </w:pPr>
+      <w:r>
+        <w:rPr>
+          <w:rFonts w:ascii="Georgia" w:hAnsi="Georgia"/>
+          <w:sz w:val="15"/>
+        </w:rPr>
+        <w:t>Une plateforme de distribution e-commerce de 900 préparateurs de commandes</w:t>
+      </w:r>
+    </w:p>
+    <w:p>
+      <w:pPr>
+        <w:spacing w:before="0" w:after="40" w:line="259" w:lineRule="auto"/>
+        <w:jc w:val="both"/>
+      </w:pPr>
+      <w:r>
+        <w:rPr>
+          <w:rFonts w:ascii="Georgia" w:hAnsi="Georgia"/>
+          <w:b/>
+          <w:sz w:val="15"/>
+        </w:rPr>
+        <w:t xml:space="preserve">Le constat de départ : </w:t>
+      </w:r>
+      <w:r>
+        <w:rPr>
+          <w:rFonts w:ascii="Georgia" w:hAnsi="Georgia"/>
+          <w:sz w:val="15"/>
+        </w:rPr>
+        <w:t>Des cadences dictées par un système de commande vocale (Voice Picking) imposant un rythme mécanique d'un geste toutes les huit secondes. Taux de rotation annuel du personnel de 45 %, arrêts de travail massifs pour troubles musculo- squelettiques (TMS) et taux d'erreurs de préparation de 3,8 %.</w:t>
+      </w:r>
+    </w:p>
+    <w:p>
+      <w:pPr>
+        <w:spacing w:before="0" w:after="40" w:line="259" w:lineRule="auto"/>
+        <w:jc w:val="both"/>
+      </w:pPr>
+      <w:r>
+        <w:rPr>
+          <w:rFonts w:ascii="Georgia" w:hAnsi="Georgia"/>
+          <w:b/>
+          <w:sz w:val="15"/>
+        </w:rPr>
+        <w:t xml:space="preserve">La décision de la Direction des Opérations : </w:t>
+      </w:r>
+      <w:r>
+        <w:rPr>
+          <w:rFonts w:ascii="Georgia" w:hAnsi="Georgia"/>
+          <w:sz w:val="15"/>
+        </w:rPr>
+        <w:t>Abandon du guidage vocal au profit d'écrans tactiles montés sur chariots avec liberté totale laissée aux préparateurs d'organiser leur tournée de prélèvement. Création d'îlots de préparation autonomes responsables de la qualité finale de leurs palettes.</w:t>
+      </w:r>
+    </w:p>
+    <w:p>
+      <w:pPr>
+        <w:spacing w:before="0" w:after="40" w:line="259" w:lineRule="auto"/>
+        <w:jc w:val="both"/>
+      </w:pPr>
+      <w:r>
+        <w:rPr>
+          <w:rFonts w:ascii="Georgia" w:hAnsi="Georgia"/>
+          <w:b/>
+          <w:sz w:val="15"/>
+        </w:rPr>
+        <w:t>Les résultats mesurés sur 18 mois :</w:t>
+      </w:r>
+      <w:r>
+        <w:rPr>
+          <w:rFonts w:ascii="Georgia" w:hAnsi="Georgia"/>
+          <w:sz w:val="15"/>
+        </w:rPr>
+      </w:r>
+    </w:p>
+    <w:p>
+      <w:pPr>
+        <w:spacing w:before="0" w:after="40" w:line="259" w:lineRule="auto"/>
+        <w:jc w:val="both"/>
+      </w:pPr>
+      <w:r>
+        <w:rPr>
+          <w:rFonts w:ascii="Georgia" w:hAnsi="Georgia"/>
+          <w:b/>
+          <w:sz w:val="15"/>
+        </w:rPr>
+        <w:t>Chute du taux d'erreurs de préparation de 3,8 % à 0,3 %.</w:t>
+      </w:r>
+      <w:r>
+        <w:rPr>
+          <w:rFonts w:ascii="Georgia" w:hAnsi="Georgia"/>
+          <w:sz w:val="15"/>
+        </w:rPr>
+      </w:r>
+    </w:p>
+    <w:p>
+      <w:pPr>
+        <w:spacing w:before="0" w:after="40" w:line="259" w:lineRule="auto"/>
+        <w:jc w:val="both"/>
+      </w:pPr>
+      <w:r>
+        <w:rPr>
+          <w:rFonts w:ascii="Georgia" w:hAnsi="Georgia"/>
+          <w:sz w:val="15"/>
+        </w:rPr>
+        <w:t>Baisse de 65 % des déclarations d'accidents du travail et de TMS.</w:t>
+      </w:r>
+    </w:p>
+    <w:p>
+      <w:pPr>
+        <w:spacing w:before="0" w:after="40" w:line="259" w:lineRule="auto"/>
+        <w:jc w:val="both"/>
+      </w:pPr>
+      <w:r>
+        <w:rPr>
+          <w:rFonts w:ascii="Georgia" w:hAnsi="Georgia"/>
+          <w:sz w:val="15"/>
+        </w:rPr>
+        <w:t>Gain net de productivité globale de +14 % par rapport au système automatisé rigide.</w:t>
+      </w:r>
+    </w:p>
+    <w:p>
+      <w:pPr>
+        <w:spacing w:before="0" w:after="40" w:line="259" w:lineRule="auto"/>
+        <w:jc w:val="both"/>
+      </w:pPr>
+      <w:r>
+        <w:rPr>
+          <w:rFonts w:ascii="Georgia" w:hAnsi="Georgia"/>
+          <w:b/>
+          <w:sz w:val="15"/>
+        </w:rPr>
+        <w:t xml:space="preserve">CAS N° 6 : </w:t>
+      </w:r>
+      <w:r>
+        <w:rPr>
+          <w:rFonts w:ascii="Georgia" w:hAnsi="Georgia"/>
+          <w:sz w:val="15"/>
+        </w:rPr>
+        <w:t>LA DÉCENTRALISATION COMMERCIALE D'UNE ENSEIGNE DE DISTRIBUTION</w:t>
+      </w:r>
+    </w:p>
+    <w:p>
+      <w:pPr>
+        <w:spacing w:before="0" w:after="40" w:line="259" w:lineRule="auto"/>
+        <w:jc w:val="both"/>
+      </w:pPr>
+      <w:r>
+        <w:rPr>
+          <w:rFonts w:ascii="Georgia" w:hAnsi="Georgia"/>
+          <w:sz w:val="15"/>
+        </w:rPr>
+        <w:t>Un réseau de 80 hypermarchés et supermarchés (12 000 salariés)</w:t>
+      </w:r>
+    </w:p>
+    <w:p>
+      <w:pPr>
+        <w:spacing w:before="0" w:after="40" w:line="259" w:lineRule="auto"/>
+        <w:jc w:val="both"/>
+      </w:pPr>
+      <w:r>
+        <w:rPr>
+          <w:rFonts w:ascii="Georgia" w:hAnsi="Georgia"/>
+          <w:b/>
+          <w:sz w:val="15"/>
+        </w:rPr>
+        <w:t xml:space="preserve">Le constat de départ : </w:t>
+      </w:r>
+      <w:r>
+        <w:rPr>
+          <w:rFonts w:ascii="Georgia" w:hAnsi="Georgia"/>
+          <w:sz w:val="15"/>
+        </w:rPr>
+        <w:t>Un catalogue de promotions et un agencement des rayons définis à 100 % par le siège central, générant des surplus de stocks invendus dans certaines régions et des ruptures de stocks massives dans d'autres.</w:t>
+      </w:r>
+    </w:p>
+    <w:p>
+      <w:pPr>
+        <w:spacing w:before="0" w:after="40" w:line="259" w:lineRule="auto"/>
+        <w:jc w:val="both"/>
+      </w:pPr>
+      <w:r>
+        <w:rPr>
+          <w:rFonts w:ascii="Georgia" w:hAnsi="Georgia"/>
+          <w:b/>
+          <w:sz w:val="15"/>
+        </w:rPr>
+        <w:t xml:space="preserve">La décision du Directoire : </w:t>
+      </w:r>
+      <w:r>
+        <w:rPr>
+          <w:rFonts w:ascii="Georgia" w:hAnsi="Georgia"/>
+          <w:sz w:val="15"/>
+        </w:rPr>
+        <w:t>Autorisation formelle accordée à chaque chef de rayon d'acheter jusqu'à 30 % de ses références auprès de producteurs et d'artisans locaux situés dans un rayon de 50 kilomètres, sans passer par la centrale d'achats nationale.</w:t>
+      </w:r>
+    </w:p>
+    <w:p>
+      <w:pPr>
+        <w:spacing w:before="0" w:after="40" w:line="259" w:lineRule="auto"/>
+        <w:jc w:val="both"/>
+      </w:pPr>
+      <w:r>
+        <w:rPr>
+          <w:rFonts w:ascii="Georgia" w:hAnsi="Georgia"/>
+          <w:b/>
+          <w:sz w:val="15"/>
+        </w:rPr>
+        <w:t>Les résultats mesurés sur 24 mois :</w:t>
+      </w:r>
+      <w:r>
+        <w:rPr>
+          <w:rFonts w:ascii="Georgia" w:hAnsi="Georgia"/>
+          <w:sz w:val="15"/>
+        </w:rPr>
+      </w:r>
+    </w:p>
+    <w:p>
+      <w:pPr>
+        <w:spacing w:before="0" w:after="40" w:line="259" w:lineRule="auto"/>
+        <w:jc w:val="both"/>
+      </w:pPr>
+      <w:r>
+        <w:rPr>
+          <w:rFonts w:ascii="Georgia" w:hAnsi="Georgia"/>
+          <w:b/>
+          <w:sz w:val="15"/>
+        </w:rPr>
+        <w:t>Réduction du gaspillage alimentaire et de la freinte de 22 %.</w:t>
+      </w:r>
+      <w:r>
+        <w:rPr>
+          <w:rFonts w:ascii="Georgia" w:hAnsi="Georgia"/>
+          <w:sz w:val="15"/>
+        </w:rPr>
+      </w:r>
+    </w:p>
+    <w:p>
+      <w:r>
+        <w:br w:type="page"/>
       </w:r>
     </w:p>
     <w:p>
@@ -16005,7 +16377,430 @@
           <w:rFonts w:ascii="Georgia" w:hAnsi="Georgia"/>
           <w:sz w:val="17"/>
         </w:rPr>
-        <w:t>Diviser par deux le volume hebdomadaire d'heures passées en réunion pour restituer aux équipes et aux cadres du temps de travail de fond et de présence sur le terrain.</w:t>
+        <w:t>Croissance du chiffre d'affaires sur les produits frais locaux de +35 %.</w:t>
+      </w:r>
+    </w:p>
+    <w:p>
+      <w:pPr>
+        <w:spacing w:before="0" w:after="90" w:line="278" w:lineRule="auto"/>
+        <w:jc w:val="both"/>
+      </w:pPr>
+      <w:r>
+        <w:rPr>
+          <w:rFonts w:ascii="Georgia" w:hAnsi="Georgia"/>
+          <w:sz w:val="17"/>
+        </w:rPr>
+        <w:t>Reconnexion profonde du magasin avec le tissu économique et citoyen local.</w:t>
+      </w:r>
+    </w:p>
+    <w:p>
+      <w:pPr>
+        <w:spacing w:before="80" w:after="40"/>
+      </w:pPr>
+      <w:r>
+        <w:rPr>
+          <w:rFonts w:ascii="Helvetica Neue" w:hAnsi="Helvetica Neue"/>
+          <w:b/>
+          <w:color w:val="133968"/>
+          <w:sz w:val="17"/>
+        </w:rPr>
+        <w:t>▌ VOIX DU SOMMET</w:t>
+      </w:r>
+    </w:p>
+    <w:p>
+      <w:pPr>
+        <w:spacing w:before="0" w:after="90" w:line="278" w:lineRule="auto"/>
+        <w:jc w:val="both"/>
+      </w:pPr>
+      <w:r>
+        <w:rPr>
+          <w:rFonts w:ascii="Georgia" w:hAnsi="Georgia"/>
+          <w:sz w:val="17"/>
+        </w:rPr>
+        <w:t>« Lorsque j'ai proposé de supprimer les formulaires de validation de dépenses et de faire confiance à mes chefs d'équipe, mon comité d'audit a crié au scandale. Trois ans plus tard, nos frais généraux ont diminué de 15 % parce que les équipes sur le terrain font beaucoup plus attention à l'argent de l'entreprise quand on leur donne la responsabilité directe de le gérer. » — Directeur Général, groupe de distribution spécialisée</w:t>
+      </w:r>
+    </w:p>
+    <w:p>
+      <w:r>
+        <w:br w:type="page"/>
+      </w:r>
+    </w:p>
+    <w:p>
+      <w:pPr>
+        <w:spacing w:before="0" w:after="90" w:line="278" w:lineRule="auto"/>
+        <w:jc w:val="both"/>
+      </w:pPr>
+      <w:r>
+        <w:rPr>
+          <w:rFonts w:ascii="Georgia" w:hAnsi="Georgia"/>
+          <w:sz w:val="17"/>
+        </w:rPr>
+        <w:t>CE QUE LA TOUR NE VOIT PAS (ANGLES</w:t>
+      </w:r>
+    </w:p>
+    <w:p>
+      <w:pPr>
+        <w:spacing w:before="0" w:after="90" w:line="278" w:lineRule="auto"/>
+        <w:jc w:val="both"/>
+      </w:pPr>
+      <w:r>
+        <w:rPr>
+          <w:rFonts w:ascii="Georgia" w:hAnsi="Georgia"/>
+          <w:sz w:val="17"/>
+        </w:rPr>
+        <w:t>MORTS)</w:t>
+      </w:r>
+    </w:p>
+    <w:p>
+      <w:pPr>
+        <w:spacing w:before="0" w:after="90" w:line="278" w:lineRule="auto"/>
+        <w:jc w:val="both"/>
+      </w:pPr>
+      <w:r>
+        <w:rPr>
+          <w:rFonts w:ascii="Georgia" w:hAnsi="Georgia"/>
+          <w:sz w:val="17"/>
+        </w:rPr>
+        <w:t>Il existe, dans toute organisation hiérarchique complexe, des angles morts structurels : des zones d'aveuglement que la structure elle-même produit, indépendamment de l'intelligence ou de la bonne volonté de ceux qui l'occupent. Ces angles morts ne sont pas des accidents. Ils sont les conséquences logiques d'une architecture organisationnelle pensée pour le contrôle plutôt que pour la coopération.</w:t>
+      </w:r>
+    </w:p>
+    <w:p>
+      <w:pPr>
+        <w:spacing w:before="0" w:after="90" w:line="278" w:lineRule="auto"/>
+        <w:jc w:val="both"/>
+      </w:pPr>
+      <w:r>
+        <w:rPr>
+          <w:rFonts w:ascii="Georgia" w:hAnsi="Georgia"/>
+          <w:sz w:val="17"/>
+        </w:rPr>
+        <w:t>Les comprendre, c'est la condition préalable pour cesser de s'y cogner en croyant qu'ils sont dus à la malchance, à la mauvaise foi des interlocuteurs ou à la complexité irréductible des organisations.</w:t>
+      </w:r>
+    </w:p>
+    <w:p>
+      <w:pPr>
+        <w:spacing w:before="0" w:after="90" w:line="278" w:lineRule="auto"/>
+        <w:jc w:val="both"/>
+      </w:pPr>
+      <w:r>
+        <w:rPr>
+          <w:rFonts w:ascii="Georgia" w:hAnsi="Georgia"/>
+          <w:sz w:val="17"/>
+        </w:rPr>
+        <w:t>QUAND LA TOUR PRODUIT DU SILENCE</w:t>
+      </w:r>
+    </w:p>
+    <w:p>
+      <w:pPr>
+        <w:spacing w:before="0" w:after="90" w:line="278" w:lineRule="auto"/>
+        <w:jc w:val="both"/>
+      </w:pPr>
+      <w:r>
+        <w:rPr>
+          <w:rFonts w:ascii="Georgia" w:hAnsi="Georgia"/>
+          <w:sz w:val="17"/>
+        </w:rPr>
+        <w:t>La première conséquence de la centralisation du pouvoir est la production de silence. Non pas le silence de la sérénité — celui du travail qui s'accomplit sans friction — mais le silence de la résignation : le moment où les individus ont compris qu'informer vers le haut ne produit aucun effet, et ont donc cessé de le faire.</w:t>
+      </w:r>
+    </w:p>
+    <w:p>
+      <w:pPr>
+        <w:spacing w:before="0" w:after="90" w:line="278" w:lineRule="auto"/>
+        <w:jc w:val="both"/>
+      </w:pPr>
+      <w:r>
+        <w:rPr>
+          <w:rFonts w:ascii="Georgia" w:hAnsi="Georgia"/>
+          <w:sz w:val="17"/>
+        </w:rPr>
+        <w:t>Ce silence est extrêmement difficile à distinguer du consensus depuis le sommet. Les reportings sont positifs — ou moins négatifs que la réalité — parce que les acteurs ont appris que remonter les mauvaises nouvelles est risqué et inutile. Les réunions se déroulent sans tension apparente, parce que les désaccords ont été déplacés dans des conversations informelles hors des canaux officiels. Les résultats sont dans les clous — jusqu'au moment où ils ne le sont plus, et où tout le monde prétend être surpris.</w:t>
+      </w:r>
+    </w:p>
+    <w:p>
+      <w:pPr>
+        <w:spacing w:before="0" w:after="90" w:line="278" w:lineRule="auto"/>
+        <w:jc w:val="both"/>
+      </w:pPr>
+      <w:r>
+        <w:rPr>
+          <w:rFonts w:ascii="Georgia" w:hAnsi="Georgia"/>
+          <w:sz w:val="17"/>
+        </w:rPr>
+        <w:t>L'organisation qui a perdu ses canaux d'alerte informels est en état de danger permanent sans le savoir. Elle navigue à vue dans un épais brouillard de reportings filtrés, convaincue de bien voir.</w:t>
+      </w:r>
+    </w:p>
+    <w:p>
+      <w:r>
+        <w:br w:type="page"/>
+      </w:r>
+    </w:p>
+    <w:p>
+      <w:pPr>
+        <w:spacing w:before="0" w:after="40" w:line="259" w:lineRule="auto"/>
+        <w:jc w:val="both"/>
+      </w:pPr>
+      <w:r>
+        <w:rPr>
+          <w:rFonts w:ascii="Georgia" w:hAnsi="Georgia"/>
+          <w:sz w:val="15"/>
+        </w:rPr>
+        <w:t>L'ENTREPRISE FORMELLE ET L'ENTREPRISE RÉELLE</w:t>
+      </w:r>
+    </w:p>
+    <w:p>
+      <w:pPr>
+        <w:spacing w:before="0" w:after="40" w:line="259" w:lineRule="auto"/>
+        <w:jc w:val="both"/>
+      </w:pPr>
+      <w:r>
+        <w:rPr>
+          <w:rFonts w:ascii="Georgia" w:hAnsi="Georgia"/>
+          <w:b/>
+          <w:sz w:val="15"/>
+        </w:rPr>
+        <w:t xml:space="preserve">Dans toute organisation vivante, deux systèmes coexistent. </w:t>
+      </w:r>
+      <w:r>
+        <w:rPr>
+          <w:rFonts w:ascii="Georgia" w:hAnsi="Georgia"/>
+          <w:sz w:val="15"/>
+        </w:rPr>
+        <w:t>Le premier est l'organisation formelle : l'organigramme, les procédures, les processus de validation, les définitions de rôles, les objectifs individuels. C'est ce que les consultants cartographient, ce que les auditeurs vérifient, ce que les comités de direction pilotent.</w:t>
+      </w:r>
+    </w:p>
+    <w:p>
+      <w:pPr>
+        <w:spacing w:before="0" w:after="40" w:line="259" w:lineRule="auto"/>
+        <w:jc w:val="both"/>
+      </w:pPr>
+      <w:r>
+        <w:rPr>
+          <w:rFonts w:ascii="Georgia" w:hAnsi="Georgia"/>
+          <w:b/>
+          <w:sz w:val="15"/>
+        </w:rPr>
+        <w:t xml:space="preserve">Le second est l'organisation réelle : </w:t>
+      </w:r>
+      <w:r>
+        <w:rPr>
+          <w:rFonts w:ascii="Georgia" w:hAnsi="Georgia"/>
+          <w:sz w:val="15"/>
+        </w:rPr>
+        <w:t>les réseaux d'entraide informels qui compensent les incohérences du premier système. La personne qu'on appelle directement quand on a besoin d'une dérogation urgente, parce qu'elle a l'autorité réelle même si son titre officiel est modeste. L'équipe qui a développé une méthode non documentée mais infiniment plus efficace que la procédure officielle. L'arrangement tacite entre deux services qui s'évitent mutuellement la lourdeur d'un processus de validation inutile.</w:t>
+      </w:r>
+    </w:p>
+    <w:p>
+      <w:pPr>
+        <w:spacing w:before="0" w:after="40" w:line="259" w:lineRule="auto"/>
+        <w:jc w:val="both"/>
+      </w:pPr>
+      <w:r>
+        <w:rPr>
+          <w:rFonts w:ascii="Georgia" w:hAnsi="Georgia"/>
+          <w:sz w:val="15"/>
+        </w:rPr>
+        <w:t>L'organisation réelle est ce qui permet à l'organisation formelle de fonctionner. Sans elle, l'organisation formelle s'effondre sous le poids de ses propres contradictions. Le piège du sommet consiste à vouloir rationaliser et formaliser l'organisation réelle — à la rendre visible et contrôlable. Ce faisant, on détruit précisément la capacité d'adaptation qui permettait au système de survivre.</w:t>
+      </w:r>
+    </w:p>
+    <w:p>
+      <w:pPr>
+        <w:spacing w:before="0" w:after="40" w:line="259" w:lineRule="auto"/>
+        <w:jc w:val="both"/>
+      </w:pPr>
+      <w:r>
+        <w:rPr>
+          <w:rFonts w:ascii="Georgia" w:hAnsi="Georgia"/>
+          <w:sz w:val="15"/>
+        </w:rPr>
+        <w:t>LE PIÈGE DES INCITATIONS MAL ALIGNÉES</w:t>
+      </w:r>
+    </w:p>
+    <w:p>
+      <w:pPr>
+        <w:spacing w:before="0" w:after="40" w:line="259" w:lineRule="auto"/>
+        <w:jc w:val="both"/>
+      </w:pPr>
+      <w:r>
+        <w:rPr>
+          <w:rFonts w:ascii="Georgia" w:hAnsi="Georgia"/>
+          <w:sz w:val="15"/>
+        </w:rPr>
+        <w:t>Un dirigeant ne peut pas simultanément demander à ses cadres de prendre des risques d'innovation et d'indexer leur rémunération sur des indicateurs de court terme qui pénalisent toute prise de risque. Un directeur de site ne peut pas simultanément se voir demander de protéger ses équipes et être évalué sur des critères qui récompensent l'obéissance hiérarchique.</w:t>
+      </w:r>
+    </w:p>
+    <w:p>
+      <w:pPr>
+        <w:spacing w:before="0" w:after="40" w:line="259" w:lineRule="auto"/>
+        <w:jc w:val="both"/>
+      </w:pPr>
+      <w:r>
+        <w:rPr>
+          <w:rFonts w:ascii="Georgia" w:hAnsi="Georgia"/>
+          <w:b/>
+          <w:sz w:val="15"/>
+        </w:rPr>
+        <w:t xml:space="preserve">Ces contradictions ne sont pas des accidents de parcours. </w:t>
+      </w:r>
+      <w:r>
+        <w:rPr>
+          <w:rFonts w:ascii="Georgia" w:hAnsi="Georgia"/>
+          <w:sz w:val="15"/>
+        </w:rPr>
+        <w:t>Elles sont la conséquence logique d'un système d'incitations conçu pour optimiser la conformité à court terme, dans une organisation qui prétend vouloir l'innovation et l'autonomie à long terme.</w:t>
+      </w:r>
+    </w:p>
+    <w:p>
+      <w:pPr>
+        <w:spacing w:before="0" w:after="40" w:line="259" w:lineRule="auto"/>
+        <w:jc w:val="both"/>
+      </w:pPr>
+      <w:r>
+        <w:rPr>
+          <w:rFonts w:ascii="Georgia" w:hAnsi="Georgia"/>
+          <w:sz w:val="15"/>
+        </w:rPr>
+        <w:t>La réconciliation de ces injonctions contradictoires est un travail de conception institutionnelle, pas un travail de communication. Pas question de mieux expliquer pourquoi l'innovation est importante — mais de changer les mécanismes d'évaluation, de rémunération et de promotion pour qu'ils récompensent effectivement ce qu'on dit vouloir.</w:t>
+      </w:r>
+    </w:p>
+    <w:p>
+      <w:r>
+        <w:br w:type="page"/>
+      </w:r>
+    </w:p>
+    <w:p>
+      <w:pPr>
+        <w:spacing w:before="0" w:after="90" w:line="278" w:lineRule="auto"/>
+        <w:jc w:val="both"/>
+      </w:pPr>
+      <w:r>
+        <w:rPr>
+          <w:rFonts w:ascii="Georgia" w:hAnsi="Georgia"/>
+          <w:sz w:val="17"/>
+        </w:rPr>
+        <w:t>LES RÉFORMES QUI NE RÉFORMENT RIEN</w:t>
+      </w:r>
+    </w:p>
+    <w:p>
+      <w:pPr>
+        <w:spacing w:before="0" w:after="90" w:line="278" w:lineRule="auto"/>
+        <w:jc w:val="both"/>
+      </w:pPr>
+      <w:r>
+        <w:rPr>
+          <w:rFonts w:ascii="Georgia" w:hAnsi="Georgia"/>
+          <w:sz w:val="17"/>
+        </w:rPr>
+        <w:t>Les grandes organisations ont développé au fil du temps un répertoire sophistiqué de gestes symboliques qui donnent l'apparence du changement sans en produire les effets. Les séminaires de transformation culturelle. Les programmes de bienveillance managériale. Les chartes internes affichées dans les halls d'entrée. Les hackathons et les espaces de coworking ouverts.</w:t>
+      </w:r>
+    </w:p>
+    <w:p>
+      <w:pPr>
+        <w:spacing w:before="0" w:after="90" w:line="278" w:lineRule="auto"/>
+        <w:jc w:val="both"/>
+      </w:pPr>
+      <w:r>
+        <w:rPr>
+          <w:rFonts w:ascii="Georgia" w:hAnsi="Georgia"/>
+          <w:sz w:val="17"/>
+        </w:rPr>
+        <w:t>Ces dispositifs ne sont pas sans valeur — ils peuvent créer des espaces de rencontre utiles, faire émerger des initiatives qui auraient été étouffées autrement, permettre à certaines personnes de se reconnaître dans des valeurs communes. Mais ils partagent un défaut structurel majeur : ils ne touchent jamais à la répartition réelle du pouvoir ni à l'architecture budgétaire.</w:t>
+      </w:r>
+    </w:p>
+    <w:p>
+      <w:pPr>
+        <w:spacing w:before="0" w:after="90" w:line="278" w:lineRule="auto"/>
+        <w:jc w:val="both"/>
+      </w:pPr>
+      <w:r>
+        <w:rPr>
+          <w:rFonts w:ascii="Georgia" w:hAnsi="Georgia"/>
+          <w:sz w:val="17"/>
+        </w:rPr>
+        <w:t>Une organisation qui affiche des valeurs d'autonomie sur ses murs tout en maintenant dix-huit niveaux de validation pour un achat de cinq cents euros n'est pas en train de se transformer. Elle est en train de se raconter une histoire.</w:t>
+      </w:r>
+    </w:p>
+    <w:p>
+      <w:pPr>
+        <w:spacing w:before="0" w:after="90" w:line="278" w:lineRule="auto"/>
+        <w:jc w:val="both"/>
+      </w:pPr>
+      <w:r>
+        <w:rPr>
+          <w:rFonts w:ascii="Georgia" w:hAnsi="Georgia"/>
+          <w:sz w:val="17"/>
+        </w:rPr>
+        <w:t>« En auditant notre propre système, nous avons découvert que 40 % des opérations critiques reposaient sur des fichiers Excel clandestins créés par les équipes pour contourner notre ERP officiel. Le siège pensait piloter une machine parfaitement huilée ; en réalité, c'était une organisation pirate qui évitait le naufrage au quotidien. »</w:t>
+      </w:r>
+    </w:p>
+    <w:p>
+      <w:pPr>
+        <w:spacing w:before="0" w:after="90" w:line="278" w:lineRule="auto"/>
+        <w:jc w:val="both"/>
+      </w:pPr>
+      <w:r>
+        <w:rPr>
+          <w:rFonts w:ascii="Georgia" w:hAnsi="Georgia"/>
+          <w:sz w:val="17"/>
+        </w:rPr>
+        <w:t>Directeur de l'Audit Interne, secteur bancaire</w:t>
+      </w:r>
+    </w:p>
+    <w:p>
+      <w:r>
+        <w:br w:type="page"/>
+      </w:r>
+    </w:p>
+    <w:p>
+      <w:pPr>
+        <w:spacing w:before="0" w:after="90" w:line="278" w:lineRule="auto"/>
+        <w:jc w:val="both"/>
+      </w:pPr>
+      <w:r>
+        <w:rPr>
+          <w:rFonts w:ascii="Georgia" w:hAnsi="Georgia"/>
+          <w:sz w:val="17"/>
+        </w:rPr>
+        <w:t>LES FICHES PRATIQUES DU DIRIGEANT</w:t>
+      </w:r>
+    </w:p>
+    <w:p>
+      <w:pPr>
+        <w:spacing w:before="0" w:after="90" w:line="278" w:lineRule="auto"/>
+        <w:jc w:val="both"/>
+      </w:pPr>
+      <w:r>
+        <w:rPr>
+          <w:rFonts w:ascii="Georgia" w:hAnsi="Georgia"/>
+          <w:sz w:val="17"/>
+        </w:rPr>
+        <w:t>Boîte à outils opérationnelle pour réformer les rituels de gouvernance et piloter par la valeur réelle</w:t>
+      </w:r>
+    </w:p>
+    <w:p>
+      <w:pPr>
+        <w:spacing w:before="0" w:after="90" w:line="278" w:lineRule="auto"/>
+        <w:jc w:val="both"/>
+      </w:pPr>
+      <w:r>
+        <w:rPr>
+          <w:rFonts w:ascii="Georgia" w:hAnsi="Georgia"/>
+          <w:sz w:val="17"/>
+        </w:rPr>
+        <w:t>Cette section rassemble dix fiches pratiques directement opérationnelles, conçues pour les membres de comités de direction, directeurs de division, directeurs d'usine et cadres dirigeants qui souhaitent réhabiliter le pouvoir d'agir et assainir les modes de management de leur organisation.</w:t>
+      </w:r>
+    </w:p>
+    <w:p>
+      <w:pPr>
+        <w:spacing w:before="80" w:after="40"/>
+      </w:pPr>
+      <w:r>
+        <w:rPr>
+          <w:rFonts w:ascii="Helvetica Neue" w:hAnsi="Helvetica Neue"/>
+          <w:b/>
+          <w:color w:val="133968"/>
+          <w:sz w:val="17"/>
+        </w:rPr>
+        <w:t>FICHE 1 : LE PROTOCOLE DE DÉSENCOMBREMENT RADICAL DES RÉUNIONS</w:t>
       </w:r>
     </w:p>
     <w:p>
@@ -16019,6 +16814,39 @@
           <w:b/>
           <w:sz w:val="17"/>
         </w:rPr>
+        <w:t>L'objectif :</w:t>
+      </w:r>
+      <w:r>
+        <w:rPr>
+          <w:rFonts w:ascii="Georgia" w:hAnsi="Georgia"/>
+          <w:sz w:val="17"/>
+        </w:rPr>
+      </w:r>
+    </w:p>
+    <w:p>
+      <w:pPr>
+        <w:spacing w:before="0" w:after="90" w:line="278" w:lineRule="auto"/>
+        <w:jc w:val="both"/>
+      </w:pPr>
+      <w:r>
+        <w:rPr>
+          <w:rFonts w:ascii="Georgia" w:hAnsi="Georgia"/>
+          <w:sz w:val="17"/>
+        </w:rPr>
+        <w:t>Diviser par deux le volume hebdomadaire d'heures passées en réunion pour restituer aux équipes et aux cadres du temps de travail de fond et de présence sur le terrain.</w:t>
+      </w:r>
+    </w:p>
+    <w:p>
+      <w:pPr>
+        <w:spacing w:before="0" w:after="90" w:line="278" w:lineRule="auto"/>
+        <w:jc w:val="both"/>
+      </w:pPr>
+      <w:r>
+        <w:rPr>
+          <w:rFonts w:ascii="Georgia" w:hAnsi="Georgia"/>
+          <w:b/>
+          <w:sz w:val="17"/>
+        </w:rPr>
         <w:t>Les 5 règles fondamentales :</w:t>
       </w:r>
       <w:r>
@@ -16207,6 +17035,20 @@
     </w:p>
     <w:p>
       <w:pPr>
+        <w:spacing w:before="80" w:after="40"/>
+      </w:pPr>
+      <w:r>
+        <w:rPr>
+          <w:rFonts w:ascii="Helvetica Neue" w:hAnsi="Helvetica Neue"/>
+          <w:b/>
+          <w:color w:val="133968"/>
+          <w:sz w:val="17"/>
+        </w:rPr>
+        <w:t>FICHE 2 : LA MISE EN PLACE DU BUDGET D'AUTONOMIE DE PROXIMITÉ</w:t>
+      </w:r>
+    </w:p>
+    <w:p>
+      <w:pPr>
         <w:spacing w:before="0" w:after="90" w:line="278" w:lineRule="auto"/>
         <w:jc w:val="both"/>
       </w:pPr>
@@ -16216,14 +17058,26 @@
           <w:b/>
           <w:sz w:val="17"/>
         </w:rPr>
-        <w:t xml:space="preserve">FICHE 2 : </w:t>
+        <w:t>L'objectif :</w:t>
       </w:r>
       <w:r>
         <w:rPr>
           <w:rFonts w:ascii="Georgia" w:hAnsi="Georgia"/>
           <w:sz w:val="17"/>
         </w:rPr>
-        <w:t>LA MISE EN PLACE DU BUDGET D'AUTONOMIE DE PROXIMITÉ</w:t>
+      </w:r>
+    </w:p>
+    <w:p>
+      <w:pPr>
+        <w:spacing w:before="0" w:after="90" w:line="278" w:lineRule="auto"/>
+        <w:jc w:val="both"/>
+      </w:pPr>
+      <w:r>
+        <w:rPr>
+          <w:rFonts w:ascii="Georgia" w:hAnsi="Georgia"/>
+          <w:sz w:val="17"/>
+        </w:rPr>
+        <w:t>Éliminer les circuits d'approbation d'achats coûteux et responsabiliser directement les équipes sur la gestion de leurs moyens quotidiens.</w:t>
       </w:r>
     </w:p>
     <w:p>
@@ -16237,1229 +17091,1140 @@
           <w:b/>
           <w:sz w:val="17"/>
         </w:rPr>
+        <w:t>Les étapes de mise en œuvre :</w:t>
+      </w:r>
+      <w:r>
+        <w:rPr>
+          <w:rFonts w:ascii="Georgia" w:hAnsi="Georgia"/>
+          <w:sz w:val="17"/>
+        </w:rPr>
+      </w:r>
+    </w:p>
+    <w:p>
+      <w:pPr>
+        <w:spacing w:before="0" w:after="90" w:line="278" w:lineRule="auto"/>
+        <w:jc w:val="both"/>
+      </w:pPr>
+      <w:r>
+        <w:rPr>
+          <w:rFonts w:ascii="Georgia" w:hAnsi="Georgia"/>
+          <w:sz w:val="17"/>
+        </w:rPr>
+        <w:t>1. Définition de l'enveloppe budgétaire :</w:t>
+      </w:r>
+    </w:p>
+    <w:p>
+      <w:pPr>
+        <w:spacing w:before="0" w:after="90" w:line="278" w:lineRule="auto"/>
+        <w:jc w:val="both"/>
+      </w:pPr>
+      <w:r>
+        <w:rPr>
+          <w:rFonts w:ascii="Georgia" w:hAnsi="Georgia"/>
+          <w:sz w:val="17"/>
+        </w:rPr>
+        <w:t>Attribuer à chaque chef d'équipe ou responsable d'îlot une carte professionnelle avec un plafond mensuel de 2 000 à 5 000 euros selon l'effectif géré.</w:t>
+      </w:r>
+    </w:p>
+    <w:p>
+      <w:pPr>
+        <w:spacing w:before="0" w:after="90" w:line="278" w:lineRule="auto"/>
+        <w:jc w:val="both"/>
+      </w:pPr>
+      <w:r>
+        <w:rPr>
+          <w:rFonts w:ascii="Georgia" w:hAnsi="Georgia"/>
+          <w:sz w:val="17"/>
+        </w:rPr>
+        <w:t>2. Le périmètre d'utilisation autorisée :</w:t>
+      </w:r>
+    </w:p>
+    <w:p>
+      <w:pPr>
+        <w:spacing w:before="0" w:after="90" w:line="278" w:lineRule="auto"/>
+        <w:jc w:val="both"/>
+      </w:pPr>
+      <w:r>
+        <w:rPr>
+          <w:rFonts w:ascii="Georgia" w:hAnsi="Georgia"/>
+          <w:sz w:val="17"/>
+        </w:rPr>
+        <w:t>Toute dépense visant à réparer un outillage défaillant, améliorer l'ergonomie d'un poste, renforcer la sécurité des personnes ou débloquer une commande client urgente est autorisée sans validation hiérarchique préalable.</w:t>
+      </w:r>
+    </w:p>
+    <w:p>
+      <w:pPr>
+        <w:spacing w:before="0" w:after="90" w:line="278" w:lineRule="auto"/>
+        <w:jc w:val="both"/>
+      </w:pPr>
+      <w:r>
+        <w:rPr>
+          <w:rFonts w:ascii="Georgia" w:hAnsi="Georgia"/>
+          <w:sz w:val="17"/>
+        </w:rPr>
+        <w:t>3. La revue trimestrielle collective :</w:t>
+      </w:r>
+    </w:p>
+    <w:p>
+      <w:pPr>
+        <w:spacing w:before="0" w:after="90" w:line="278" w:lineRule="auto"/>
+        <w:jc w:val="both"/>
+      </w:pPr>
+      <w:r>
+        <w:rPr>
+          <w:rFonts w:ascii="Georgia" w:hAnsi="Georgia"/>
+          <w:sz w:val="17"/>
+        </w:rPr>
+        <w:t>Remplacer le contrôle a priori par une revue de dépenses trimestrielle conviviale et collective où l'équipe partage les gains de temps et de qualité rendus possibles par ses achats.</w:t>
+      </w:r>
+    </w:p>
+    <w:p>
+      <w:r>
+        <w:br w:type="page"/>
+      </w:r>
+    </w:p>
+    <w:p>
+      <w:pPr>
+        <w:spacing w:before="80" w:after="40"/>
+      </w:pPr>
+      <w:r>
+        <w:rPr>
+          <w:rFonts w:ascii="Helvetica Neue" w:hAnsi="Helvetica Neue"/>
+          <w:b/>
+          <w:color w:val="133968"/>
+          <w:sz w:val="17"/>
+        </w:rPr>
+        <w:t>FICHE 3 : LE RITUEL DE L'IMMERSION TERRAIN POUR DIRIGEANTS</w:t>
+      </w:r>
+    </w:p>
+    <w:p>
+      <w:pPr>
+        <w:spacing w:before="0" w:after="40" w:line="259" w:lineRule="auto"/>
+        <w:jc w:val="both"/>
+      </w:pPr>
+      <w:r>
+        <w:rPr>
+          <w:rFonts w:ascii="Georgia" w:hAnsi="Georgia"/>
+          <w:b/>
+          <w:sz w:val="15"/>
+        </w:rPr>
         <w:t>L'objectif :</w:t>
       </w:r>
       <w:r>
         <w:rPr>
           <w:rFonts w:ascii="Georgia" w:hAnsi="Georgia"/>
+          <w:sz w:val="15"/>
+        </w:rPr>
+      </w:r>
+    </w:p>
+    <w:p>
+      <w:pPr>
+        <w:spacing w:before="0" w:after="40" w:line="259" w:lineRule="auto"/>
+        <w:jc w:val="both"/>
+      </w:pPr>
+      <w:r>
+        <w:rPr>
+          <w:rFonts w:ascii="Georgia" w:hAnsi="Georgia"/>
+          <w:sz w:val="15"/>
+        </w:rPr>
+        <w:t>Reconnecter les membres du Comité Exécutif et du Conseil d'Administration aux réalités matérielles du travail vivant.</w:t>
+      </w:r>
+    </w:p>
+    <w:p>
+      <w:pPr>
+        <w:spacing w:before="0" w:after="40" w:line="259" w:lineRule="auto"/>
+        <w:jc w:val="both"/>
+      </w:pPr>
+      <w:r>
+        <w:rPr>
+          <w:rFonts w:ascii="Georgia" w:hAnsi="Georgia"/>
+          <w:b/>
+          <w:sz w:val="15"/>
+        </w:rPr>
+        <w:t>Le protocole d'immersion :</w:t>
+      </w:r>
+      <w:r>
+        <w:rPr>
+          <w:rFonts w:ascii="Georgia" w:hAnsi="Georgia"/>
+          <w:sz w:val="15"/>
+        </w:rPr>
+      </w:r>
+    </w:p>
+    <w:p>
+      <w:pPr>
+        <w:spacing w:before="0" w:after="40" w:line="259" w:lineRule="auto"/>
+        <w:jc w:val="both"/>
+      </w:pPr>
+      <w:r>
+        <w:rPr>
+          <w:rFonts w:ascii="Georgia" w:hAnsi="Georgia"/>
+          <w:sz w:val="15"/>
+        </w:rPr>
+        <w:t>1. La fréquence : Une journée complète par trimestre pour chaque cadre dirigeant.</w:t>
+      </w:r>
+    </w:p>
+    <w:p>
+      <w:pPr>
+        <w:spacing w:before="0" w:after="40" w:line="259" w:lineRule="auto"/>
+        <w:jc w:val="both"/>
+      </w:pPr>
+      <w:r>
+        <w:rPr>
+          <w:rFonts w:ascii="Georgia" w:hAnsi="Georgia"/>
+          <w:sz w:val="15"/>
+        </w:rPr>
+        <w:t>2. La posture requise : Vêtements de travail adaptés, sans smartphone, sans suite</w:t>
+      </w:r>
+    </w:p>
+    <w:p>
+      <w:pPr>
+        <w:spacing w:before="0" w:after="40" w:line="259" w:lineRule="auto"/>
+        <w:jc w:val="both"/>
+      </w:pPr>
+      <w:r>
+        <w:rPr>
+          <w:rFonts w:ascii="Georgia" w:hAnsi="Georgia"/>
+          <w:sz w:val="15"/>
+        </w:rPr>
+        <w:t>protocolaire ni photographe interne.</w:t>
+      </w:r>
+    </w:p>
+    <w:p>
+      <w:pPr>
+        <w:spacing w:before="0" w:after="40" w:line="259" w:lineRule="auto"/>
+        <w:jc w:val="both"/>
+      </w:pPr>
+      <w:r>
+        <w:rPr>
+          <w:rFonts w:ascii="Georgia" w:hAnsi="Georgia"/>
+          <w:sz w:val="15"/>
+        </w:rPr>
+        <w:t>3. L'attitude : Observer en silence, poser des questions ouvertes de compréhension, remercier chaleureusement les opérateurs observés.</w:t>
+      </w:r>
+    </w:p>
+    <w:p>
+      <w:pPr>
+        <w:spacing w:before="0" w:after="40" w:line="259" w:lineRule="auto"/>
+        <w:jc w:val="both"/>
+      </w:pPr>
+      <w:r>
+        <w:rPr>
+          <w:rFonts w:ascii="Georgia" w:hAnsi="Georgia"/>
+          <w:sz w:val="15"/>
+        </w:rPr>
+        <w:t>4. L'engagement d'action sous 48 heures : Dans les deux jours suivant l'immersion,</w:t>
+      </w:r>
+    </w:p>
+    <w:p>
+      <w:pPr>
+        <w:spacing w:before="0" w:after="40" w:line="259" w:lineRule="auto"/>
+        <w:jc w:val="both"/>
+      </w:pPr>
+      <w:r>
+        <w:rPr>
+          <w:rFonts w:ascii="Georgia" w:hAnsi="Georgia"/>
+          <w:sz w:val="15"/>
+        </w:rPr>
+        <w:t>le dirigeant s'engage personnellement à débloquer au moins un irritant matériel signalé par l'équipe observée.</w:t>
+      </w:r>
+    </w:p>
+    <w:p>
+      <w:pPr>
+        <w:spacing w:before="80" w:after="40"/>
+      </w:pPr>
+      <w:r>
+        <w:rPr>
+          <w:rFonts w:ascii="Helvetica Neue" w:hAnsi="Helvetica Neue"/>
+          <w:b/>
+          <w:color w:val="133968"/>
           <w:sz w:val="17"/>
         </w:rPr>
-      </w:r>
-    </w:p>
-    <w:p>
-      <w:pPr>
-        <w:spacing w:before="0" w:after="90" w:line="278" w:lineRule="auto"/>
-        <w:jc w:val="both"/>
-      </w:pPr>
-      <w:r>
-        <w:rPr>
-          <w:rFonts w:ascii="Georgia" w:hAnsi="Georgia"/>
+        <w:t>FICHE 4 : LE DÉSAMORÇAGE DU REPORTING TOXIQUE</w:t>
+      </w:r>
+    </w:p>
+    <w:p>
+      <w:pPr>
+        <w:spacing w:before="0" w:after="40" w:line="259" w:lineRule="auto"/>
+        <w:jc w:val="both"/>
+      </w:pPr>
+      <w:r>
+        <w:rPr>
+          <w:rFonts w:ascii="Georgia" w:hAnsi="Georgia"/>
+          <w:b/>
+          <w:sz w:val="15"/>
+        </w:rPr>
+        <w:t>L'objectif :</w:t>
+      </w:r>
+      <w:r>
+        <w:rPr>
+          <w:rFonts w:ascii="Georgia" w:hAnsi="Georgia"/>
+          <w:sz w:val="15"/>
+        </w:rPr>
+      </w:r>
+    </w:p>
+    <w:p>
+      <w:pPr>
+        <w:spacing w:before="0" w:after="40" w:line="259" w:lineRule="auto"/>
+        <w:jc w:val="both"/>
+      </w:pPr>
+      <w:r>
+        <w:rPr>
+          <w:rFonts w:ascii="Georgia" w:hAnsi="Georgia"/>
+          <w:sz w:val="15"/>
+        </w:rPr>
+        <w:t>Éradiquer la prolifération des tableaux de bord administratifs inutiles qui saturent le temps des managers.</w:t>
+      </w:r>
+    </w:p>
+    <w:p>
+      <w:pPr>
+        <w:spacing w:before="0" w:after="40" w:line="259" w:lineRule="auto"/>
+        <w:jc w:val="both"/>
+      </w:pPr>
+      <w:r>
+        <w:rPr>
+          <w:rFonts w:ascii="Georgia" w:hAnsi="Georgia"/>
+          <w:b/>
+          <w:sz w:val="15"/>
+        </w:rPr>
+        <w:t>La méthodologie en 3 temps :</w:t>
+      </w:r>
+      <w:r>
+        <w:rPr>
+          <w:rFonts w:ascii="Georgia" w:hAnsi="Georgia"/>
+          <w:sz w:val="15"/>
+        </w:rPr>
+      </w:r>
+    </w:p>
+    <w:p>
+      <w:pPr>
+        <w:spacing w:before="0" w:after="40" w:line="259" w:lineRule="auto"/>
+        <w:jc w:val="both"/>
+      </w:pPr>
+      <w:r>
+        <w:rPr>
+          <w:rFonts w:ascii="Georgia" w:hAnsi="Georgia"/>
+          <w:sz w:val="15"/>
+        </w:rPr>
+        <w:t>1. L'inventaire annuel : Dresser la liste exhaustive de tous les indicateurs et</w:t>
+      </w:r>
+    </w:p>
+    <w:p>
+      <w:pPr>
+        <w:spacing w:before="0" w:after="40" w:line="259" w:lineRule="auto"/>
+        <w:jc w:val="both"/>
+      </w:pPr>
+      <w:r>
+        <w:rPr>
+          <w:rFonts w:ascii="Georgia" w:hAnsi="Georgia"/>
+          <w:sz w:val="15"/>
+        </w:rPr>
+        <w:t>reportings produits par les services.</w:t>
+      </w:r>
+    </w:p>
+    <w:p>
+      <w:pPr>
+        <w:spacing w:before="0" w:after="40" w:line="259" w:lineRule="auto"/>
+        <w:jc w:val="both"/>
+      </w:pPr>
+      <w:r>
+        <w:rPr>
+          <w:rFonts w:ascii="Georgia" w:hAnsi="Georgia"/>
+          <w:sz w:val="15"/>
+        </w:rPr>
+        <w:t>2. Le test de coupure temporaire : Cesser la transmission d'un tableau de bord</w:t>
+      </w:r>
+    </w:p>
+    <w:p>
+      <w:pPr>
+        <w:spacing w:before="0" w:after="40" w:line="259" w:lineRule="auto"/>
+        <w:jc w:val="both"/>
+      </w:pPr>
+      <w:r>
+        <w:rPr>
+          <w:rFonts w:ascii="Georgia" w:hAnsi="Georgia"/>
+          <w:sz w:val="15"/>
+        </w:rPr>
+        <w:t>pendant un mois. Si aucun dirigeant n'en réclame formellement la réception, le supprimer définitivement.</w:t>
+      </w:r>
+    </w:p>
+    <w:p>
+      <w:pPr>
+        <w:spacing w:before="0" w:after="40" w:line="259" w:lineRule="auto"/>
+        <w:jc w:val="both"/>
+      </w:pPr>
+      <w:r>
+        <w:rPr>
+          <w:rFonts w:ascii="Georgia" w:hAnsi="Georgia"/>
+          <w:sz w:val="15"/>
+        </w:rPr>
+        <w:t>3. Le principe des métriques utiles : Ne conserver que les indicateurs directement</w:t>
+      </w:r>
+    </w:p>
+    <w:p>
+      <w:pPr>
+        <w:spacing w:before="0" w:after="40" w:line="259" w:lineRule="auto"/>
+        <w:jc w:val="both"/>
+      </w:pPr>
+      <w:r>
+        <w:rPr>
+          <w:rFonts w:ascii="Georgia" w:hAnsi="Georgia"/>
+          <w:sz w:val="15"/>
+        </w:rPr>
+        <w:t>liés à la sécurité des salariés, à la qualité du livrable et à la satisfaction du client final.</w:t>
+      </w:r>
+    </w:p>
+    <w:p>
+      <w:r>
+        <w:br w:type="page"/>
+      </w:r>
+    </w:p>
+    <w:p>
+      <w:pPr>
+        <w:spacing w:before="80" w:after="40"/>
+      </w:pPr>
+      <w:r>
+        <w:rPr>
+          <w:rFonts w:ascii="Helvetica Neue" w:hAnsi="Helvetica Neue"/>
+          <w:b/>
+          <w:color w:val="133968"/>
           <w:sz w:val="17"/>
         </w:rPr>
-        <w:t>Éliminer les circuits d'approbation d'achats coûteux et responsabiliser directement les équipes sur la gestion de leurs moyens quotidiens.</w:t>
-      </w:r>
-    </w:p>
-    <w:p>
-      <w:pPr>
-        <w:spacing w:before="0" w:after="90" w:line="278" w:lineRule="auto"/>
+        <w:t>FICHE 5 : L'ÉVALUATION COLLÉGIALE ET LE DIALOGUE SUR LE TRAVAIL RÉEL</w:t>
+      </w:r>
+    </w:p>
+    <w:p>
+      <w:pPr>
+        <w:spacing w:before="0" w:after="40" w:line="259" w:lineRule="auto"/>
         <w:jc w:val="both"/>
       </w:pPr>
       <w:r>
         <w:rPr>
           <w:rFonts w:ascii="Georgia" w:hAnsi="Georgia"/>
           <w:b/>
+          <w:sz w:val="15"/>
+        </w:rPr>
+        <w:t>L'objectif :</w:t>
+      </w:r>
+      <w:r>
+        <w:rPr>
+          <w:rFonts w:ascii="Georgia" w:hAnsi="Georgia"/>
+          <w:sz w:val="15"/>
+        </w:rPr>
+      </w:r>
+    </w:p>
+    <w:p>
+      <w:pPr>
+        <w:spacing w:before="0" w:after="40" w:line="259" w:lineRule="auto"/>
+        <w:jc w:val="both"/>
+      </w:pPr>
+      <w:r>
+        <w:rPr>
+          <w:rFonts w:ascii="Georgia" w:hAnsi="Georgia"/>
+          <w:sz w:val="15"/>
+        </w:rPr>
+        <w:t>Remplacer la notation chiffrée unilatérale et anxiogène par un dialogue apprenant axé sur les compétences et les projets.</w:t>
+      </w:r>
+    </w:p>
+    <w:p>
+      <w:pPr>
+        <w:spacing w:before="0" w:after="40" w:line="259" w:lineRule="auto"/>
+        <w:jc w:val="both"/>
+      </w:pPr>
+      <w:r>
+        <w:rPr>
+          <w:rFonts w:ascii="Georgia" w:hAnsi="Georgia"/>
+          <w:b/>
+          <w:sz w:val="15"/>
+        </w:rPr>
+        <w:t>La structure du dialogue annuel :</w:t>
+      </w:r>
+      <w:r>
+        <w:rPr>
+          <w:rFonts w:ascii="Georgia" w:hAnsi="Georgia"/>
+          <w:sz w:val="15"/>
+        </w:rPr>
+      </w:r>
+    </w:p>
+    <w:p>
+      <w:pPr>
+        <w:spacing w:before="0" w:after="40" w:line="259" w:lineRule="auto"/>
+        <w:jc w:val="both"/>
+      </w:pPr>
+      <w:r>
+        <w:rPr>
+          <w:rFonts w:ascii="Georgia" w:hAnsi="Georgia"/>
+          <w:sz w:val="15"/>
+        </w:rPr>
+        <w:t>1. Axe 1 : Les fiertés professionnelles : « De quelles réussites et de quels projets</w:t>
+      </w:r>
+    </w:p>
+    <w:p>
+      <w:pPr>
+        <w:spacing w:before="0" w:after="40" w:line="259" w:lineRule="auto"/>
+        <w:jc w:val="both"/>
+      </w:pPr>
+      <w:r>
+        <w:rPr>
+          <w:rFonts w:ascii="Georgia" w:hAnsi="Georgia"/>
+          <w:sz w:val="15"/>
+        </w:rPr>
+        <w:t>menés cette année êtes-vous le plus fier ? »</w:t>
+      </w:r>
+    </w:p>
+    <w:p>
+      <w:pPr>
+        <w:spacing w:before="0" w:after="40" w:line="259" w:lineRule="auto"/>
+        <w:jc w:val="both"/>
+      </w:pPr>
+      <w:r>
+        <w:rPr>
+          <w:rFonts w:ascii="Georgia" w:hAnsi="Georgia"/>
+          <w:sz w:val="15"/>
+        </w:rPr>
+        <w:t>2. Axe 2 : Les obstacles organisationnels : « Quels freins administratifs ou</w:t>
+      </w:r>
+    </w:p>
+    <w:p>
+      <w:pPr>
+        <w:spacing w:before="0" w:after="40" w:line="259" w:lineRule="auto"/>
+        <w:jc w:val="both"/>
+      </w:pPr>
+      <w:r>
+        <w:rPr>
+          <w:rFonts w:ascii="Georgia" w:hAnsi="Georgia"/>
+          <w:sz w:val="15"/>
+        </w:rPr>
+        <w:t>matériels ont compliqué votre travail quotidien ? »</w:t>
+      </w:r>
+    </w:p>
+    <w:p>
+      <w:pPr>
+        <w:spacing w:before="0" w:after="40" w:line="259" w:lineRule="auto"/>
+        <w:jc w:val="both"/>
+      </w:pPr>
+      <w:r>
+        <w:rPr>
+          <w:rFonts w:ascii="Georgia" w:hAnsi="Georgia"/>
+          <w:sz w:val="15"/>
+        </w:rPr>
+        <w:t>3. Axe 3 : Les perspectives de développement : « De quelles compétences,</w:t>
+      </w:r>
+    </w:p>
+    <w:p>
+      <w:pPr>
+        <w:spacing w:before="0" w:after="40" w:line="259" w:lineRule="auto"/>
+        <w:jc w:val="both"/>
+      </w:pPr>
+      <w:r>
+        <w:rPr>
+          <w:rFonts w:ascii="Georgia" w:hAnsi="Georgia"/>
+          <w:sz w:val="15"/>
+        </w:rPr>
+        <w:t>formations ou moyens avez-vous besoin pour réussir vos défis de l'année à venir ? »</w:t>
+      </w:r>
+    </w:p>
+    <w:p>
+      <w:pPr>
+        <w:spacing w:before="80" w:after="40"/>
+      </w:pPr>
+      <w:r>
+        <w:rPr>
+          <w:rFonts w:ascii="Helvetica Neue" w:hAnsi="Helvetica Neue"/>
+          <w:b/>
+          <w:color w:val="133968"/>
           <w:sz w:val="17"/>
         </w:rPr>
-        <w:t>Les étapes de mise en œuvre :</w:t>
-      </w:r>
-      <w:r>
-        <w:rPr>
-          <w:rFonts w:ascii="Georgia" w:hAnsi="Georgia"/>
+        <w:t>FICHE 6 : LA CRÉATION D'UN COMITÉ D'ÉCOUTE DU TERRAIN (SHADOW BOARD)</w:t>
+      </w:r>
+    </w:p>
+    <w:p>
+      <w:pPr>
+        <w:spacing w:before="0" w:after="40" w:line="259" w:lineRule="auto"/>
+        <w:jc w:val="both"/>
+      </w:pPr>
+      <w:r>
+        <w:rPr>
+          <w:rFonts w:ascii="Georgia" w:hAnsi="Georgia"/>
+          <w:b/>
+          <w:sz w:val="15"/>
+        </w:rPr>
+        <w:t>L'objectif :</w:t>
+      </w:r>
+      <w:r>
+        <w:rPr>
+          <w:rFonts w:ascii="Georgia" w:hAnsi="Georgia"/>
+          <w:sz w:val="15"/>
+        </w:rPr>
+      </w:r>
+    </w:p>
+    <w:p>
+      <w:pPr>
+        <w:spacing w:before="0" w:after="40" w:line="259" w:lineRule="auto"/>
+        <w:jc w:val="both"/>
+      </w:pPr>
+      <w:r>
+        <w:rPr>
+          <w:rFonts w:ascii="Georgia" w:hAnsi="Georgia"/>
+          <w:sz w:val="15"/>
+        </w:rPr>
+        <w:t>Donner une voix consultative directe aux salariés de premier niveau auprès de la direction générale.</w:t>
+      </w:r>
+    </w:p>
+    <w:p>
+      <w:pPr>
+        <w:spacing w:before="0" w:after="40" w:line="259" w:lineRule="auto"/>
+        <w:jc w:val="both"/>
+      </w:pPr>
+      <w:r>
+        <w:rPr>
+          <w:rFonts w:ascii="Georgia" w:hAnsi="Georgia"/>
+          <w:b/>
+          <w:sz w:val="15"/>
+        </w:rPr>
+        <w:t>Le fonctionnement :</w:t>
+      </w:r>
+      <w:r>
+        <w:rPr>
+          <w:rFonts w:ascii="Georgia" w:hAnsi="Georgia"/>
+          <w:sz w:val="15"/>
+        </w:rPr>
+      </w:r>
+    </w:p>
+    <w:p>
+      <w:pPr>
+        <w:spacing w:before="0" w:after="40" w:line="259" w:lineRule="auto"/>
+        <w:jc w:val="both"/>
+      </w:pPr>
+      <w:r>
+        <w:rPr>
+          <w:rFonts w:ascii="Georgia" w:hAnsi="Georgia"/>
+          <w:sz w:val="15"/>
+        </w:rPr>
+        <w:t>1. La composition : Un groupe de 8 à 10 salariés de terrain (techniciens,</w:t>
+      </w:r>
+    </w:p>
+    <w:p>
+      <w:pPr>
+        <w:spacing w:before="0" w:after="40" w:line="259" w:lineRule="auto"/>
+        <w:jc w:val="both"/>
+      </w:pPr>
+      <w:r>
+        <w:rPr>
+          <w:rFonts w:ascii="Georgia" w:hAnsi="Georgia"/>
+          <w:sz w:val="15"/>
+        </w:rPr>
+        <w:t>opérateurs, conseillers, soignants) renouvelé tous les ans par tirage au sort parmi les volontaires.</w:t>
+      </w:r>
+    </w:p>
+    <w:p>
+      <w:pPr>
+        <w:spacing w:before="0" w:after="40" w:line="259" w:lineRule="auto"/>
+        <w:jc w:val="both"/>
+      </w:pPr>
+      <w:r>
+        <w:rPr>
+          <w:rFonts w:ascii="Georgia" w:hAnsi="Georgia"/>
+          <w:sz w:val="15"/>
+        </w:rPr>
+        <w:t>2. Le mandat : Examiner les grands projets d'investissement et de transformation</w:t>
+      </w:r>
+    </w:p>
+    <w:p>
+      <w:pPr>
+        <w:spacing w:before="0" w:after="40" w:line="259" w:lineRule="auto"/>
+        <w:jc w:val="both"/>
+      </w:pPr>
+      <w:r>
+        <w:rPr>
+          <w:rFonts w:ascii="Georgia" w:hAnsi="Georgia"/>
+          <w:sz w:val="15"/>
+        </w:rPr>
+        <w:t>avant leur validation finale par le Comité Exécutif.</w:t>
+      </w:r>
+    </w:p>
+    <w:p>
+      <w:pPr>
+        <w:spacing w:before="0" w:after="40" w:line="259" w:lineRule="auto"/>
+        <w:jc w:val="both"/>
+      </w:pPr>
+      <w:r>
+        <w:rPr>
+          <w:rFonts w:ascii="Georgia" w:hAnsi="Georgia"/>
+          <w:sz w:val="15"/>
+        </w:rPr>
+        <w:t>3. La valeur ajoutée : Identifier les angles morts opérationnels et les risques</w:t>
+      </w:r>
+    </w:p>
+    <w:p>
+      <w:pPr>
+        <w:spacing w:before="0" w:after="40" w:line="259" w:lineRule="auto"/>
+        <w:jc w:val="both"/>
+      </w:pPr>
+      <w:r>
+        <w:rPr>
+          <w:rFonts w:ascii="Georgia" w:hAnsi="Georgia"/>
+          <w:sz w:val="15"/>
+        </w:rPr>
+        <w:t>d'inapplicabilité des décisions stratégiques.</w:t>
+      </w:r>
+    </w:p>
+    <w:p>
+      <w:r>
+        <w:br w:type="page"/>
+      </w:r>
+    </w:p>
+    <w:p>
+      <w:pPr>
+        <w:spacing w:before="80" w:after="40"/>
+      </w:pPr>
+      <w:r>
+        <w:rPr>
+          <w:rFonts w:ascii="Helvetica Neue" w:hAnsi="Helvetica Neue"/>
+          <w:b/>
+          <w:color w:val="133968"/>
           <w:sz w:val="17"/>
         </w:rPr>
-      </w:r>
-    </w:p>
-    <w:p>
-      <w:pPr>
-        <w:spacing w:before="0" w:after="90" w:line="278" w:lineRule="auto"/>
-        <w:jc w:val="both"/>
-      </w:pPr>
-      <w:r>
-        <w:rPr>
-          <w:rFonts w:ascii="Georgia" w:hAnsi="Georgia"/>
+        <w:t>FICHE 7 : LE PROTOCOLE DE TRAITEMENT DES ALERTES EN BOUCLE COURTE</w:t>
+      </w:r>
+    </w:p>
+    <w:p>
+      <w:pPr>
+        <w:spacing w:before="0" w:after="40" w:line="259" w:lineRule="auto"/>
+        <w:jc w:val="both"/>
+      </w:pPr>
+      <w:r>
+        <w:rPr>
+          <w:rFonts w:ascii="Georgia" w:hAnsi="Georgia"/>
+          <w:b/>
+          <w:sz w:val="15"/>
+        </w:rPr>
+        <w:t>L'objectif :</w:t>
+      </w:r>
+      <w:r>
+        <w:rPr>
+          <w:rFonts w:ascii="Georgia" w:hAnsi="Georgia"/>
+          <w:sz w:val="15"/>
+        </w:rPr>
+      </w:r>
+    </w:p>
+    <w:p>
+      <w:pPr>
+        <w:spacing w:before="0" w:after="40" w:line="259" w:lineRule="auto"/>
+        <w:jc w:val="both"/>
+      </w:pPr>
+      <w:r>
+        <w:rPr>
+          <w:rFonts w:ascii="Georgia" w:hAnsi="Georgia"/>
+          <w:sz w:val="15"/>
+        </w:rPr>
+        <w:t>Résoudre les irritants opérationnels au plus près du lieu de leur apparition sans les laisser s'enkyster.</w:t>
+      </w:r>
+    </w:p>
+    <w:p>
+      <w:pPr>
+        <w:spacing w:before="0" w:after="40" w:line="259" w:lineRule="auto"/>
+        <w:jc w:val="both"/>
+      </w:pPr>
+      <w:r>
+        <w:rPr>
+          <w:rFonts w:ascii="Georgia" w:hAnsi="Georgia"/>
+          <w:b/>
+          <w:sz w:val="15"/>
+        </w:rPr>
+        <w:t>Les 3 étapes de traitement :</w:t>
+      </w:r>
+      <w:r>
+        <w:rPr>
+          <w:rFonts w:ascii="Georgia" w:hAnsi="Georgia"/>
+          <w:sz w:val="15"/>
+        </w:rPr>
+      </w:r>
+    </w:p>
+    <w:p>
+      <w:pPr>
+        <w:spacing w:before="0" w:after="40" w:line="259" w:lineRule="auto"/>
+        <w:jc w:val="both"/>
+      </w:pPr>
+      <w:r>
+        <w:rPr>
+          <w:rFonts w:ascii="Georgia" w:hAnsi="Georgia"/>
+          <w:sz w:val="15"/>
+        </w:rPr>
+        <w:t>1. L'alerte sans sanction : Tout collaborateur qui signale un dysfonctionnement</w:t>
+      </w:r>
+    </w:p>
+    <w:p>
+      <w:pPr>
+        <w:spacing w:before="0" w:after="40" w:line="259" w:lineRule="auto"/>
+        <w:jc w:val="both"/>
+      </w:pPr>
+      <w:r>
+        <w:rPr>
+          <w:rFonts w:ascii="Georgia" w:hAnsi="Georgia"/>
+          <w:sz w:val="15"/>
+        </w:rPr>
+        <w:t>matériel ou une incohérence de procédure est remercié pour sa vigilance.</w:t>
+      </w:r>
+    </w:p>
+    <w:p>
+      <w:pPr>
+        <w:spacing w:before="0" w:after="40" w:line="259" w:lineRule="auto"/>
+        <w:jc w:val="both"/>
+      </w:pPr>
+      <w:r>
+        <w:rPr>
+          <w:rFonts w:ascii="Georgia" w:hAnsi="Georgia"/>
+          <w:sz w:val="15"/>
+        </w:rPr>
+        <w:t>2. Le point de contact à 24 heures : Le manager de proximité examine l'alerte avec</w:t>
+      </w:r>
+    </w:p>
+    <w:p>
+      <w:pPr>
+        <w:spacing w:before="0" w:after="40" w:line="259" w:lineRule="auto"/>
+        <w:jc w:val="both"/>
+      </w:pPr>
+      <w:r>
+        <w:rPr>
+          <w:rFonts w:ascii="Georgia" w:hAnsi="Georgia"/>
+          <w:sz w:val="15"/>
+        </w:rPr>
+        <w:t>le salarié concerné dans la journée.</w:t>
+      </w:r>
+    </w:p>
+    <w:p>
+      <w:pPr>
+        <w:spacing w:before="0" w:after="40" w:line="259" w:lineRule="auto"/>
+        <w:jc w:val="both"/>
+      </w:pPr>
+      <w:r>
+        <w:rPr>
+          <w:rFonts w:ascii="Georgia" w:hAnsi="Georgia"/>
+          <w:sz w:val="15"/>
+        </w:rPr>
+        <w:t>3. La résolution ou l'escalade à 72 heures : Le problème est soit résolu localement,</w:t>
+      </w:r>
+    </w:p>
+    <w:p>
+      <w:pPr>
+        <w:spacing w:before="0" w:after="40" w:line="259" w:lineRule="auto"/>
+        <w:jc w:val="both"/>
+      </w:pPr>
+      <w:r>
+        <w:rPr>
+          <w:rFonts w:ascii="Georgia" w:hAnsi="Georgia"/>
+          <w:sz w:val="15"/>
+        </w:rPr>
+        <w:t>soit transmis avec engagement de réponse du niveau supérieur sous 72 heures.</w:t>
+      </w:r>
+    </w:p>
+    <w:p>
+      <w:pPr>
+        <w:spacing w:before="80" w:after="40"/>
+      </w:pPr>
+      <w:r>
+        <w:rPr>
+          <w:rFonts w:ascii="Helvetica Neue" w:hAnsi="Helvetica Neue"/>
+          <w:b/>
+          <w:color w:val="133968"/>
           <w:sz w:val="17"/>
         </w:rPr>
-        <w:t>1. Définition de l'enveloppe budgétaire :</w:t>
-      </w:r>
-    </w:p>
-    <w:p>
-      <w:pPr>
-        <w:spacing w:before="0" w:after="90" w:line="278" w:lineRule="auto"/>
-        <w:jc w:val="both"/>
-      </w:pPr>
-      <w:r>
-        <w:rPr>
-          <w:rFonts w:ascii="Georgia" w:hAnsi="Georgia"/>
+        <w:t>FICHE 8 : LA MISE EN PLACE DU TUTORAT D'EXPERTISE INVERSÉ</w:t>
+      </w:r>
+    </w:p>
+    <w:p>
+      <w:pPr>
+        <w:spacing w:before="0" w:after="40" w:line="259" w:lineRule="auto"/>
+        <w:jc w:val="both"/>
+      </w:pPr>
+      <w:r>
+        <w:rPr>
+          <w:rFonts w:ascii="Georgia" w:hAnsi="Georgia"/>
+          <w:b/>
+          <w:sz w:val="15"/>
+        </w:rPr>
+        <w:t>L'objectif :</w:t>
+      </w:r>
+      <w:r>
+        <w:rPr>
+          <w:rFonts w:ascii="Georgia" w:hAnsi="Georgia"/>
+          <w:sz w:val="15"/>
+        </w:rPr>
+      </w:r>
+    </w:p>
+    <w:p>
+      <w:pPr>
+        <w:spacing w:before="0" w:after="40" w:line="259" w:lineRule="auto"/>
+        <w:jc w:val="both"/>
+      </w:pPr>
+      <w:r>
+        <w:rPr>
+          <w:rFonts w:ascii="Georgia" w:hAnsi="Georgia"/>
+          <w:sz w:val="15"/>
+        </w:rPr>
+        <w:t>Organiser la transmission croisée des savoirs entre seniors expérimentés et jeunes recrues.</w:t>
+      </w:r>
+    </w:p>
+    <w:p>
+      <w:pPr>
+        <w:spacing w:before="0" w:after="40" w:line="259" w:lineRule="auto"/>
+        <w:jc w:val="both"/>
+      </w:pPr>
+      <w:r>
+        <w:rPr>
+          <w:rFonts w:ascii="Georgia" w:hAnsi="Georgia"/>
+          <w:b/>
+          <w:sz w:val="15"/>
+        </w:rPr>
+        <w:t>Les modalités :</w:t>
+      </w:r>
+      <w:r>
+        <w:rPr>
+          <w:rFonts w:ascii="Georgia" w:hAnsi="Georgia"/>
+          <w:sz w:val="15"/>
+        </w:rPr>
+      </w:r>
+    </w:p>
+    <w:p>
+      <w:pPr>
+        <w:spacing w:before="0" w:after="40" w:line="259" w:lineRule="auto"/>
+        <w:jc w:val="both"/>
+      </w:pPr>
+      <w:r>
+        <w:rPr>
+          <w:rFonts w:ascii="Georgia" w:hAnsi="Georgia"/>
+          <w:sz w:val="15"/>
+        </w:rPr>
+        <w:t>1. Le binôme métier : Associer un professionnel senior et un jeune embauché sur</w:t>
+      </w:r>
+    </w:p>
+    <w:p>
+      <w:pPr>
+        <w:spacing w:before="0" w:after="40" w:line="259" w:lineRule="auto"/>
+        <w:jc w:val="both"/>
+      </w:pPr>
+      <w:r>
+        <w:rPr>
+          <w:rFonts w:ascii="Georgia" w:hAnsi="Georgia"/>
+          <w:sz w:val="15"/>
+        </w:rPr>
+        <w:t>des projets concrets.</w:t>
+      </w:r>
+    </w:p>
+    <w:p>
+      <w:pPr>
+        <w:spacing w:before="0" w:after="40" w:line="259" w:lineRule="auto"/>
+        <w:jc w:val="both"/>
+      </w:pPr>
+      <w:r>
+        <w:rPr>
+          <w:rFonts w:ascii="Georgia" w:hAnsi="Georgia"/>
+          <w:sz w:val="15"/>
+        </w:rPr>
+        <w:t>2. La valorisation du temps passé : Décharger formellement le tuteur de 20 % de</w:t>
+      </w:r>
+    </w:p>
+    <w:p>
+      <w:pPr>
+        <w:spacing w:before="0" w:after="40" w:line="259" w:lineRule="auto"/>
+        <w:jc w:val="both"/>
+      </w:pPr>
+      <w:r>
+        <w:rPr>
+          <w:rFonts w:ascii="Georgia" w:hAnsi="Georgia"/>
+          <w:sz w:val="15"/>
+        </w:rPr>
+        <w:t>ses tâches administratives pour lui donner le temps de former son binôme.</w:t>
+      </w:r>
+    </w:p>
+    <w:p>
+      <w:pPr>
+        <w:spacing w:before="0" w:after="40" w:line="259" w:lineRule="auto"/>
+        <w:jc w:val="both"/>
+      </w:pPr>
+      <w:r>
+        <w:rPr>
+          <w:rFonts w:ascii="Georgia" w:hAnsi="Georgia"/>
+          <w:sz w:val="15"/>
+        </w:rPr>
+        <w:t>3. La reconnaissance financière : Attribuer une prime d'accompagnement de</w:t>
+      </w:r>
+    </w:p>
+    <w:p>
+      <w:pPr>
+        <w:spacing w:before="0" w:after="40" w:line="259" w:lineRule="auto"/>
+        <w:jc w:val="both"/>
+      </w:pPr>
+      <w:r>
+        <w:rPr>
+          <w:rFonts w:ascii="Georgia" w:hAnsi="Georgia"/>
+          <w:sz w:val="15"/>
+        </w:rPr>
+        <w:t>transmission aux tuteurs référents.</w:t>
+      </w:r>
+    </w:p>
+    <w:p>
+      <w:r>
+        <w:br w:type="page"/>
+      </w:r>
+    </w:p>
+    <w:p>
+      <w:pPr>
+        <w:spacing w:before="80" w:after="40"/>
+      </w:pPr>
+      <w:r>
+        <w:rPr>
+          <w:rFonts w:ascii="Helvetica Neue" w:hAnsi="Helvetica Neue"/>
+          <w:b/>
+          <w:color w:val="133968"/>
           <w:sz w:val="17"/>
         </w:rPr>
-        <w:t>Attribuer à chaque chef d'équipe ou responsable d'îlot une carte professionnelle avec un plafond mensuel de 2 000 à 5 000 euros selon l'effectif géré.</w:t>
-      </w:r>
-    </w:p>
-    <w:p>
-      <w:pPr>
-        <w:spacing w:before="0" w:after="90" w:line="278" w:lineRule="auto"/>
-        <w:jc w:val="both"/>
-      </w:pPr>
-      <w:r>
-        <w:rPr>
-          <w:rFonts w:ascii="Georgia" w:hAnsi="Georgia"/>
+        <w:t>FICHE 9 : LA GESTION TRANSPARENTE DES ARBITRAGES BUDGÉTAIRES</w:t>
+      </w:r>
+    </w:p>
+    <w:p>
+      <w:pPr>
+        <w:spacing w:before="0" w:after="40" w:line="259" w:lineRule="auto"/>
+        <w:jc w:val="both"/>
+      </w:pPr>
+      <w:r>
+        <w:rPr>
+          <w:rFonts w:ascii="Georgia" w:hAnsi="Georgia"/>
+          <w:b/>
+          <w:sz w:val="15"/>
+        </w:rPr>
+        <w:t>L'objectif :</w:t>
+      </w:r>
+      <w:r>
+        <w:rPr>
+          <w:rFonts w:ascii="Georgia" w:hAnsi="Georgia"/>
+          <w:sz w:val="15"/>
+        </w:rPr>
+      </w:r>
+    </w:p>
+    <w:p>
+      <w:pPr>
+        <w:spacing w:before="0" w:after="40" w:line="259" w:lineRule="auto"/>
+        <w:jc w:val="both"/>
+      </w:pPr>
+      <w:r>
+        <w:rPr>
+          <w:rFonts w:ascii="Georgia" w:hAnsi="Georgia"/>
+          <w:sz w:val="15"/>
+        </w:rPr>
+        <w:t>Démystifier les contraintes financières et responsabiliser l'ensemble des acteurs sur les équilibres économiques.</w:t>
+      </w:r>
+    </w:p>
+    <w:p>
+      <w:pPr>
+        <w:spacing w:before="0" w:after="40" w:line="259" w:lineRule="auto"/>
+        <w:jc w:val="both"/>
+      </w:pPr>
+      <w:r>
+        <w:rPr>
+          <w:rFonts w:ascii="Georgia" w:hAnsi="Georgia"/>
+          <w:b/>
+          <w:sz w:val="15"/>
+        </w:rPr>
+        <w:t>Le protocole :</w:t>
+      </w:r>
+      <w:r>
+        <w:rPr>
+          <w:rFonts w:ascii="Georgia" w:hAnsi="Georgia"/>
+          <w:sz w:val="15"/>
+        </w:rPr>
+      </w:r>
+    </w:p>
+    <w:p>
+      <w:pPr>
+        <w:spacing w:before="0" w:after="40" w:line="259" w:lineRule="auto"/>
+        <w:jc w:val="both"/>
+      </w:pPr>
+      <w:r>
+        <w:rPr>
+          <w:rFonts w:ascii="Georgia" w:hAnsi="Georgia"/>
+          <w:sz w:val="15"/>
+        </w:rPr>
+        <w:t>1. La présentation des coûts complets : Partager avec les équipes la structure des</w:t>
+      </w:r>
+    </w:p>
+    <w:p>
+      <w:pPr>
+        <w:spacing w:before="0" w:after="40" w:line="259" w:lineRule="auto"/>
+        <w:jc w:val="both"/>
+      </w:pPr>
+      <w:r>
+        <w:rPr>
+          <w:rFonts w:ascii="Georgia" w:hAnsi="Georgia"/>
+          <w:sz w:val="15"/>
+        </w:rPr>
+        <w:t>coûts réels de leur service (matières premières, énergie, amortissements, frais généraux).</w:t>
+      </w:r>
+    </w:p>
+    <w:p>
+      <w:pPr>
+        <w:spacing w:before="0" w:after="40" w:line="259" w:lineRule="auto"/>
+        <w:jc w:val="both"/>
+      </w:pPr>
+      <w:r>
+        <w:rPr>
+          <w:rFonts w:ascii="Georgia" w:hAnsi="Georgia"/>
+          <w:sz w:val="15"/>
+        </w:rPr>
+        <w:t>2. L'arbitrage participatif des priorités : Soumettre les choix d'investissement de</w:t>
+      </w:r>
+    </w:p>
+    <w:p>
+      <w:pPr>
+        <w:spacing w:before="0" w:after="40" w:line="259" w:lineRule="auto"/>
+        <w:jc w:val="both"/>
+      </w:pPr>
+      <w:r>
+        <w:rPr>
+          <w:rFonts w:ascii="Georgia" w:hAnsi="Georgia"/>
+          <w:sz w:val="15"/>
+        </w:rPr>
+        <w:t>confort et d'outillage au vote consultatif du collectif.</w:t>
+      </w:r>
+    </w:p>
+    <w:p>
+      <w:pPr>
+        <w:spacing w:before="0" w:after="40" w:line="259" w:lineRule="auto"/>
+        <w:jc w:val="both"/>
+      </w:pPr>
+      <w:r>
+        <w:rPr>
+          <w:rFonts w:ascii="Georgia" w:hAnsi="Georgia"/>
+          <w:sz w:val="15"/>
+        </w:rPr>
+        <w:t>3. Le partage des gains de productivité : Allouer 20 % des économies réalisées sur</w:t>
+      </w:r>
+    </w:p>
+    <w:p>
+      <w:pPr>
+        <w:spacing w:before="0" w:after="40" w:line="259" w:lineRule="auto"/>
+        <w:jc w:val="both"/>
+      </w:pPr>
+      <w:r>
+        <w:rPr>
+          <w:rFonts w:ascii="Georgia" w:hAnsi="Georgia"/>
+          <w:sz w:val="15"/>
+        </w:rPr>
+        <w:t>les rebuts ou l'énergie au financement de projets choisis par l'équipe.</w:t>
+      </w:r>
+    </w:p>
+    <w:p>
+      <w:pPr>
+        <w:spacing w:before="80" w:after="40"/>
+      </w:pPr>
+      <w:r>
+        <w:rPr>
+          <w:rFonts w:ascii="Helvetica Neue" w:hAnsi="Helvetica Neue"/>
+          <w:b/>
+          <w:color w:val="133968"/>
           <w:sz w:val="17"/>
         </w:rPr>
-        <w:t>2. Le périmètre d'utilisation autorisée :</w:t>
-      </w:r>
-    </w:p>
-    <w:p>
-      <w:pPr>
-        <w:spacing w:before="0" w:after="90" w:line="278" w:lineRule="auto"/>
-        <w:jc w:val="both"/>
-      </w:pPr>
-      <w:r>
-        <w:rPr>
-          <w:rFonts w:ascii="Georgia" w:hAnsi="Georgia"/>
-          <w:sz w:val="17"/>
-        </w:rPr>
-        <w:t>Toute dépense visant à réparer un outillage défaillant, améliorer l'ergonomie d'un poste, renforcer la sécurité des personnes ou débloquer une commande client urgente est autorisée sans validation hiérarchique préalable.</w:t>
-      </w:r>
-    </w:p>
-    <w:p>
-      <w:pPr>
-        <w:spacing w:before="0" w:after="90" w:line="278" w:lineRule="auto"/>
-        <w:jc w:val="both"/>
-      </w:pPr>
-      <w:r>
-        <w:rPr>
-          <w:rFonts w:ascii="Georgia" w:hAnsi="Georgia"/>
-          <w:sz w:val="17"/>
-        </w:rPr>
-        <w:t>3. La revue trimestrielle collective :</w:t>
-      </w:r>
-    </w:p>
-    <w:p>
-      <w:pPr>
-        <w:spacing w:before="0" w:after="90" w:line="278" w:lineRule="auto"/>
-        <w:jc w:val="both"/>
-      </w:pPr>
-      <w:r>
-        <w:rPr>
-          <w:rFonts w:ascii="Georgia" w:hAnsi="Georgia"/>
-          <w:sz w:val="17"/>
-        </w:rPr>
-        <w:t>Remplacer le contrôle a priori par une revue de dépenses trimestrielle conviviale et collective où l'équipe partage les gains de temps et de qualité rendus possibles par ses achats.</w:t>
-      </w:r>
-    </w:p>
-    <w:p>
-      <w:r>
-        <w:br w:type="page"/>
-      </w:r>
-    </w:p>
-    <w:p>
-      <w:pPr>
-        <w:spacing w:before="0" w:after="40" w:line="259" w:lineRule="auto"/>
-        <w:jc w:val="both"/>
-      </w:pPr>
-      <w:r>
-        <w:rPr>
-          <w:rFonts w:ascii="Georgia" w:hAnsi="Georgia"/>
-          <w:b/>
-          <w:sz w:val="15"/>
-        </w:rPr>
-        <w:t xml:space="preserve">FICHE 3 : </w:t>
-      </w:r>
-      <w:r>
-        <w:rPr>
-          <w:rFonts w:ascii="Georgia" w:hAnsi="Georgia"/>
-          <w:sz w:val="15"/>
-        </w:rPr>
-        <w:t>LE RITUEL DE L'IMMERSION TERRAIN POUR DIRIGEANTS</w:t>
-      </w:r>
-    </w:p>
-    <w:p>
-      <w:pPr>
-        <w:spacing w:before="0" w:after="40" w:line="259" w:lineRule="auto"/>
-        <w:jc w:val="both"/>
-      </w:pPr>
-      <w:r>
-        <w:rPr>
-          <w:rFonts w:ascii="Georgia" w:hAnsi="Georgia"/>
-          <w:b/>
-          <w:sz w:val="15"/>
-        </w:rPr>
-        <w:t>L'objectif :</w:t>
-      </w:r>
-      <w:r>
-        <w:rPr>
-          <w:rFonts w:ascii="Georgia" w:hAnsi="Georgia"/>
-          <w:sz w:val="15"/>
-        </w:rPr>
-      </w:r>
-    </w:p>
-    <w:p>
-      <w:pPr>
-        <w:spacing w:before="0" w:after="40" w:line="259" w:lineRule="auto"/>
-        <w:jc w:val="both"/>
-      </w:pPr>
-      <w:r>
-        <w:rPr>
-          <w:rFonts w:ascii="Georgia" w:hAnsi="Georgia"/>
-          <w:sz w:val="15"/>
-        </w:rPr>
-        <w:t>Reconnecter les membres du Comité Exécutif et du Conseil d'Administration aux réalités matérielles du travail vivant.</w:t>
-      </w:r>
-    </w:p>
-    <w:p>
-      <w:pPr>
-        <w:spacing w:before="0" w:after="40" w:line="259" w:lineRule="auto"/>
-        <w:jc w:val="both"/>
-      </w:pPr>
-      <w:r>
-        <w:rPr>
-          <w:rFonts w:ascii="Georgia" w:hAnsi="Georgia"/>
-          <w:b/>
-          <w:sz w:val="15"/>
-        </w:rPr>
-        <w:t>Le protocole d'immersion :</w:t>
-      </w:r>
-      <w:r>
-        <w:rPr>
-          <w:rFonts w:ascii="Georgia" w:hAnsi="Georgia"/>
-          <w:sz w:val="15"/>
-        </w:rPr>
-      </w:r>
-    </w:p>
-    <w:p>
-      <w:pPr>
-        <w:spacing w:before="0" w:after="40" w:line="259" w:lineRule="auto"/>
-        <w:jc w:val="both"/>
-      </w:pPr>
-      <w:r>
-        <w:rPr>
-          <w:rFonts w:ascii="Georgia" w:hAnsi="Georgia"/>
-          <w:sz w:val="15"/>
-        </w:rPr>
-        <w:t>1. La fréquence : Une journée complète par trimestre pour chaque cadre dirigeant.</w:t>
-      </w:r>
-    </w:p>
-    <w:p>
-      <w:pPr>
-        <w:spacing w:before="0" w:after="40" w:line="259" w:lineRule="auto"/>
-        <w:jc w:val="both"/>
-      </w:pPr>
-      <w:r>
-        <w:rPr>
-          <w:rFonts w:ascii="Georgia" w:hAnsi="Georgia"/>
-          <w:sz w:val="15"/>
-        </w:rPr>
-        <w:t>2. La posture requise : Vêtements de travail adaptés, sans smartphone, sans suite</w:t>
-      </w:r>
-    </w:p>
-    <w:p>
-      <w:pPr>
-        <w:spacing w:before="0" w:after="40" w:line="259" w:lineRule="auto"/>
-        <w:jc w:val="both"/>
-      </w:pPr>
-      <w:r>
-        <w:rPr>
-          <w:rFonts w:ascii="Georgia" w:hAnsi="Georgia"/>
-          <w:sz w:val="15"/>
-        </w:rPr>
-        <w:t>protocolaire ni photographe interne.</w:t>
-      </w:r>
-    </w:p>
-    <w:p>
-      <w:pPr>
-        <w:spacing w:before="0" w:after="40" w:line="259" w:lineRule="auto"/>
-        <w:jc w:val="both"/>
-      </w:pPr>
-      <w:r>
-        <w:rPr>
-          <w:rFonts w:ascii="Georgia" w:hAnsi="Georgia"/>
-          <w:sz w:val="15"/>
-        </w:rPr>
-        <w:t>3. L'attitude : Observer en silence, poser des questions ouvertes de compréhension, remercier chaleureusement les opérateurs observés.</w:t>
-      </w:r>
-    </w:p>
-    <w:p>
-      <w:pPr>
-        <w:spacing w:before="0" w:after="40" w:line="259" w:lineRule="auto"/>
-        <w:jc w:val="both"/>
-      </w:pPr>
-      <w:r>
-        <w:rPr>
-          <w:rFonts w:ascii="Georgia" w:hAnsi="Georgia"/>
-          <w:sz w:val="15"/>
-        </w:rPr>
-        <w:t>4. L'engagement d'action sous 48 heures : Dans les deux jours suivant l'immersion,</w:t>
-      </w:r>
-    </w:p>
-    <w:p>
-      <w:pPr>
-        <w:spacing w:before="0" w:after="40" w:line="259" w:lineRule="auto"/>
-        <w:jc w:val="both"/>
-      </w:pPr>
-      <w:r>
-        <w:rPr>
-          <w:rFonts w:ascii="Georgia" w:hAnsi="Georgia"/>
-          <w:sz w:val="15"/>
-        </w:rPr>
-        <w:t>le dirigeant s'engage personnellement à débloquer au moins un irritant matériel signalé par l'équipe observée.</w:t>
-      </w:r>
-    </w:p>
-    <w:p>
-      <w:pPr>
-        <w:spacing w:before="0" w:after="40" w:line="259" w:lineRule="auto"/>
-        <w:jc w:val="both"/>
-      </w:pPr>
-      <w:r>
-        <w:rPr>
-          <w:rFonts w:ascii="Georgia" w:hAnsi="Georgia"/>
-          <w:b/>
-          <w:sz w:val="15"/>
-        </w:rPr>
-        <w:t xml:space="preserve">FICHE 4 : </w:t>
-      </w:r>
-      <w:r>
-        <w:rPr>
-          <w:rFonts w:ascii="Georgia" w:hAnsi="Georgia"/>
-          <w:sz w:val="15"/>
-        </w:rPr>
-        <w:t>LE DÉSAMORÇAGE DU REPORTING TOXIQUE</w:t>
-      </w:r>
-    </w:p>
-    <w:p>
-      <w:pPr>
-        <w:spacing w:before="0" w:after="40" w:line="259" w:lineRule="auto"/>
-        <w:jc w:val="both"/>
-      </w:pPr>
-      <w:r>
-        <w:rPr>
-          <w:rFonts w:ascii="Georgia" w:hAnsi="Georgia"/>
-          <w:b/>
-          <w:sz w:val="15"/>
-        </w:rPr>
-        <w:t>L'objectif :</w:t>
-      </w:r>
-      <w:r>
-        <w:rPr>
-          <w:rFonts w:ascii="Georgia" w:hAnsi="Georgia"/>
-          <w:sz w:val="15"/>
-        </w:rPr>
-      </w:r>
-    </w:p>
-    <w:p>
-      <w:pPr>
-        <w:spacing w:before="0" w:after="40" w:line="259" w:lineRule="auto"/>
-        <w:jc w:val="both"/>
-      </w:pPr>
-      <w:r>
-        <w:rPr>
-          <w:rFonts w:ascii="Georgia" w:hAnsi="Georgia"/>
-          <w:sz w:val="15"/>
-        </w:rPr>
-        <w:t>Éradiquer la prolifération des tableaux de bord administratifs inutiles qui saturent le temps des managers.</w:t>
-      </w:r>
-    </w:p>
-    <w:p>
-      <w:pPr>
-        <w:spacing w:before="0" w:after="40" w:line="259" w:lineRule="auto"/>
-        <w:jc w:val="both"/>
-      </w:pPr>
-      <w:r>
-        <w:rPr>
-          <w:rFonts w:ascii="Georgia" w:hAnsi="Georgia"/>
-          <w:b/>
-          <w:sz w:val="15"/>
-        </w:rPr>
-        <w:t>La méthodologie en 3 temps :</w:t>
-      </w:r>
-      <w:r>
-        <w:rPr>
-          <w:rFonts w:ascii="Georgia" w:hAnsi="Georgia"/>
-          <w:sz w:val="15"/>
-        </w:rPr>
-      </w:r>
-    </w:p>
-    <w:p>
-      <w:pPr>
-        <w:spacing w:before="0" w:after="40" w:line="259" w:lineRule="auto"/>
-        <w:jc w:val="both"/>
-      </w:pPr>
-      <w:r>
-        <w:rPr>
-          <w:rFonts w:ascii="Georgia" w:hAnsi="Georgia"/>
-          <w:sz w:val="15"/>
-        </w:rPr>
-        <w:t>1. L'inventaire annuel : Dresser la liste exhaustive de tous les indicateurs et</w:t>
-      </w:r>
-    </w:p>
-    <w:p>
-      <w:pPr>
-        <w:spacing w:before="0" w:after="40" w:line="259" w:lineRule="auto"/>
-        <w:jc w:val="both"/>
-      </w:pPr>
-      <w:r>
-        <w:rPr>
-          <w:rFonts w:ascii="Georgia" w:hAnsi="Georgia"/>
-          <w:sz w:val="15"/>
-        </w:rPr>
-        <w:t>reportings produits par les services.</w:t>
-      </w:r>
-    </w:p>
-    <w:p>
-      <w:pPr>
-        <w:spacing w:before="0" w:after="40" w:line="259" w:lineRule="auto"/>
-        <w:jc w:val="both"/>
-      </w:pPr>
-      <w:r>
-        <w:rPr>
-          <w:rFonts w:ascii="Georgia" w:hAnsi="Georgia"/>
-          <w:sz w:val="15"/>
-        </w:rPr>
-        <w:t>2. Le test de coupure temporaire : Cesser la transmission d'un tableau de bord</w:t>
-      </w:r>
-    </w:p>
-    <w:p>
-      <w:pPr>
-        <w:spacing w:before="0" w:after="40" w:line="259" w:lineRule="auto"/>
-        <w:jc w:val="both"/>
-      </w:pPr>
-      <w:r>
-        <w:rPr>
-          <w:rFonts w:ascii="Georgia" w:hAnsi="Georgia"/>
-          <w:sz w:val="15"/>
-        </w:rPr>
-        <w:t>pendant un mois. Si aucun dirigeant n'en réclame formellement la réception, le supprimer définitivement.</w:t>
-      </w:r>
-    </w:p>
-    <w:p>
-      <w:pPr>
-        <w:spacing w:before="0" w:after="40" w:line="259" w:lineRule="auto"/>
-        <w:jc w:val="both"/>
-      </w:pPr>
-      <w:r>
-        <w:rPr>
-          <w:rFonts w:ascii="Georgia" w:hAnsi="Georgia"/>
-          <w:sz w:val="15"/>
-        </w:rPr>
-        <w:t>3. Le principe des métriques utiles : Ne conserver que les indicateurs directement</w:t>
-      </w:r>
-    </w:p>
-    <w:p>
-      <w:pPr>
-        <w:spacing w:before="0" w:after="40" w:line="259" w:lineRule="auto"/>
-        <w:jc w:val="both"/>
-      </w:pPr>
-      <w:r>
-        <w:rPr>
-          <w:rFonts w:ascii="Georgia" w:hAnsi="Georgia"/>
-          <w:sz w:val="15"/>
-        </w:rPr>
-        <w:t>liés à la sécurité des salariés, à la qualité du livrable et à la satisfaction du client final.</w:t>
-      </w:r>
-    </w:p>
-    <w:p>
-      <w:r>
-        <w:br w:type="page"/>
-      </w:r>
-    </w:p>
-    <w:p>
-      <w:pPr>
-        <w:spacing w:before="0" w:after="40" w:line="259" w:lineRule="auto"/>
-        <w:jc w:val="both"/>
-      </w:pPr>
-      <w:r>
-        <w:rPr>
-          <w:rFonts w:ascii="Georgia" w:hAnsi="Georgia"/>
-          <w:b/>
-          <w:sz w:val="15"/>
-        </w:rPr>
-        <w:t xml:space="preserve">FICHE 5 : </w:t>
-      </w:r>
-      <w:r>
-        <w:rPr>
-          <w:rFonts w:ascii="Georgia" w:hAnsi="Georgia"/>
-          <w:sz w:val="15"/>
-        </w:rPr>
-        <w:t>L'ÉVALUATION COLLÉGIALE ET LE DIALOGUE SUR LE TRAVAIL RÉEL</w:t>
-      </w:r>
-    </w:p>
-    <w:p>
-      <w:pPr>
-        <w:spacing w:before="0" w:after="40" w:line="259" w:lineRule="auto"/>
-        <w:jc w:val="both"/>
-      </w:pPr>
-      <w:r>
-        <w:rPr>
-          <w:rFonts w:ascii="Georgia" w:hAnsi="Georgia"/>
-          <w:b/>
-          <w:sz w:val="15"/>
-        </w:rPr>
-        <w:t>L'objectif :</w:t>
-      </w:r>
-      <w:r>
-        <w:rPr>
-          <w:rFonts w:ascii="Georgia" w:hAnsi="Georgia"/>
-          <w:sz w:val="15"/>
-        </w:rPr>
-      </w:r>
-    </w:p>
-    <w:p>
-      <w:pPr>
-        <w:spacing w:before="0" w:after="40" w:line="259" w:lineRule="auto"/>
-        <w:jc w:val="both"/>
-      </w:pPr>
-      <w:r>
-        <w:rPr>
-          <w:rFonts w:ascii="Georgia" w:hAnsi="Georgia"/>
-          <w:sz w:val="15"/>
-        </w:rPr>
-        <w:t>Remplacer la notation chiffrée unilatérale et anxiogène par un dialogue apprenant axé sur les compétences et les projets.</w:t>
-      </w:r>
-    </w:p>
-    <w:p>
-      <w:pPr>
-        <w:spacing w:before="0" w:after="40" w:line="259" w:lineRule="auto"/>
-        <w:jc w:val="both"/>
-      </w:pPr>
-      <w:r>
-        <w:rPr>
-          <w:rFonts w:ascii="Georgia" w:hAnsi="Georgia"/>
-          <w:b/>
-          <w:sz w:val="15"/>
-        </w:rPr>
-        <w:t>La structure du dialogue annuel :</w:t>
-      </w:r>
-      <w:r>
-        <w:rPr>
-          <w:rFonts w:ascii="Georgia" w:hAnsi="Georgia"/>
-          <w:sz w:val="15"/>
-        </w:rPr>
-      </w:r>
-    </w:p>
-    <w:p>
-      <w:pPr>
-        <w:spacing w:before="0" w:after="40" w:line="259" w:lineRule="auto"/>
-        <w:jc w:val="both"/>
-      </w:pPr>
-      <w:r>
-        <w:rPr>
-          <w:rFonts w:ascii="Georgia" w:hAnsi="Georgia"/>
-          <w:sz w:val="15"/>
-        </w:rPr>
-        <w:t>1. Axe 1 : Les fiertés professionnelles : « De quelles réussites et de quels projets</w:t>
-      </w:r>
-    </w:p>
-    <w:p>
-      <w:pPr>
-        <w:spacing w:before="0" w:after="40" w:line="259" w:lineRule="auto"/>
-        <w:jc w:val="both"/>
-      </w:pPr>
-      <w:r>
-        <w:rPr>
-          <w:rFonts w:ascii="Georgia" w:hAnsi="Georgia"/>
-          <w:sz w:val="15"/>
-        </w:rPr>
-        <w:t>menés cette année êtes-vous le plus fier ? »</w:t>
-      </w:r>
-    </w:p>
-    <w:p>
-      <w:pPr>
-        <w:spacing w:before="0" w:after="40" w:line="259" w:lineRule="auto"/>
-        <w:jc w:val="both"/>
-      </w:pPr>
-      <w:r>
-        <w:rPr>
-          <w:rFonts w:ascii="Georgia" w:hAnsi="Georgia"/>
-          <w:sz w:val="15"/>
-        </w:rPr>
-        <w:t>2. Axe 2 : Les obstacles organisationnels : « Quels freins administratifs ou</w:t>
-      </w:r>
-    </w:p>
-    <w:p>
-      <w:pPr>
-        <w:spacing w:before="0" w:after="40" w:line="259" w:lineRule="auto"/>
-        <w:jc w:val="both"/>
-      </w:pPr>
-      <w:r>
-        <w:rPr>
-          <w:rFonts w:ascii="Georgia" w:hAnsi="Georgia"/>
-          <w:sz w:val="15"/>
-        </w:rPr>
-        <w:t>matériels ont compliqué votre travail quotidien ? »</w:t>
-      </w:r>
-    </w:p>
-    <w:p>
-      <w:pPr>
-        <w:spacing w:before="0" w:after="40" w:line="259" w:lineRule="auto"/>
-        <w:jc w:val="both"/>
-      </w:pPr>
-      <w:r>
-        <w:rPr>
-          <w:rFonts w:ascii="Georgia" w:hAnsi="Georgia"/>
-          <w:sz w:val="15"/>
-        </w:rPr>
-        <w:t>3. Axe 3 : Les perspectives de développement : « De quelles compétences,</w:t>
-      </w:r>
-    </w:p>
-    <w:p>
-      <w:pPr>
-        <w:spacing w:before="0" w:after="40" w:line="259" w:lineRule="auto"/>
-        <w:jc w:val="both"/>
-      </w:pPr>
-      <w:r>
-        <w:rPr>
-          <w:rFonts w:ascii="Georgia" w:hAnsi="Georgia"/>
-          <w:sz w:val="15"/>
-        </w:rPr>
-        <w:t>formations ou moyens avez-vous besoin pour réussir vos défis de l'année à venir ? »</w:t>
-      </w:r>
-    </w:p>
-    <w:p>
-      <w:pPr>
-        <w:spacing w:before="0" w:after="40" w:line="259" w:lineRule="auto"/>
-        <w:jc w:val="both"/>
-      </w:pPr>
-      <w:r>
-        <w:rPr>
-          <w:rFonts w:ascii="Georgia" w:hAnsi="Georgia"/>
-          <w:b/>
-          <w:sz w:val="15"/>
-        </w:rPr>
-        <w:t xml:space="preserve">FICHE 6 : </w:t>
-      </w:r>
-      <w:r>
-        <w:rPr>
-          <w:rFonts w:ascii="Georgia" w:hAnsi="Georgia"/>
-          <w:sz w:val="15"/>
-        </w:rPr>
-        <w:t>LA CRÉATION D'UN COMITÉ D'ÉCOUTE DU TERRAIN (SHADOW BOARD)</w:t>
-      </w:r>
-    </w:p>
-    <w:p>
-      <w:pPr>
-        <w:spacing w:before="0" w:after="40" w:line="259" w:lineRule="auto"/>
-        <w:jc w:val="both"/>
-      </w:pPr>
-      <w:r>
-        <w:rPr>
-          <w:rFonts w:ascii="Georgia" w:hAnsi="Georgia"/>
-          <w:b/>
-          <w:sz w:val="15"/>
-        </w:rPr>
-        <w:t>L'objectif :</w:t>
-      </w:r>
-      <w:r>
-        <w:rPr>
-          <w:rFonts w:ascii="Georgia" w:hAnsi="Georgia"/>
-          <w:sz w:val="15"/>
-        </w:rPr>
-      </w:r>
-    </w:p>
-    <w:p>
-      <w:pPr>
-        <w:spacing w:before="0" w:after="40" w:line="259" w:lineRule="auto"/>
-        <w:jc w:val="both"/>
-      </w:pPr>
-      <w:r>
-        <w:rPr>
-          <w:rFonts w:ascii="Georgia" w:hAnsi="Georgia"/>
-          <w:sz w:val="15"/>
-        </w:rPr>
-        <w:t>Donner une voix consultative directe aux salariés de premier niveau auprès de la direction générale.</w:t>
-      </w:r>
-    </w:p>
-    <w:p>
-      <w:pPr>
-        <w:spacing w:before="0" w:after="40" w:line="259" w:lineRule="auto"/>
-        <w:jc w:val="both"/>
-      </w:pPr>
-      <w:r>
-        <w:rPr>
-          <w:rFonts w:ascii="Georgia" w:hAnsi="Georgia"/>
-          <w:b/>
-          <w:sz w:val="15"/>
-        </w:rPr>
-        <w:t>Le fonctionnement :</w:t>
-      </w:r>
-      <w:r>
-        <w:rPr>
-          <w:rFonts w:ascii="Georgia" w:hAnsi="Georgia"/>
-          <w:sz w:val="15"/>
-        </w:rPr>
-      </w:r>
-    </w:p>
-    <w:p>
-      <w:pPr>
-        <w:spacing w:before="0" w:after="40" w:line="259" w:lineRule="auto"/>
-        <w:jc w:val="both"/>
-      </w:pPr>
-      <w:r>
-        <w:rPr>
-          <w:rFonts w:ascii="Georgia" w:hAnsi="Georgia"/>
-          <w:sz w:val="15"/>
-        </w:rPr>
-        <w:t>1. La composition : Un groupe de 8 à 10 salariés de terrain (techniciens,</w:t>
-      </w:r>
-    </w:p>
-    <w:p>
-      <w:pPr>
-        <w:spacing w:before="0" w:after="40" w:line="259" w:lineRule="auto"/>
-        <w:jc w:val="both"/>
-      </w:pPr>
-      <w:r>
-        <w:rPr>
-          <w:rFonts w:ascii="Georgia" w:hAnsi="Georgia"/>
-          <w:sz w:val="15"/>
-        </w:rPr>
-        <w:t>opérateurs, conseillers, soignants) renouvelé tous les ans par tirage au sort parmi les volontaires.</w:t>
-      </w:r>
-    </w:p>
-    <w:p>
-      <w:pPr>
-        <w:spacing w:before="0" w:after="40" w:line="259" w:lineRule="auto"/>
-        <w:jc w:val="both"/>
-      </w:pPr>
-      <w:r>
-        <w:rPr>
-          <w:rFonts w:ascii="Georgia" w:hAnsi="Georgia"/>
-          <w:sz w:val="15"/>
-        </w:rPr>
-        <w:t>2. Le mandat : Examiner les grands projets d'investissement et de transformation</w:t>
-      </w:r>
-    </w:p>
-    <w:p>
-      <w:pPr>
-        <w:spacing w:before="0" w:after="40" w:line="259" w:lineRule="auto"/>
-        <w:jc w:val="both"/>
-      </w:pPr>
-      <w:r>
-        <w:rPr>
-          <w:rFonts w:ascii="Georgia" w:hAnsi="Georgia"/>
-          <w:sz w:val="15"/>
-        </w:rPr>
-        <w:t>avant leur validation finale par le Comité Exécutif.</w:t>
-      </w:r>
-    </w:p>
-    <w:p>
-      <w:pPr>
-        <w:spacing w:before="0" w:after="40" w:line="259" w:lineRule="auto"/>
-        <w:jc w:val="both"/>
-      </w:pPr>
-      <w:r>
-        <w:rPr>
-          <w:rFonts w:ascii="Georgia" w:hAnsi="Georgia"/>
-          <w:sz w:val="15"/>
-        </w:rPr>
-        <w:t>3. La valeur ajoutée : Identifier les angles morts opérationnels et les risques</w:t>
-      </w:r>
-    </w:p>
-    <w:p>
-      <w:pPr>
-        <w:spacing w:before="0" w:after="40" w:line="259" w:lineRule="auto"/>
-        <w:jc w:val="both"/>
-      </w:pPr>
-      <w:r>
-        <w:rPr>
-          <w:rFonts w:ascii="Georgia" w:hAnsi="Georgia"/>
-          <w:sz w:val="15"/>
-        </w:rPr>
-        <w:t>d'inapplicabilité des décisions stratégiques.</w:t>
-      </w:r>
-    </w:p>
-    <w:p>
-      <w:r>
-        <w:br w:type="page"/>
-      </w:r>
-    </w:p>
-    <w:p>
-      <w:pPr>
-        <w:spacing w:before="0" w:after="40" w:line="259" w:lineRule="auto"/>
-        <w:jc w:val="both"/>
-      </w:pPr>
-      <w:r>
-        <w:rPr>
-          <w:rFonts w:ascii="Georgia" w:hAnsi="Georgia"/>
-          <w:b/>
-          <w:sz w:val="15"/>
-        </w:rPr>
-        <w:t xml:space="preserve">FICHE 7 : </w:t>
-      </w:r>
-      <w:r>
-        <w:rPr>
-          <w:rFonts w:ascii="Georgia" w:hAnsi="Georgia"/>
-          <w:sz w:val="15"/>
-        </w:rPr>
-        <w:t>LE PROTOCOLE DE TRAITEMENT DES ALERTES EN BOUCLE COURTE</w:t>
-      </w:r>
-    </w:p>
-    <w:p>
-      <w:pPr>
-        <w:spacing w:before="0" w:after="40" w:line="259" w:lineRule="auto"/>
-        <w:jc w:val="both"/>
-      </w:pPr>
-      <w:r>
-        <w:rPr>
-          <w:rFonts w:ascii="Georgia" w:hAnsi="Georgia"/>
-          <w:b/>
-          <w:sz w:val="15"/>
-        </w:rPr>
-        <w:t>L'objectif :</w:t>
-      </w:r>
-      <w:r>
-        <w:rPr>
-          <w:rFonts w:ascii="Georgia" w:hAnsi="Georgia"/>
-          <w:sz w:val="15"/>
-        </w:rPr>
-      </w:r>
-    </w:p>
-    <w:p>
-      <w:pPr>
-        <w:spacing w:before="0" w:after="40" w:line="259" w:lineRule="auto"/>
-        <w:jc w:val="both"/>
-      </w:pPr>
-      <w:r>
-        <w:rPr>
-          <w:rFonts w:ascii="Georgia" w:hAnsi="Georgia"/>
-          <w:sz w:val="15"/>
-        </w:rPr>
-        <w:t>Résoudre les irritants opérationnels au plus près du lieu de leur apparition sans les laisser s'enkyster.</w:t>
-      </w:r>
-    </w:p>
-    <w:p>
-      <w:pPr>
-        <w:spacing w:before="0" w:after="40" w:line="259" w:lineRule="auto"/>
-        <w:jc w:val="both"/>
-      </w:pPr>
-      <w:r>
-        <w:rPr>
-          <w:rFonts w:ascii="Georgia" w:hAnsi="Georgia"/>
-          <w:b/>
-          <w:sz w:val="15"/>
-        </w:rPr>
-        <w:t>Les 3 étapes de traitement :</w:t>
-      </w:r>
-      <w:r>
-        <w:rPr>
-          <w:rFonts w:ascii="Georgia" w:hAnsi="Georgia"/>
-          <w:sz w:val="15"/>
-        </w:rPr>
-      </w:r>
-    </w:p>
-    <w:p>
-      <w:pPr>
-        <w:spacing w:before="0" w:after="40" w:line="259" w:lineRule="auto"/>
-        <w:jc w:val="both"/>
-      </w:pPr>
-      <w:r>
-        <w:rPr>
-          <w:rFonts w:ascii="Georgia" w:hAnsi="Georgia"/>
-          <w:sz w:val="15"/>
-        </w:rPr>
-        <w:t>1. L'alerte sans sanction : Tout collaborateur qui signale un dysfonctionnement</w:t>
-      </w:r>
-    </w:p>
-    <w:p>
-      <w:pPr>
-        <w:spacing w:before="0" w:after="40" w:line="259" w:lineRule="auto"/>
-        <w:jc w:val="both"/>
-      </w:pPr>
-      <w:r>
-        <w:rPr>
-          <w:rFonts w:ascii="Georgia" w:hAnsi="Georgia"/>
-          <w:sz w:val="15"/>
-        </w:rPr>
-        <w:t>matériel ou une incohérence de procédure est remercié pour sa vigilance.</w:t>
-      </w:r>
-    </w:p>
-    <w:p>
-      <w:pPr>
-        <w:spacing w:before="0" w:after="40" w:line="259" w:lineRule="auto"/>
-        <w:jc w:val="both"/>
-      </w:pPr>
-      <w:r>
-        <w:rPr>
-          <w:rFonts w:ascii="Georgia" w:hAnsi="Georgia"/>
-          <w:sz w:val="15"/>
-        </w:rPr>
-        <w:t>2. Le point de contact à 24 heures : Le manager de proximité examine l'alerte avec</w:t>
-      </w:r>
-    </w:p>
-    <w:p>
-      <w:pPr>
-        <w:spacing w:before="0" w:after="40" w:line="259" w:lineRule="auto"/>
-        <w:jc w:val="both"/>
-      </w:pPr>
-      <w:r>
-        <w:rPr>
-          <w:rFonts w:ascii="Georgia" w:hAnsi="Georgia"/>
-          <w:sz w:val="15"/>
-        </w:rPr>
-        <w:t>le salarié concerné dans la journée.</w:t>
-      </w:r>
-    </w:p>
-    <w:p>
-      <w:pPr>
-        <w:spacing w:before="0" w:after="40" w:line="259" w:lineRule="auto"/>
-        <w:jc w:val="both"/>
-      </w:pPr>
-      <w:r>
-        <w:rPr>
-          <w:rFonts w:ascii="Georgia" w:hAnsi="Georgia"/>
-          <w:sz w:val="15"/>
-        </w:rPr>
-        <w:t>3. La résolution ou l'escalade à 72 heures : Le problème est soit résolu localement,</w:t>
-      </w:r>
-    </w:p>
-    <w:p>
-      <w:pPr>
-        <w:spacing w:before="0" w:after="40" w:line="259" w:lineRule="auto"/>
-        <w:jc w:val="both"/>
-      </w:pPr>
-      <w:r>
-        <w:rPr>
-          <w:rFonts w:ascii="Georgia" w:hAnsi="Georgia"/>
-          <w:sz w:val="15"/>
-        </w:rPr>
-        <w:t>soit transmis avec engagement de réponse du niveau supérieur sous 72 heures.</w:t>
-      </w:r>
-    </w:p>
-    <w:p>
-      <w:pPr>
-        <w:spacing w:before="0" w:after="40" w:line="259" w:lineRule="auto"/>
-        <w:jc w:val="both"/>
-      </w:pPr>
-      <w:r>
-        <w:rPr>
-          <w:rFonts w:ascii="Georgia" w:hAnsi="Georgia"/>
-          <w:b/>
-          <w:sz w:val="15"/>
-        </w:rPr>
-        <w:t xml:space="preserve">FICHE 8 : </w:t>
-      </w:r>
-      <w:r>
-        <w:rPr>
-          <w:rFonts w:ascii="Georgia" w:hAnsi="Georgia"/>
-          <w:sz w:val="15"/>
-        </w:rPr>
-        <w:t>LA MISE EN PLACE DU TUTORAT D'EXPERTISE INVERSÉ</w:t>
-      </w:r>
-    </w:p>
-    <w:p>
-      <w:pPr>
-        <w:spacing w:before="0" w:after="40" w:line="259" w:lineRule="auto"/>
-        <w:jc w:val="both"/>
-      </w:pPr>
-      <w:r>
-        <w:rPr>
-          <w:rFonts w:ascii="Georgia" w:hAnsi="Georgia"/>
-          <w:b/>
-          <w:sz w:val="15"/>
-        </w:rPr>
-        <w:t>L'objectif :</w:t>
-      </w:r>
-      <w:r>
-        <w:rPr>
-          <w:rFonts w:ascii="Georgia" w:hAnsi="Georgia"/>
-          <w:sz w:val="15"/>
-        </w:rPr>
-      </w:r>
-    </w:p>
-    <w:p>
-      <w:pPr>
-        <w:spacing w:before="0" w:after="40" w:line="259" w:lineRule="auto"/>
-        <w:jc w:val="both"/>
-      </w:pPr>
-      <w:r>
-        <w:rPr>
-          <w:rFonts w:ascii="Georgia" w:hAnsi="Georgia"/>
-          <w:sz w:val="15"/>
-        </w:rPr>
-        <w:t>Organiser la transmission croisée des savoirs entre seniors expérimentés et jeunes recrues.</w:t>
-      </w:r>
-    </w:p>
-    <w:p>
-      <w:pPr>
-        <w:spacing w:before="0" w:after="40" w:line="259" w:lineRule="auto"/>
-        <w:jc w:val="both"/>
-      </w:pPr>
-      <w:r>
-        <w:rPr>
-          <w:rFonts w:ascii="Georgia" w:hAnsi="Georgia"/>
-          <w:b/>
-          <w:sz w:val="15"/>
-        </w:rPr>
-        <w:t>Les modalités :</w:t>
-      </w:r>
-      <w:r>
-        <w:rPr>
-          <w:rFonts w:ascii="Georgia" w:hAnsi="Georgia"/>
-          <w:sz w:val="15"/>
-        </w:rPr>
-      </w:r>
-    </w:p>
-    <w:p>
-      <w:pPr>
-        <w:spacing w:before="0" w:after="40" w:line="259" w:lineRule="auto"/>
-        <w:jc w:val="both"/>
-      </w:pPr>
-      <w:r>
-        <w:rPr>
-          <w:rFonts w:ascii="Georgia" w:hAnsi="Georgia"/>
-          <w:sz w:val="15"/>
-        </w:rPr>
-        <w:t>1. Le binôme métier : Associer un professionnel senior et un jeune embauché sur</w:t>
-      </w:r>
-    </w:p>
-    <w:p>
-      <w:pPr>
-        <w:spacing w:before="0" w:after="40" w:line="259" w:lineRule="auto"/>
-        <w:jc w:val="both"/>
-      </w:pPr>
-      <w:r>
-        <w:rPr>
-          <w:rFonts w:ascii="Georgia" w:hAnsi="Georgia"/>
-          <w:sz w:val="15"/>
-        </w:rPr>
-        <w:t>des projets concrets.</w:t>
-      </w:r>
-    </w:p>
-    <w:p>
-      <w:pPr>
-        <w:spacing w:before="0" w:after="40" w:line="259" w:lineRule="auto"/>
-        <w:jc w:val="both"/>
-      </w:pPr>
-      <w:r>
-        <w:rPr>
-          <w:rFonts w:ascii="Georgia" w:hAnsi="Georgia"/>
-          <w:sz w:val="15"/>
-        </w:rPr>
-        <w:t>2. La valorisation du temps passé : Décharger formellement le tuteur de 20 % de</w:t>
-      </w:r>
-    </w:p>
-    <w:p>
-      <w:pPr>
-        <w:spacing w:before="0" w:after="40" w:line="259" w:lineRule="auto"/>
-        <w:jc w:val="both"/>
-      </w:pPr>
-      <w:r>
-        <w:rPr>
-          <w:rFonts w:ascii="Georgia" w:hAnsi="Georgia"/>
-          <w:sz w:val="15"/>
-        </w:rPr>
-        <w:t>ses tâches administratives pour lui donner le temps de former son binôme.</w:t>
-      </w:r>
-    </w:p>
-    <w:p>
-      <w:pPr>
-        <w:spacing w:before="0" w:after="40" w:line="259" w:lineRule="auto"/>
-        <w:jc w:val="both"/>
-      </w:pPr>
-      <w:r>
-        <w:rPr>
-          <w:rFonts w:ascii="Georgia" w:hAnsi="Georgia"/>
-          <w:sz w:val="15"/>
-        </w:rPr>
-        <w:t>3. La reconnaissance financière : Attribuer une prime d'accompagnement de</w:t>
-      </w:r>
-    </w:p>
-    <w:p>
-      <w:pPr>
-        <w:spacing w:before="0" w:after="40" w:line="259" w:lineRule="auto"/>
-        <w:jc w:val="both"/>
-      </w:pPr>
-      <w:r>
-        <w:rPr>
-          <w:rFonts w:ascii="Georgia" w:hAnsi="Georgia"/>
-          <w:sz w:val="15"/>
-        </w:rPr>
-        <w:t>transmission aux tuteurs référents.</w:t>
-      </w:r>
-    </w:p>
-    <w:p>
-      <w:r>
-        <w:br w:type="page"/>
-      </w:r>
-    </w:p>
-    <w:p>
-      <w:pPr>
-        <w:spacing w:before="0" w:after="40" w:line="259" w:lineRule="auto"/>
-        <w:jc w:val="both"/>
-      </w:pPr>
-      <w:r>
-        <w:rPr>
-          <w:rFonts w:ascii="Georgia" w:hAnsi="Georgia"/>
-          <w:b/>
-          <w:sz w:val="15"/>
-        </w:rPr>
-        <w:t xml:space="preserve">FICHE 9 : </w:t>
-      </w:r>
-      <w:r>
-        <w:rPr>
-          <w:rFonts w:ascii="Georgia" w:hAnsi="Georgia"/>
-          <w:sz w:val="15"/>
-        </w:rPr>
-        <w:t>LA GESTION TRANSPARENTE DES ARBITRAGES BUDGÉTAIRES</w:t>
-      </w:r>
-    </w:p>
-    <w:p>
-      <w:pPr>
-        <w:spacing w:before="0" w:after="40" w:line="259" w:lineRule="auto"/>
-        <w:jc w:val="both"/>
-      </w:pPr>
-      <w:r>
-        <w:rPr>
-          <w:rFonts w:ascii="Georgia" w:hAnsi="Georgia"/>
-          <w:b/>
-          <w:sz w:val="15"/>
-        </w:rPr>
-        <w:t>L'objectif :</w:t>
-      </w:r>
-      <w:r>
-        <w:rPr>
-          <w:rFonts w:ascii="Georgia" w:hAnsi="Georgia"/>
-          <w:sz w:val="15"/>
-        </w:rPr>
-      </w:r>
-    </w:p>
-    <w:p>
-      <w:pPr>
-        <w:spacing w:before="0" w:after="40" w:line="259" w:lineRule="auto"/>
-        <w:jc w:val="both"/>
-      </w:pPr>
-      <w:r>
-        <w:rPr>
-          <w:rFonts w:ascii="Georgia" w:hAnsi="Georgia"/>
-          <w:sz w:val="15"/>
-        </w:rPr>
-        <w:t>Démystifier les contraintes financières et responsabiliser l'ensemble des acteurs sur les équilibres économiques.</w:t>
-      </w:r>
-    </w:p>
-    <w:p>
-      <w:pPr>
-        <w:spacing w:before="0" w:after="40" w:line="259" w:lineRule="auto"/>
-        <w:jc w:val="both"/>
-      </w:pPr>
-      <w:r>
-        <w:rPr>
-          <w:rFonts w:ascii="Georgia" w:hAnsi="Georgia"/>
-          <w:b/>
-          <w:sz w:val="15"/>
-        </w:rPr>
-        <w:t>Le protocole :</w:t>
-      </w:r>
-      <w:r>
-        <w:rPr>
-          <w:rFonts w:ascii="Georgia" w:hAnsi="Georgia"/>
-          <w:sz w:val="15"/>
-        </w:rPr>
-      </w:r>
-    </w:p>
-    <w:p>
-      <w:pPr>
-        <w:spacing w:before="0" w:after="40" w:line="259" w:lineRule="auto"/>
-        <w:jc w:val="both"/>
-      </w:pPr>
-      <w:r>
-        <w:rPr>
-          <w:rFonts w:ascii="Georgia" w:hAnsi="Georgia"/>
-          <w:sz w:val="15"/>
-        </w:rPr>
-        <w:t>1. La présentation des coûts complets : Partager avec les équipes la structure des</w:t>
-      </w:r>
-    </w:p>
-    <w:p>
-      <w:pPr>
-        <w:spacing w:before="0" w:after="40" w:line="259" w:lineRule="auto"/>
-        <w:jc w:val="both"/>
-      </w:pPr>
-      <w:r>
-        <w:rPr>
-          <w:rFonts w:ascii="Georgia" w:hAnsi="Georgia"/>
-          <w:sz w:val="15"/>
-        </w:rPr>
-        <w:t>coûts réels de leur service (matières premières, énergie, amortissements, frais généraux).</w:t>
-      </w:r>
-    </w:p>
-    <w:p>
-      <w:pPr>
-        <w:spacing w:before="0" w:after="40" w:line="259" w:lineRule="auto"/>
-        <w:jc w:val="both"/>
-      </w:pPr>
-      <w:r>
-        <w:rPr>
-          <w:rFonts w:ascii="Georgia" w:hAnsi="Georgia"/>
-          <w:sz w:val="15"/>
-        </w:rPr>
-        <w:t>2. L'arbitrage participatif des priorités : Soumettre les choix d'investissement de</w:t>
-      </w:r>
-    </w:p>
-    <w:p>
-      <w:pPr>
-        <w:spacing w:before="0" w:after="40" w:line="259" w:lineRule="auto"/>
-        <w:jc w:val="both"/>
-      </w:pPr>
-      <w:r>
-        <w:rPr>
-          <w:rFonts w:ascii="Georgia" w:hAnsi="Georgia"/>
-          <w:sz w:val="15"/>
-        </w:rPr>
-        <w:t>confort et d'outillage au vote consultatif du collectif.</w:t>
-      </w:r>
-    </w:p>
-    <w:p>
-      <w:pPr>
-        <w:spacing w:before="0" w:after="40" w:line="259" w:lineRule="auto"/>
-        <w:jc w:val="both"/>
-      </w:pPr>
-      <w:r>
-        <w:rPr>
-          <w:rFonts w:ascii="Georgia" w:hAnsi="Georgia"/>
-          <w:sz w:val="15"/>
-        </w:rPr>
-        <w:t>3. Le partage des gains de productivité : Allouer 20 % des économies réalisées sur</w:t>
-      </w:r>
-    </w:p>
-    <w:p>
-      <w:pPr>
-        <w:spacing w:before="0" w:after="40" w:line="259" w:lineRule="auto"/>
-        <w:jc w:val="both"/>
-      </w:pPr>
-      <w:r>
-        <w:rPr>
-          <w:rFonts w:ascii="Georgia" w:hAnsi="Georgia"/>
-          <w:sz w:val="15"/>
-        </w:rPr>
-        <w:t>les rebuts ou l'énergie au financement de projets choisis par l'équipe.</w:t>
-      </w:r>
-    </w:p>
-    <w:p>
-      <w:pPr>
-        <w:spacing w:before="0" w:after="40" w:line="259" w:lineRule="auto"/>
-        <w:jc w:val="both"/>
-      </w:pPr>
-      <w:r>
-        <w:rPr>
-          <w:rFonts w:ascii="Georgia" w:hAnsi="Georgia"/>
-          <w:b/>
-          <w:sz w:val="15"/>
-        </w:rPr>
-        <w:t xml:space="preserve">FICHE 10 : </w:t>
-      </w:r>
-      <w:r>
-        <w:rPr>
-          <w:rFonts w:ascii="Georgia" w:hAnsi="Georgia"/>
-          <w:sz w:val="15"/>
-        </w:rPr>
-        <w:t>LA CHARTE D'ENGAGEMENT MUTUEL DU TRAVAIL RÉEL</w:t>
+        <w:t>FICHE 10 : LA CHARTE D'ENGAGEMENT MUTUEL DU TRAVAIL RÉEL</w:t>
       </w:r>
     </w:p>
     <w:p>
